--- a/docs/02_Requerimientos.docx
+++ b/docs/02_Requerimientos.docx
@@ -4,6 +4,7 @@
   <w:body>
     <w:p>
       <w:pPr>
+        <w:keepNext/>
         <w:spacing w:before="320" w:after="120"/>
       </w:pPr>
       <w:r>
@@ -18,7 +19,8 @@
     </w:p>
     <w:p>
       <w:pPr>
-        <w:spacing w:before="240" w:after="80"/>
+        <w:keepNext/>
+        <w:spacing w:before="280" w:after="80"/>
       </w:pPr>
       <w:r>
         <w:rPr>
@@ -32,7 +34,8 @@
     </w:p>
     <w:p>
       <w:pPr>
-        <w:spacing w:before="160" w:after="40"/>
+        <w:keepNext/>
+        <w:spacing w:before="200" w:after="40"/>
       </w:pPr>
       <w:r>
         <w:rPr>
@@ -46,6 +49,7 @@
     </w:p>
     <w:p>
       <w:pPr>
+        <w:keepNext/>
         <w:spacing w:before="320" w:after="120"/>
       </w:pPr>
       <w:r>
@@ -60,7 +64,8 @@
     </w:p>
     <w:p>
       <w:pPr>
-        <w:spacing w:before="240" w:after="80"/>
+        <w:keepNext/>
+        <w:spacing w:before="280" w:after="80"/>
       </w:pPr>
       <w:r>
         <w:rPr>
@@ -74,7 +79,8 @@
     </w:p>
     <w:p>
       <w:pPr>
-        <w:spacing w:before="160" w:after="40"/>
+        <w:keepNext/>
+        <w:spacing w:before="200" w:after="40"/>
       </w:pPr>
       <w:r>
         <w:rPr>
@@ -88,7 +94,8 @@
     </w:p>
     <w:p>
       <w:pPr>
-        <w:spacing w:before="240" w:after="80"/>
+        <w:keepNext/>
+        <w:spacing w:before="280" w:after="80"/>
       </w:pPr>
       <w:r>
         <w:rPr>
@@ -102,7 +109,8 @@
     </w:p>
     <w:p>
       <w:pPr>
-        <w:spacing w:before="160" w:after="40"/>
+        <w:keepNext/>
+        <w:spacing w:before="200" w:after="40"/>
       </w:pPr>
       <w:r>
         <w:rPr>
@@ -116,15 +124,55 @@
     </w:p>
     <w:p>
       <w:pPr>
-        <w:spacing w:after="80"/>
+        <w:spacing w:before="40" w:after="80" w:line="276" w:lineRule="auto"/>
       </w:pPr>
       <w:r>
-        <w:t>El presente documento especifica de manera formal y estructurada los Requerimientos Funcionales (RF) y Requisitos No Funcionales (RNF) para el desarrollo del Sistema de Gestión de Pedidos e Inventario de LeoFit, siguiendo las directrices del estándar internacional IEEE Std 830-1998 y los lineamientos del Curso Integrador II: Software de la Universidad Tecnológica del Perú.</w:t>
+        <w:rPr>
+          <w:rFonts w:ascii="Calibri" w:hAnsi="Calibri"/>
+          <w:color w:val="1E293B"/>
+          <w:sz w:val="22"/>
+        </w:rPr>
+        <w:t xml:space="preserve">El presente documento especifica de manera formal y estructurada los Requerimientos Funcionales (RF) y Requisitos No Funcionales (RNF) para el desarrollo del </w:t>
+      </w:r>
+      <w:r>
+        <w:rPr>
+          <w:rFonts w:ascii="Calibri" w:hAnsi="Calibri"/>
+          <w:b/>
+          <w:color w:val="1E293B"/>
+          <w:sz w:val="22"/>
+        </w:rPr>
+        <w:t>Sistema de Gestión de Pedidos e Inventario de LeoFit</w:t>
+      </w:r>
+      <w:r>
+        <w:rPr>
+          <w:rFonts w:ascii="Calibri" w:hAnsi="Calibri"/>
+          <w:color w:val="1E293B"/>
+          <w:sz w:val="22"/>
+        </w:rPr>
+        <w:t xml:space="preserve">, siguiendo las directrices del estándar internacional </w:t>
+      </w:r>
+      <w:r>
+        <w:rPr>
+          <w:rFonts w:ascii="Calibri" w:hAnsi="Calibri"/>
+          <w:b/>
+          <w:color w:val="1E293B"/>
+          <w:sz w:val="22"/>
+        </w:rPr>
+        <w:t>IEEE Std 830-1998</w:t>
+      </w:r>
+      <w:r>
+        <w:rPr>
+          <w:rFonts w:ascii="Calibri" w:hAnsi="Calibri"/>
+          <w:color w:val="1E293B"/>
+          <w:sz w:val="22"/>
+        </w:rPr>
+        <w:t xml:space="preserve"> y los lineamientos del Curso Integrador II: Software de la Universidad Tecnológica del Perú.</w:t>
       </w:r>
     </w:p>
     <w:p>
       <w:pPr>
-        <w:spacing w:before="160" w:after="40"/>
+        <w:keepNext/>
+        <w:spacing w:before="200" w:after="40"/>
       </w:pPr>
       <w:r>
         <w:rPr>
@@ -138,15 +186,38 @@
     </w:p>
     <w:p>
       <w:pPr>
-        <w:spacing w:after="80"/>
+        <w:spacing w:before="40" w:after="80" w:line="276" w:lineRule="auto"/>
       </w:pPr>
       <w:r>
-        <w:t>El software es una Progressive Web App (PWA) que automatiza la captura, validación, registro, costeo y seguimiento de pedidos de indumentaria deportiva, proporcionando sincronización en tiempo real con el inventario y permitiendo la administración operativa desde cualquier dispositivo móvil o de escritorio.</w:t>
+        <w:rPr>
+          <w:rFonts w:ascii="Calibri" w:hAnsi="Calibri"/>
+          <w:color w:val="1E293B"/>
+          <w:sz w:val="22"/>
+        </w:rPr>
+        <w:t xml:space="preserve">El software es una </w:t>
+      </w:r>
+      <w:r>
+        <w:rPr>
+          <w:rFonts w:ascii="Calibri" w:hAnsi="Calibri"/>
+          <w:b/>
+          <w:color w:val="1E293B"/>
+          <w:sz w:val="22"/>
+        </w:rPr>
+        <w:t>Progressive Web App (PWA)</w:t>
+      </w:r>
+      <w:r>
+        <w:rPr>
+          <w:rFonts w:ascii="Calibri" w:hAnsi="Calibri"/>
+          <w:color w:val="1E293B"/>
+          <w:sz w:val="22"/>
+        </w:rPr>
+        <w:t xml:space="preserve"> que automatiza la captura, validación, registro, costeo y seguimiento de pedidos de indumentaria deportiva, proporcionando sincronización en tiempo real con el inventario y permitiendo la administración operativa desde cualquier dispositivo móvil o de escritorio.</w:t>
       </w:r>
     </w:p>
     <w:p>
       <w:pPr>
-        <w:spacing w:before="160" w:after="40"/>
+        <w:keepNext/>
+        <w:spacing w:before="200" w:after="40"/>
       </w:pPr>
       <w:r>
         <w:rPr>
@@ -161,33 +232,66 @@
     <w:p>
       <w:pPr>
         <w:pStyle w:val="ListBullet"/>
-        <w:spacing w:after="40"/>
+        <w:spacing w:before="20" w:after="40" w:line="276" w:lineRule="auto"/>
       </w:pPr>
       <w:r>
-        <w:t>Reducir el tiempo promedio de atención y toma de pedidos de 25 minutos a $\le 3$ minutos.</w:t>
+        <w:rPr>
+          <w:rFonts w:ascii="Calibri" w:hAnsi="Calibri"/>
+          <w:color w:val="1E293B"/>
+          <w:sz w:val="21"/>
+        </w:rPr>
+        <w:t xml:space="preserve">Reducir el tiempo promedio de atención y toma de pedidos de 25 minutos a </w:t>
+      </w:r>
+      <w:r>
+        <w:rPr>
+          <w:rFonts w:ascii="Calibri" w:hAnsi="Calibri"/>
+          <w:i/>
+          <w:color w:val="1E293B"/>
+          <w:sz w:val="21"/>
+        </w:rPr>
+        <w:t>≤ 3</w:t>
+      </w:r>
+      <w:r>
+        <w:rPr>
+          <w:rFonts w:ascii="Calibri" w:hAnsi="Calibri"/>
+          <w:color w:val="1E293B"/>
+          <w:sz w:val="21"/>
+        </w:rPr>
+        <w:t xml:space="preserve"> minutos.</w:t>
       </w:r>
     </w:p>
     <w:p>
       <w:pPr>
         <w:pStyle w:val="ListBullet"/>
-        <w:spacing w:after="40"/>
+        <w:spacing w:before="20" w:after="40" w:line="276" w:lineRule="auto"/>
       </w:pPr>
       <w:r>
+        <w:rPr>
+          <w:rFonts w:ascii="Calibri" w:hAnsi="Calibri"/>
+          <w:color w:val="1E293B"/>
+          <w:sz w:val="21"/>
+        </w:rPr>
         <w:t>Eliminar en un 100% las pérdidas de pedidos y sobreventas originadas por anotaciones manuscritas.</w:t>
       </w:r>
     </w:p>
     <w:p>
       <w:pPr>
         <w:pStyle w:val="ListBullet"/>
-        <w:spacing w:after="40"/>
+        <w:spacing w:before="20" w:after="40" w:line="276" w:lineRule="auto"/>
       </w:pPr>
       <w:r>
+        <w:rPr>
+          <w:rFonts w:ascii="Calibri" w:hAnsi="Calibri"/>
+          <w:color w:val="1E293B"/>
+          <w:sz w:val="21"/>
+        </w:rPr>
         <w:t>Proporcionar trazabilidad total del ciclo de vida de la orden a través de 5 estados operativos normalizados.</w:t>
       </w:r>
     </w:p>
     <w:p>
       <w:pPr>
-        <w:spacing w:before="240" w:after="80"/>
+        <w:keepNext/>
+        <w:spacing w:before="280" w:after="80"/>
       </w:pPr>
       <w:r>
         <w:rPr>
@@ -201,7 +305,8 @@
     </w:p>
     <w:p>
       <w:pPr>
-        <w:spacing w:before="160" w:after="40"/>
+        <w:keepNext/>
+        <w:spacing w:before="200" w:after="40"/>
       </w:pPr>
       <w:r>
         <w:rPr>
@@ -215,15 +320,21 @@
     </w:p>
     <w:p>
       <w:pPr>
-        <w:spacing w:after="80"/>
+        <w:spacing w:before="40" w:after="80" w:line="276" w:lineRule="auto"/>
       </w:pPr>
       <w:r>
+        <w:rPr>
+          <w:rFonts w:ascii="Calibri" w:hAnsi="Calibri"/>
+          <w:color w:val="1E293B"/>
+          <w:sz w:val="22"/>
+        </w:rPr>
         <w:t>El sistema opera de forma autónoma e independiente, interactuando con clientes y administradores mediante una arquitectura web modular basada en componentes y desacoplada en capas (Presentación, Estado, Lógica de Negocio y Persistencia).</w:t>
       </w:r>
     </w:p>
     <w:p>
       <w:pPr>
-        <w:spacing w:before="160" w:after="40"/>
+        <w:keepNext/>
+        <w:spacing w:before="200" w:after="40"/>
       </w:pPr>
       <w:r>
         <w:rPr>
@@ -238,24 +349,53 @@
     <w:p>
       <w:pPr>
         <w:pStyle w:val="ListBullet"/>
-        <w:spacing w:after="40"/>
+        <w:spacing w:before="20" w:after="40" w:line="276" w:lineRule="auto"/>
       </w:pPr>
       <w:r>
-        <w:t>Cliente Deportivo: Usuario final sin formación técnica especializada que navega por el catálogo, selecciona artículos y formaliza órdenes de compra.</w:t>
+        <w:rPr>
+          <w:rFonts w:ascii="Calibri" w:hAnsi="Calibri"/>
+          <w:b/>
+          <w:color w:val="1E293B"/>
+          <w:sz w:val="21"/>
+        </w:rPr>
+        <w:t>Cliente Deportivo:</w:t>
+      </w:r>
+      <w:r>
+        <w:rPr>
+          <w:rFonts w:ascii="Calibri" w:hAnsi="Calibri"/>
+          <w:color w:val="1E293B"/>
+          <w:sz w:val="21"/>
+        </w:rPr>
+        <w:t xml:space="preserve"> Usuario final sin formación técnica especializada que navega por el catálogo, selecciona artículos y formaliza órdenes de compra.</w:t>
       </w:r>
     </w:p>
     <w:p>
       <w:pPr>
         <w:pStyle w:val="ListBullet"/>
-        <w:spacing w:after="40"/>
+        <w:spacing w:before="20" w:after="40" w:line="276" w:lineRule="auto"/>
       </w:pPr>
       <w:r>
-        <w:t>Administrador del Sistema (Víctor Raúl Cárdenas): Responsable de la gestión de existencias, actualización de precios, cambio de estados de pedidos y visualización de métricas en el panel.</w:t>
+        <w:rPr>
+          <w:rFonts w:ascii="Calibri" w:hAnsi="Calibri"/>
+          <w:b/>
+          <w:color w:val="1E293B"/>
+          <w:sz w:val="21"/>
+        </w:rPr>
+        <w:t>Administrador del Sistema (Víctor Raúl Cárdenas):</w:t>
+      </w:r>
+      <w:r>
+        <w:rPr>
+          <w:rFonts w:ascii="Calibri" w:hAnsi="Calibri"/>
+          <w:color w:val="1E293B"/>
+          <w:sz w:val="21"/>
+        </w:rPr>
+        <w:t xml:space="preserve"> Responsable de la gestión de existencias, actualización de precios, cambio de estados de pedidos y visualización de métricas en el panel.</w:t>
       </w:r>
     </w:p>
     <w:p>
       <w:pPr>
-        <w:spacing w:before="160" w:after="40"/>
+        <w:keepNext/>
+        <w:spacing w:before="200" w:after="40"/>
       </w:pPr>
       <w:r>
         <w:rPr>
@@ -270,42 +410,114 @@
     <w:p>
       <w:pPr>
         <w:pStyle w:val="ListBullet"/>
-        <w:spacing w:after="40"/>
+        <w:spacing w:before="20" w:after="40" w:line="276" w:lineRule="auto"/>
       </w:pPr>
       <w:r>
+        <w:rPr>
+          <w:rFonts w:ascii="Calibri" w:hAnsi="Calibri"/>
+          <w:color w:val="1E293B"/>
+          <w:sz w:val="21"/>
+        </w:rPr>
         <w:t>Uso obligatorio de estándares web modernos (HTML5, CSS3, ECMAScript 2022+).</w:t>
       </w:r>
     </w:p>
     <w:p>
       <w:pPr>
         <w:pStyle w:val="ListBullet"/>
-        <w:spacing w:after="40"/>
+        <w:spacing w:before="20" w:after="40" w:line="276" w:lineRule="auto"/>
       </w:pPr>
       <w:r>
+        <w:rPr>
+          <w:rFonts w:ascii="Calibri" w:hAnsi="Calibri"/>
+          <w:color w:val="1E293B"/>
+          <w:sz w:val="21"/>
+        </w:rPr>
         <w:t>Tipado estricto mediante TypeScript 5+.</w:t>
       </w:r>
     </w:p>
     <w:p>
       <w:pPr>
         <w:pStyle w:val="ListBullet"/>
-        <w:spacing w:after="40"/>
+        <w:spacing w:before="20" w:after="40" w:line="276" w:lineRule="auto"/>
       </w:pPr>
       <w:r>
-        <w:t>Rendimiento optimizado bajo métricas Core Web Vitals (FCP $&lt; 0.5$ s, LCP $&lt; 1.2$ s, bundle JS $&lt; 80$ kB gzipped).</w:t>
+        <w:rPr>
+          <w:rFonts w:ascii="Calibri" w:hAnsi="Calibri"/>
+          <w:color w:val="1E293B"/>
+          <w:sz w:val="21"/>
+        </w:rPr>
+        <w:t xml:space="preserve">Rendimiento optimizado bajo métricas Core Web Vitals (FCP </w:t>
+      </w:r>
+      <w:r>
+        <w:rPr>
+          <w:rFonts w:ascii="Calibri" w:hAnsi="Calibri"/>
+          <w:i/>
+          <w:color w:val="1E293B"/>
+          <w:sz w:val="21"/>
+        </w:rPr>
+        <w:t>&lt; 0.5</w:t>
+      </w:r>
+      <w:r>
+        <w:rPr>
+          <w:rFonts w:ascii="Calibri" w:hAnsi="Calibri"/>
+          <w:color w:val="1E293B"/>
+          <w:sz w:val="21"/>
+        </w:rPr>
+        <w:t xml:space="preserve"> s, LCP </w:t>
+      </w:r>
+      <w:r>
+        <w:rPr>
+          <w:rFonts w:ascii="Calibri" w:hAnsi="Calibri"/>
+          <w:i/>
+          <w:color w:val="1E293B"/>
+          <w:sz w:val="21"/>
+        </w:rPr>
+        <w:t>&lt; 1.2</w:t>
+      </w:r>
+      <w:r>
+        <w:rPr>
+          <w:rFonts w:ascii="Calibri" w:hAnsi="Calibri"/>
+          <w:color w:val="1E293B"/>
+          <w:sz w:val="21"/>
+        </w:rPr>
+        <w:t xml:space="preserve"> s, bundle JS </w:t>
+      </w:r>
+      <w:r>
+        <w:rPr>
+          <w:rFonts w:ascii="Calibri" w:hAnsi="Calibri"/>
+          <w:i/>
+          <w:color w:val="1E293B"/>
+          <w:sz w:val="21"/>
+        </w:rPr>
+        <w:t>&lt; 80</w:t>
+      </w:r>
+      <w:r>
+        <w:rPr>
+          <w:rFonts w:ascii="Calibri" w:hAnsi="Calibri"/>
+          <w:color w:val="1E293B"/>
+          <w:sz w:val="21"/>
+        </w:rPr>
+        <w:t xml:space="preserve"> kB gzipped).</w:t>
       </w:r>
     </w:p>
     <w:p>
       <w:pPr>
         <w:pStyle w:val="ListBullet"/>
-        <w:spacing w:after="40"/>
+        <w:spacing w:before="20" w:after="40" w:line="276" w:lineRule="auto"/>
       </w:pPr>
       <w:r>
+        <w:rPr>
+          <w:rFonts w:ascii="Calibri" w:hAnsi="Calibri"/>
+          <w:color w:val="1E293B"/>
+          <w:sz w:val="21"/>
+        </w:rPr>
         <w:t>Compatibilidad multi-navegador en Google Chrome, Microsoft Edge, Mozilla Firefox y Safari Mobile.</w:t>
       </w:r>
     </w:p>
     <w:p>
       <w:pPr>
-        <w:spacing w:before="240" w:after="80"/>
+        <w:keepNext/>
+        <w:spacing w:before="280" w:after="80"/>
       </w:pPr>
       <w:r>
         <w:rPr>
@@ -334,16 +546,31 @@
         <w:gridCol w:w="1170"/>
       </w:tblGrid>
       <w:tr>
+        <w:trPr>
+          <w:trHeight w:val="280"/>
+        </w:trPr>
         <w:tc>
           <w:tcPr>
             <w:tcW w:type="dxa" w:w="1170"/>
+            <w:vAlign w:val="center"/>
+            <w:tcMar>
+              <w:top w:w="120" w:type="dxa"/>
+              <w:bottom w:w="120" w:type="dxa"/>
+              <w:left w:w="150" w:type="dxa"/>
+              <w:right w:w="150" w:type="dxa"/>
+            </w:tcMar>
             <w:shd w:fill="0F172A"/>
           </w:tcPr>
           <w:p>
+            <w:pPr>
+              <w:spacing w:before="0" w:after="0" w:line="276" w:lineRule="auto"/>
+            </w:pPr>
             <w:r>
               <w:rPr>
+                <w:rFonts w:ascii="Calibri" w:hAnsi="Calibri"/>
                 <w:b/>
                 <w:color w:val="FFFFFF"/>
+                <w:sz w:val="20"/>
               </w:rPr>
               <w:t>ID</w:t>
             </w:r>
@@ -352,13 +579,25 @@
         <w:tc>
           <w:tcPr>
             <w:tcW w:type="dxa" w:w="1170"/>
+            <w:vAlign w:val="center"/>
+            <w:tcMar>
+              <w:top w:w="120" w:type="dxa"/>
+              <w:bottom w:w="120" w:type="dxa"/>
+              <w:left w:w="150" w:type="dxa"/>
+              <w:right w:w="150" w:type="dxa"/>
+            </w:tcMar>
             <w:shd w:fill="0F172A"/>
           </w:tcPr>
           <w:p>
+            <w:pPr>
+              <w:spacing w:before="0" w:after="0" w:line="276" w:lineRule="auto"/>
+            </w:pPr>
             <w:r>
               <w:rPr>
+                <w:rFonts w:ascii="Calibri" w:hAnsi="Calibri"/>
                 <w:b/>
                 <w:color w:val="FFFFFF"/>
+                <w:sz w:val="20"/>
               </w:rPr>
               <w:t>Nombre del Requisito</w:t>
             </w:r>
@@ -367,13 +606,25 @@
         <w:tc>
           <w:tcPr>
             <w:tcW w:type="dxa" w:w="1170"/>
+            <w:vAlign w:val="center"/>
+            <w:tcMar>
+              <w:top w:w="120" w:type="dxa"/>
+              <w:bottom w:w="120" w:type="dxa"/>
+              <w:left w:w="150" w:type="dxa"/>
+              <w:right w:w="150" w:type="dxa"/>
+            </w:tcMar>
             <w:shd w:fill="0F172A"/>
           </w:tcPr>
           <w:p>
+            <w:pPr>
+              <w:spacing w:before="0" w:after="0" w:line="276" w:lineRule="auto"/>
+            </w:pPr>
             <w:r>
               <w:rPr>
+                <w:rFonts w:ascii="Calibri" w:hAnsi="Calibri"/>
                 <w:b/>
                 <w:color w:val="FFFFFF"/>
+                <w:sz w:val="20"/>
               </w:rPr>
               <w:t>Actor Principal</w:t>
             </w:r>
@@ -382,13 +633,25 @@
         <w:tc>
           <w:tcPr>
             <w:tcW w:type="dxa" w:w="1170"/>
+            <w:vAlign w:val="center"/>
+            <w:tcMar>
+              <w:top w:w="120" w:type="dxa"/>
+              <w:bottom w:w="120" w:type="dxa"/>
+              <w:left w:w="150" w:type="dxa"/>
+              <w:right w:w="150" w:type="dxa"/>
+            </w:tcMar>
             <w:shd w:fill="0F172A"/>
           </w:tcPr>
           <w:p>
+            <w:pPr>
+              <w:spacing w:before="0" w:after="0" w:line="276" w:lineRule="auto"/>
+            </w:pPr>
             <w:r>
               <w:rPr>
+                <w:rFonts w:ascii="Calibri" w:hAnsi="Calibri"/>
                 <w:b/>
                 <w:color w:val="FFFFFF"/>
+                <w:sz w:val="20"/>
               </w:rPr>
               <w:t>Descripción Funcional</w:t>
             </w:r>
@@ -397,13 +660,25 @@
         <w:tc>
           <w:tcPr>
             <w:tcW w:type="dxa" w:w="1170"/>
+            <w:vAlign w:val="center"/>
+            <w:tcMar>
+              <w:top w:w="120" w:type="dxa"/>
+              <w:bottom w:w="120" w:type="dxa"/>
+              <w:left w:w="150" w:type="dxa"/>
+              <w:right w:w="150" w:type="dxa"/>
+            </w:tcMar>
             <w:shd w:fill="0F172A"/>
           </w:tcPr>
           <w:p>
+            <w:pPr>
+              <w:spacing w:before="0" w:after="0" w:line="276" w:lineRule="auto"/>
+            </w:pPr>
             <w:r>
               <w:rPr>
+                <w:rFonts w:ascii="Calibri" w:hAnsi="Calibri"/>
                 <w:b/>
                 <w:color w:val="FFFFFF"/>
+                <w:sz w:val="20"/>
               </w:rPr>
               <w:t>Prioridad</w:t>
             </w:r>
@@ -412,13 +687,25 @@
         <w:tc>
           <w:tcPr>
             <w:tcW w:type="dxa" w:w="1170"/>
+            <w:vAlign w:val="center"/>
+            <w:tcMar>
+              <w:top w:w="120" w:type="dxa"/>
+              <w:bottom w:w="120" w:type="dxa"/>
+              <w:left w:w="150" w:type="dxa"/>
+              <w:right w:w="150" w:type="dxa"/>
+            </w:tcMar>
             <w:shd w:fill="0F172A"/>
           </w:tcPr>
           <w:p>
+            <w:pPr>
+              <w:spacing w:before="0" w:after="0" w:line="276" w:lineRule="auto"/>
+            </w:pPr>
             <w:r>
               <w:rPr>
+                <w:rFonts w:ascii="Calibri" w:hAnsi="Calibri"/>
                 <w:b/>
                 <w:color w:val="FFFFFF"/>
+                <w:sz w:val="20"/>
               </w:rPr>
               <w:t>Criterios de Aceptación</w:t>
             </w:r>
@@ -427,13 +714,25 @@
         <w:tc>
           <w:tcPr>
             <w:tcW w:type="dxa" w:w="1170"/>
+            <w:vAlign w:val="center"/>
+            <w:tcMar>
+              <w:top w:w="120" w:type="dxa"/>
+              <w:bottom w:w="120" w:type="dxa"/>
+              <w:left w:w="150" w:type="dxa"/>
+              <w:right w:w="150" w:type="dxa"/>
+            </w:tcMar>
             <w:shd w:fill="0F172A"/>
           </w:tcPr>
           <w:p>
+            <w:pPr>
+              <w:spacing w:before="0" w:after="0" w:line="276" w:lineRule="auto"/>
+            </w:pPr>
             <w:r>
               <w:rPr>
+                <w:rFonts w:ascii="Calibri" w:hAnsi="Calibri"/>
                 <w:b/>
                 <w:color w:val="FFFFFF"/>
+                <w:sz w:val="20"/>
               </w:rPr>
               <w:t>Módulo</w:t>
             </w:r>
@@ -442,13 +741,25 @@
         <w:tc>
           <w:tcPr>
             <w:tcW w:type="dxa" w:w="1170"/>
+            <w:vAlign w:val="center"/>
+            <w:tcMar>
+              <w:top w:w="120" w:type="dxa"/>
+              <w:bottom w:w="120" w:type="dxa"/>
+              <w:left w:w="150" w:type="dxa"/>
+              <w:right w:w="150" w:type="dxa"/>
+            </w:tcMar>
             <w:shd w:fill="0F172A"/>
           </w:tcPr>
           <w:p>
+            <w:pPr>
+              <w:spacing w:before="0" w:after="0" w:line="276" w:lineRule="auto"/>
+            </w:pPr>
             <w:r>
               <w:rPr>
+                <w:rFonts w:ascii="Calibri" w:hAnsi="Calibri"/>
                 <w:b/>
                 <w:color w:val="FFFFFF"/>
+                <w:sz w:val="20"/>
               </w:rPr>
               <w:t>Estado</w:t>
             </w:r>
@@ -456,24 +767,58 @@
         </w:tc>
       </w:tr>
       <w:tr>
+        <w:trPr>
+          <w:trHeight w:val="280"/>
+        </w:trPr>
         <w:tc>
           <w:tcPr>
             <w:tcW w:type="dxa" w:w="1170"/>
+            <w:vAlign w:val="center"/>
+            <w:tcMar>
+              <w:top w:w="120" w:type="dxa"/>
+              <w:bottom w:w="120" w:type="dxa"/>
+              <w:left w:w="150" w:type="dxa"/>
+              <w:right w:w="150" w:type="dxa"/>
+            </w:tcMar>
             <w:shd w:fill="F8FAFC"/>
           </w:tcPr>
           <w:p>
+            <w:pPr>
+              <w:spacing w:before="0" w:after="0" w:line="276" w:lineRule="auto"/>
+            </w:pPr>
             <w:r>
-              <w:t>**RF-001**</w:t>
+              <w:rPr>
+                <w:rFonts w:ascii="Calibri" w:hAnsi="Calibri"/>
+                <w:b/>
+                <w:color w:val="1E293B"/>
+                <w:sz w:val="19"/>
+              </w:rPr>
+              <w:t>RF-001</w:t>
             </w:r>
           </w:p>
         </w:tc>
         <w:tc>
           <w:tcPr>
             <w:tcW w:type="dxa" w:w="1170"/>
+            <w:vAlign w:val="center"/>
+            <w:tcMar>
+              <w:top w:w="120" w:type="dxa"/>
+              <w:bottom w:w="120" w:type="dxa"/>
+              <w:left w:w="150" w:type="dxa"/>
+              <w:right w:w="150" w:type="dxa"/>
+            </w:tcMar>
             <w:shd w:fill="F8FAFC"/>
           </w:tcPr>
           <w:p>
+            <w:pPr>
+              <w:spacing w:before="0" w:after="0" w:line="276" w:lineRule="auto"/>
+            </w:pPr>
             <w:r>
+              <w:rPr>
+                <w:rFonts w:ascii="Calibri" w:hAnsi="Calibri"/>
+                <w:color w:val="1E293B"/>
+                <w:sz w:val="19"/>
+              </w:rPr>
               <w:t>Catálogo Interactivo</w:t>
             </w:r>
           </w:p>
@@ -481,10 +826,25 @@
         <w:tc>
           <w:tcPr>
             <w:tcW w:type="dxa" w:w="1170"/>
+            <w:vAlign w:val="center"/>
+            <w:tcMar>
+              <w:top w:w="120" w:type="dxa"/>
+              <w:bottom w:w="120" w:type="dxa"/>
+              <w:left w:w="150" w:type="dxa"/>
+              <w:right w:w="150" w:type="dxa"/>
+            </w:tcMar>
             <w:shd w:fill="F8FAFC"/>
           </w:tcPr>
           <w:p>
+            <w:pPr>
+              <w:spacing w:before="0" w:after="0" w:line="276" w:lineRule="auto"/>
+            </w:pPr>
             <w:r>
+              <w:rPr>
+                <w:rFonts w:ascii="Calibri" w:hAnsi="Calibri"/>
+                <w:color w:val="1E293B"/>
+                <w:sz w:val="19"/>
+              </w:rPr>
               <w:t>Cliente / Admin</w:t>
             </w:r>
           </w:p>
@@ -492,10 +852,25 @@
         <w:tc>
           <w:tcPr>
             <w:tcW w:type="dxa" w:w="1170"/>
+            <w:vAlign w:val="center"/>
+            <w:tcMar>
+              <w:top w:w="120" w:type="dxa"/>
+              <w:bottom w:w="120" w:type="dxa"/>
+              <w:left w:w="150" w:type="dxa"/>
+              <w:right w:w="150" w:type="dxa"/>
+            </w:tcMar>
             <w:shd w:fill="F8FAFC"/>
           </w:tcPr>
           <w:p>
+            <w:pPr>
+              <w:spacing w:before="0" w:after="0" w:line="276" w:lineRule="auto"/>
+            </w:pPr>
             <w:r>
+              <w:rPr>
+                <w:rFonts w:ascii="Calibri" w:hAnsi="Calibri"/>
+                <w:color w:val="1E293B"/>
+                <w:sz w:val="19"/>
+              </w:rPr>
               <w:t>El sistema debe mostrar el catálogo de prendas deportivas con fotografía HD, nombre, precio, tallas disponibles y stock en existencias.</w:t>
             </w:r>
           </w:p>
@@ -503,10 +878,25 @@
         <w:tc>
           <w:tcPr>
             <w:tcW w:type="dxa" w:w="1170"/>
+            <w:vAlign w:val="center"/>
+            <w:tcMar>
+              <w:top w:w="120" w:type="dxa"/>
+              <w:bottom w:w="120" w:type="dxa"/>
+              <w:left w:w="150" w:type="dxa"/>
+              <w:right w:w="150" w:type="dxa"/>
+            </w:tcMar>
             <w:shd w:fill="F8FAFC"/>
           </w:tcPr>
           <w:p>
+            <w:pPr>
+              <w:spacing w:before="0" w:after="0" w:line="276" w:lineRule="auto"/>
+            </w:pPr>
             <w:r>
+              <w:rPr>
+                <w:rFonts w:ascii="Calibri" w:hAnsi="Calibri"/>
+                <w:color w:val="1E293B"/>
+                <w:sz w:val="19"/>
+              </w:rPr>
               <w:t>Alta</w:t>
             </w:r>
           </w:p>
@@ -514,10 +904,25 @@
         <w:tc>
           <w:tcPr>
             <w:tcW w:type="dxa" w:w="1170"/>
+            <w:vAlign w:val="center"/>
+            <w:tcMar>
+              <w:top w:w="120" w:type="dxa"/>
+              <w:bottom w:w="120" w:type="dxa"/>
+              <w:left w:w="150" w:type="dxa"/>
+              <w:right w:w="150" w:type="dxa"/>
+            </w:tcMar>
             <w:shd w:fill="F8FAFC"/>
           </w:tcPr>
           <w:p>
+            <w:pPr>
+              <w:spacing w:before="0" w:after="0" w:line="276" w:lineRule="auto"/>
+            </w:pPr>
             <w:r>
+              <w:rPr>
+                <w:rFonts w:ascii="Calibri" w:hAnsi="Calibri"/>
+                <w:color w:val="1E293B"/>
+                <w:sz w:val="19"/>
+              </w:rPr>
               <w:t>Carga reactiva de productos con formato de moneda nacional (S/) y badges de disponibilidad.</w:t>
             </w:r>
           </w:p>
@@ -525,10 +930,25 @@
         <w:tc>
           <w:tcPr>
             <w:tcW w:type="dxa" w:w="1170"/>
+            <w:vAlign w:val="center"/>
+            <w:tcMar>
+              <w:top w:w="120" w:type="dxa"/>
+              <w:bottom w:w="120" w:type="dxa"/>
+              <w:left w:w="150" w:type="dxa"/>
+              <w:right w:w="150" w:type="dxa"/>
+            </w:tcMar>
             <w:shd w:fill="F8FAFC"/>
           </w:tcPr>
           <w:p>
+            <w:pPr>
+              <w:spacing w:before="0" w:after="0" w:line="276" w:lineRule="auto"/>
+            </w:pPr>
             <w:r>
+              <w:rPr>
+                <w:rFonts w:ascii="Calibri" w:hAnsi="Calibri"/>
+                <w:color w:val="1E293B"/>
+                <w:sz w:val="19"/>
+              </w:rPr>
               <w:t>Catálogo</w:t>
             </w:r>
           </w:p>
@@ -536,32 +956,81 @@
         <w:tc>
           <w:tcPr>
             <w:tcW w:type="dxa" w:w="1170"/>
+            <w:vAlign w:val="center"/>
+            <w:tcMar>
+              <w:top w:w="120" w:type="dxa"/>
+              <w:bottom w:w="120" w:type="dxa"/>
+              <w:left w:w="150" w:type="dxa"/>
+              <w:right w:w="150" w:type="dxa"/>
+            </w:tcMar>
             <w:shd w:fill="F8FAFC"/>
           </w:tcPr>
           <w:p>
+            <w:pPr>
+              <w:spacing w:before="0" w:after="0" w:line="276" w:lineRule="auto"/>
+            </w:pPr>
             <w:r>
+              <w:rPr>
+                <w:rFonts w:ascii="Calibri" w:hAnsi="Calibri"/>
+                <w:color w:val="1E293B"/>
+                <w:sz w:val="19"/>
+              </w:rPr>
               <w:t>Implementado</w:t>
             </w:r>
           </w:p>
         </w:tc>
       </w:tr>
       <w:tr>
+        <w:trPr>
+          <w:trHeight w:val="280"/>
+        </w:trPr>
         <w:tc>
           <w:tcPr>
             <w:tcW w:type="dxa" w:w="1170"/>
+            <w:vAlign w:val="center"/>
+            <w:tcMar>
+              <w:top w:w="120" w:type="dxa"/>
+              <w:bottom w:w="120" w:type="dxa"/>
+              <w:left w:w="150" w:type="dxa"/>
+              <w:right w:w="150" w:type="dxa"/>
+            </w:tcMar>
           </w:tcPr>
           <w:p>
+            <w:pPr>
+              <w:spacing w:before="0" w:after="0" w:line="276" w:lineRule="auto"/>
+            </w:pPr>
             <w:r>
-              <w:t>**RF-002**</w:t>
+              <w:rPr>
+                <w:rFonts w:ascii="Calibri" w:hAnsi="Calibri"/>
+                <w:b/>
+                <w:color w:val="1E293B"/>
+                <w:sz w:val="19"/>
+              </w:rPr>
+              <w:t>RF-002</w:t>
             </w:r>
           </w:p>
         </w:tc>
         <w:tc>
           <w:tcPr>
             <w:tcW w:type="dxa" w:w="1170"/>
+            <w:vAlign w:val="center"/>
+            <w:tcMar>
+              <w:top w:w="120" w:type="dxa"/>
+              <w:bottom w:w="120" w:type="dxa"/>
+              <w:left w:w="150" w:type="dxa"/>
+              <w:right w:w="150" w:type="dxa"/>
+            </w:tcMar>
           </w:tcPr>
           <w:p>
+            <w:pPr>
+              <w:spacing w:before="0" w:after="0" w:line="276" w:lineRule="auto"/>
+            </w:pPr>
             <w:r>
+              <w:rPr>
+                <w:rFonts w:ascii="Calibri" w:hAnsi="Calibri"/>
+                <w:color w:val="1E293B"/>
+                <w:sz w:val="19"/>
+              </w:rPr>
               <w:t>Búsqueda y Filtrado Dinámico</w:t>
             </w:r>
           </w:p>
@@ -569,9 +1038,24 @@
         <w:tc>
           <w:tcPr>
             <w:tcW w:type="dxa" w:w="1170"/>
+            <w:vAlign w:val="center"/>
+            <w:tcMar>
+              <w:top w:w="120" w:type="dxa"/>
+              <w:bottom w:w="120" w:type="dxa"/>
+              <w:left w:w="150" w:type="dxa"/>
+              <w:right w:w="150" w:type="dxa"/>
+            </w:tcMar>
           </w:tcPr>
           <w:p>
+            <w:pPr>
+              <w:spacing w:before="0" w:after="0" w:line="276" w:lineRule="auto"/>
+            </w:pPr>
             <w:r>
+              <w:rPr>
+                <w:rFonts w:ascii="Calibri" w:hAnsi="Calibri"/>
+                <w:color w:val="1E293B"/>
+                <w:sz w:val="19"/>
+              </w:rPr>
               <w:t>Cliente / Admin</w:t>
             </w:r>
           </w:p>
@@ -579,9 +1063,24 @@
         <w:tc>
           <w:tcPr>
             <w:tcW w:type="dxa" w:w="1170"/>
+            <w:vAlign w:val="center"/>
+            <w:tcMar>
+              <w:top w:w="120" w:type="dxa"/>
+              <w:bottom w:w="120" w:type="dxa"/>
+              <w:left w:w="150" w:type="dxa"/>
+              <w:right w:w="150" w:type="dxa"/>
+            </w:tcMar>
           </w:tcPr>
           <w:p>
+            <w:pPr>
+              <w:spacing w:before="0" w:after="0" w:line="276" w:lineRule="auto"/>
+            </w:pPr>
             <w:r>
+              <w:rPr>
+                <w:rFonts w:ascii="Calibri" w:hAnsi="Calibri"/>
+                <w:color w:val="1E293B"/>
+                <w:sz w:val="19"/>
+              </w:rPr>
               <w:t>El sistema debe permitir filtrar productos por categoría, talla y texto predictivo en tiempo real sin recargar la página.</w:t>
             </w:r>
           </w:p>
@@ -589,9 +1088,24 @@
         <w:tc>
           <w:tcPr>
             <w:tcW w:type="dxa" w:w="1170"/>
+            <w:vAlign w:val="center"/>
+            <w:tcMar>
+              <w:top w:w="120" w:type="dxa"/>
+              <w:bottom w:w="120" w:type="dxa"/>
+              <w:left w:w="150" w:type="dxa"/>
+              <w:right w:w="150" w:type="dxa"/>
+            </w:tcMar>
           </w:tcPr>
           <w:p>
+            <w:pPr>
+              <w:spacing w:before="0" w:after="0" w:line="276" w:lineRule="auto"/>
+            </w:pPr>
             <w:r>
+              <w:rPr>
+                <w:rFonts w:ascii="Calibri" w:hAnsi="Calibri"/>
+                <w:color w:val="1E293B"/>
+                <w:sz w:val="19"/>
+              </w:rPr>
               <w:t>Alta</w:t>
             </w:r>
           </w:p>
@@ -599,9 +1113,24 @@
         <w:tc>
           <w:tcPr>
             <w:tcW w:type="dxa" w:w="1170"/>
+            <w:vAlign w:val="center"/>
+            <w:tcMar>
+              <w:top w:w="120" w:type="dxa"/>
+              <w:bottom w:w="120" w:type="dxa"/>
+              <w:left w:w="150" w:type="dxa"/>
+              <w:right w:w="150" w:type="dxa"/>
+            </w:tcMar>
           </w:tcPr>
           <w:p>
+            <w:pPr>
+              <w:spacing w:before="0" w:after="0" w:line="276" w:lineRule="auto"/>
+            </w:pPr>
             <w:r>
+              <w:rPr>
+                <w:rFonts w:ascii="Calibri" w:hAnsi="Calibri"/>
+                <w:color w:val="1E293B"/>
+                <w:sz w:val="19"/>
+              </w:rPr>
               <w:t>Respuesta del filtro en menos de 100 ms ante cualquier interacción del usuario.</w:t>
             </w:r>
           </w:p>
@@ -609,9 +1138,24 @@
         <w:tc>
           <w:tcPr>
             <w:tcW w:type="dxa" w:w="1170"/>
+            <w:vAlign w:val="center"/>
+            <w:tcMar>
+              <w:top w:w="120" w:type="dxa"/>
+              <w:bottom w:w="120" w:type="dxa"/>
+              <w:left w:w="150" w:type="dxa"/>
+              <w:right w:w="150" w:type="dxa"/>
+            </w:tcMar>
           </w:tcPr>
           <w:p>
+            <w:pPr>
+              <w:spacing w:before="0" w:after="0" w:line="276" w:lineRule="auto"/>
+            </w:pPr>
             <w:r>
+              <w:rPr>
+                <w:rFonts w:ascii="Calibri" w:hAnsi="Calibri"/>
+                <w:color w:val="1E293B"/>
+                <w:sz w:val="19"/>
+              </w:rPr>
               <w:t>Catálogo</w:t>
             </w:r>
           </w:p>
@@ -619,33 +1163,82 @@
         <w:tc>
           <w:tcPr>
             <w:tcW w:type="dxa" w:w="1170"/>
+            <w:vAlign w:val="center"/>
+            <w:tcMar>
+              <w:top w:w="120" w:type="dxa"/>
+              <w:bottom w:w="120" w:type="dxa"/>
+              <w:left w:w="150" w:type="dxa"/>
+              <w:right w:w="150" w:type="dxa"/>
+            </w:tcMar>
           </w:tcPr>
           <w:p>
+            <w:pPr>
+              <w:spacing w:before="0" w:after="0" w:line="276" w:lineRule="auto"/>
+            </w:pPr>
             <w:r>
+              <w:rPr>
+                <w:rFonts w:ascii="Calibri" w:hAnsi="Calibri"/>
+                <w:color w:val="1E293B"/>
+                <w:sz w:val="19"/>
+              </w:rPr>
               <w:t>Implementado</w:t>
             </w:r>
           </w:p>
         </w:tc>
       </w:tr>
       <w:tr>
+        <w:trPr>
+          <w:trHeight w:val="280"/>
+        </w:trPr>
         <w:tc>
           <w:tcPr>
             <w:tcW w:type="dxa" w:w="1170"/>
+            <w:vAlign w:val="center"/>
+            <w:tcMar>
+              <w:top w:w="120" w:type="dxa"/>
+              <w:bottom w:w="120" w:type="dxa"/>
+              <w:left w:w="150" w:type="dxa"/>
+              <w:right w:w="150" w:type="dxa"/>
+            </w:tcMar>
             <w:shd w:fill="F8FAFC"/>
           </w:tcPr>
           <w:p>
+            <w:pPr>
+              <w:spacing w:before="0" w:after="0" w:line="276" w:lineRule="auto"/>
+            </w:pPr>
             <w:r>
-              <w:t>**RF-003**</w:t>
+              <w:rPr>
+                <w:rFonts w:ascii="Calibri" w:hAnsi="Calibri"/>
+                <w:b/>
+                <w:color w:val="1E293B"/>
+                <w:sz w:val="19"/>
+              </w:rPr>
+              <w:t>RF-003</w:t>
             </w:r>
           </w:p>
         </w:tc>
         <w:tc>
           <w:tcPr>
             <w:tcW w:type="dxa" w:w="1170"/>
+            <w:vAlign w:val="center"/>
+            <w:tcMar>
+              <w:top w:w="120" w:type="dxa"/>
+              <w:bottom w:w="120" w:type="dxa"/>
+              <w:left w:w="150" w:type="dxa"/>
+              <w:right w:w="150" w:type="dxa"/>
+            </w:tcMar>
             <w:shd w:fill="F8FAFC"/>
           </w:tcPr>
           <w:p>
+            <w:pPr>
+              <w:spacing w:before="0" w:after="0" w:line="276" w:lineRule="auto"/>
+            </w:pPr>
             <w:r>
+              <w:rPr>
+                <w:rFonts w:ascii="Calibri" w:hAnsi="Calibri"/>
+                <w:color w:val="1E293B"/>
+                <w:sz w:val="19"/>
+              </w:rPr>
               <w:t>Carrito de Compras Reactivo</w:t>
             </w:r>
           </w:p>
@@ -653,10 +1246,25 @@
         <w:tc>
           <w:tcPr>
             <w:tcW w:type="dxa" w:w="1170"/>
+            <w:vAlign w:val="center"/>
+            <w:tcMar>
+              <w:top w:w="120" w:type="dxa"/>
+              <w:bottom w:w="120" w:type="dxa"/>
+              <w:left w:w="150" w:type="dxa"/>
+              <w:right w:w="150" w:type="dxa"/>
+            </w:tcMar>
             <w:shd w:fill="F8FAFC"/>
           </w:tcPr>
           <w:p>
+            <w:pPr>
+              <w:spacing w:before="0" w:after="0" w:line="276" w:lineRule="auto"/>
+            </w:pPr>
             <w:r>
+              <w:rPr>
+                <w:rFonts w:ascii="Calibri" w:hAnsi="Calibri"/>
+                <w:color w:val="1E293B"/>
+                <w:sz w:val="19"/>
+              </w:rPr>
               <w:t>Cliente / Admin</w:t>
             </w:r>
           </w:p>
@@ -664,10 +1272,25 @@
         <w:tc>
           <w:tcPr>
             <w:tcW w:type="dxa" w:w="1170"/>
+            <w:vAlign w:val="center"/>
+            <w:tcMar>
+              <w:top w:w="120" w:type="dxa"/>
+              <w:bottom w:w="120" w:type="dxa"/>
+              <w:left w:w="150" w:type="dxa"/>
+              <w:right w:w="150" w:type="dxa"/>
+            </w:tcMar>
             <w:shd w:fill="F8FAFC"/>
           </w:tcPr>
           <w:p>
+            <w:pPr>
+              <w:spacing w:before="0" w:after="0" w:line="276" w:lineRule="auto"/>
+            </w:pPr>
             <w:r>
+              <w:rPr>
+                <w:rFonts w:ascii="Calibri" w:hAnsi="Calibri"/>
+                <w:color w:val="1E293B"/>
+                <w:sz w:val="19"/>
+              </w:rPr>
               <w:t>El sistema debe permitir añadir artículos, modificar cantidades y eliminar prendas, recalculando el subtotal al instante.</w:t>
             </w:r>
           </w:p>
@@ -675,10 +1298,25 @@
         <w:tc>
           <w:tcPr>
             <w:tcW w:type="dxa" w:w="1170"/>
+            <w:vAlign w:val="center"/>
+            <w:tcMar>
+              <w:top w:w="120" w:type="dxa"/>
+              <w:bottom w:w="120" w:type="dxa"/>
+              <w:left w:w="150" w:type="dxa"/>
+              <w:right w:w="150" w:type="dxa"/>
+            </w:tcMar>
             <w:shd w:fill="F8FAFC"/>
           </w:tcPr>
           <w:p>
+            <w:pPr>
+              <w:spacing w:before="0" w:after="0" w:line="276" w:lineRule="auto"/>
+            </w:pPr>
             <w:r>
+              <w:rPr>
+                <w:rFonts w:ascii="Calibri" w:hAnsi="Calibri"/>
+                <w:color w:val="1E293B"/>
+                <w:sz w:val="19"/>
+              </w:rPr>
               <w:t>Alta</w:t>
             </w:r>
           </w:p>
@@ -686,10 +1324,25 @@
         <w:tc>
           <w:tcPr>
             <w:tcW w:type="dxa" w:w="1170"/>
+            <w:vAlign w:val="center"/>
+            <w:tcMar>
+              <w:top w:w="120" w:type="dxa"/>
+              <w:bottom w:w="120" w:type="dxa"/>
+              <w:left w:w="150" w:type="dxa"/>
+              <w:right w:w="150" w:type="dxa"/>
+            </w:tcMar>
             <w:shd w:fill="F8FAFC"/>
           </w:tcPr>
           <w:p>
+            <w:pPr>
+              <w:spacing w:before="0" w:after="0" w:line="276" w:lineRule="auto"/>
+            </w:pPr>
             <w:r>
+              <w:rPr>
+                <w:rFonts w:ascii="Calibri" w:hAnsi="Calibri"/>
+                <w:color w:val="1E293B"/>
+                <w:sz w:val="19"/>
+              </w:rPr>
               <w:t>Persistencia del estado del carrito durante la sesión y actualización reactiva de montos.</w:t>
             </w:r>
           </w:p>
@@ -697,10 +1350,25 @@
         <w:tc>
           <w:tcPr>
             <w:tcW w:type="dxa" w:w="1170"/>
+            <w:vAlign w:val="center"/>
+            <w:tcMar>
+              <w:top w:w="120" w:type="dxa"/>
+              <w:bottom w:w="120" w:type="dxa"/>
+              <w:left w:w="150" w:type="dxa"/>
+              <w:right w:w="150" w:type="dxa"/>
+            </w:tcMar>
             <w:shd w:fill="F8FAFC"/>
           </w:tcPr>
           <w:p>
+            <w:pPr>
+              <w:spacing w:before="0" w:after="0" w:line="276" w:lineRule="auto"/>
+            </w:pPr>
             <w:r>
+              <w:rPr>
+                <w:rFonts w:ascii="Calibri" w:hAnsi="Calibri"/>
+                <w:color w:val="1E293B"/>
+                <w:sz w:val="19"/>
+              </w:rPr>
               <w:t>Carrito</w:t>
             </w:r>
           </w:p>
@@ -708,32 +1376,81 @@
         <w:tc>
           <w:tcPr>
             <w:tcW w:type="dxa" w:w="1170"/>
+            <w:vAlign w:val="center"/>
+            <w:tcMar>
+              <w:top w:w="120" w:type="dxa"/>
+              <w:bottom w:w="120" w:type="dxa"/>
+              <w:left w:w="150" w:type="dxa"/>
+              <w:right w:w="150" w:type="dxa"/>
+            </w:tcMar>
             <w:shd w:fill="F8FAFC"/>
           </w:tcPr>
           <w:p>
+            <w:pPr>
+              <w:spacing w:before="0" w:after="0" w:line="276" w:lineRule="auto"/>
+            </w:pPr>
             <w:r>
+              <w:rPr>
+                <w:rFonts w:ascii="Calibri" w:hAnsi="Calibri"/>
+                <w:color w:val="1E293B"/>
+                <w:sz w:val="19"/>
+              </w:rPr>
               <w:t>Implementado</w:t>
             </w:r>
           </w:p>
         </w:tc>
       </w:tr>
       <w:tr>
+        <w:trPr>
+          <w:trHeight w:val="280"/>
+        </w:trPr>
         <w:tc>
           <w:tcPr>
             <w:tcW w:type="dxa" w:w="1170"/>
+            <w:vAlign w:val="center"/>
+            <w:tcMar>
+              <w:top w:w="120" w:type="dxa"/>
+              <w:bottom w:w="120" w:type="dxa"/>
+              <w:left w:w="150" w:type="dxa"/>
+              <w:right w:w="150" w:type="dxa"/>
+            </w:tcMar>
           </w:tcPr>
           <w:p>
+            <w:pPr>
+              <w:spacing w:before="0" w:after="0" w:line="276" w:lineRule="auto"/>
+            </w:pPr>
             <w:r>
-              <w:t>**RF-004**</w:t>
+              <w:rPr>
+                <w:rFonts w:ascii="Calibri" w:hAnsi="Calibri"/>
+                <w:b/>
+                <w:color w:val="1E293B"/>
+                <w:sz w:val="19"/>
+              </w:rPr>
+              <w:t>RF-004</w:t>
             </w:r>
           </w:p>
         </w:tc>
         <w:tc>
           <w:tcPr>
             <w:tcW w:type="dxa" w:w="1170"/>
+            <w:vAlign w:val="center"/>
+            <w:tcMar>
+              <w:top w:w="120" w:type="dxa"/>
+              <w:bottom w:w="120" w:type="dxa"/>
+              <w:left w:w="150" w:type="dxa"/>
+              <w:right w:w="150" w:type="dxa"/>
+            </w:tcMar>
           </w:tcPr>
           <w:p>
+            <w:pPr>
+              <w:spacing w:before="0" w:after="0" w:line="276" w:lineRule="auto"/>
+            </w:pPr>
             <w:r>
+              <w:rPr>
+                <w:rFonts w:ascii="Calibri" w:hAnsi="Calibri"/>
+                <w:color w:val="1E293B"/>
+                <w:sz w:val="19"/>
+              </w:rPr>
               <w:t>Validación Automática de Stock</w:t>
             </w:r>
           </w:p>
@@ -741,9 +1458,24 @@
         <w:tc>
           <w:tcPr>
             <w:tcW w:type="dxa" w:w="1170"/>
+            <w:vAlign w:val="center"/>
+            <w:tcMar>
+              <w:top w:w="120" w:type="dxa"/>
+              <w:bottom w:w="120" w:type="dxa"/>
+              <w:left w:w="150" w:type="dxa"/>
+              <w:right w:w="150" w:type="dxa"/>
+            </w:tcMar>
           </w:tcPr>
           <w:p>
+            <w:pPr>
+              <w:spacing w:before="0" w:after="0" w:line="276" w:lineRule="auto"/>
+            </w:pPr>
             <w:r>
+              <w:rPr>
+                <w:rFonts w:ascii="Calibri" w:hAnsi="Calibri"/>
+                <w:color w:val="1E293B"/>
+                <w:sz w:val="19"/>
+              </w:rPr>
               <w:t>Sistema</w:t>
             </w:r>
           </w:p>
@@ -751,9 +1483,24 @@
         <w:tc>
           <w:tcPr>
             <w:tcW w:type="dxa" w:w="1170"/>
+            <w:vAlign w:val="center"/>
+            <w:tcMar>
+              <w:top w:w="120" w:type="dxa"/>
+              <w:bottom w:w="120" w:type="dxa"/>
+              <w:left w:w="150" w:type="dxa"/>
+              <w:right w:w="150" w:type="dxa"/>
+            </w:tcMar>
           </w:tcPr>
           <w:p>
+            <w:pPr>
+              <w:spacing w:before="0" w:after="0" w:line="276" w:lineRule="auto"/>
+            </w:pPr>
             <w:r>
+              <w:rPr>
+                <w:rFonts w:ascii="Calibri" w:hAnsi="Calibri"/>
+                <w:color w:val="1E293B"/>
+                <w:sz w:val="19"/>
+              </w:rPr>
               <w:t>El sistema debe impedir la selección o compra de cantidades que excedan las existencias físicas registradas.</w:t>
             </w:r>
           </w:p>
@@ -761,9 +1508,24 @@
         <w:tc>
           <w:tcPr>
             <w:tcW w:type="dxa" w:w="1170"/>
+            <w:vAlign w:val="center"/>
+            <w:tcMar>
+              <w:top w:w="120" w:type="dxa"/>
+              <w:bottom w:w="120" w:type="dxa"/>
+              <w:left w:w="150" w:type="dxa"/>
+              <w:right w:w="150" w:type="dxa"/>
+            </w:tcMar>
           </w:tcPr>
           <w:p>
+            <w:pPr>
+              <w:spacing w:before="0" w:after="0" w:line="276" w:lineRule="auto"/>
+            </w:pPr>
             <w:r>
+              <w:rPr>
+                <w:rFonts w:ascii="Calibri" w:hAnsi="Calibri"/>
+                <w:color w:val="1E293B"/>
+                <w:sz w:val="19"/>
+              </w:rPr>
               <w:t>Alta</w:t>
             </w:r>
           </w:p>
@@ -771,9 +1533,24 @@
         <w:tc>
           <w:tcPr>
             <w:tcW w:type="dxa" w:w="1170"/>
+            <w:vAlign w:val="center"/>
+            <w:tcMar>
+              <w:top w:w="120" w:type="dxa"/>
+              <w:bottom w:w="120" w:type="dxa"/>
+              <w:left w:w="150" w:type="dxa"/>
+              <w:right w:w="150" w:type="dxa"/>
+            </w:tcMar>
           </w:tcPr>
           <w:p>
+            <w:pPr>
+              <w:spacing w:before="0" w:after="0" w:line="276" w:lineRule="auto"/>
+            </w:pPr>
             <w:r>
+              <w:rPr>
+                <w:rFonts w:ascii="Calibri" w:hAnsi="Calibri"/>
+                <w:color w:val="1E293B"/>
+                <w:sz w:val="19"/>
+              </w:rPr>
               <w:t>Deshabilitación de botones de incremento y presentación de alerta contextual de stock agotado.</w:t>
             </w:r>
           </w:p>
@@ -781,9 +1558,24 @@
         <w:tc>
           <w:tcPr>
             <w:tcW w:type="dxa" w:w="1170"/>
+            <w:vAlign w:val="center"/>
+            <w:tcMar>
+              <w:top w:w="120" w:type="dxa"/>
+              <w:bottom w:w="120" w:type="dxa"/>
+              <w:left w:w="150" w:type="dxa"/>
+              <w:right w:w="150" w:type="dxa"/>
+            </w:tcMar>
           </w:tcPr>
           <w:p>
+            <w:pPr>
+              <w:spacing w:before="0" w:after="0" w:line="276" w:lineRule="auto"/>
+            </w:pPr>
             <w:r>
+              <w:rPr>
+                <w:rFonts w:ascii="Calibri" w:hAnsi="Calibri"/>
+                <w:color w:val="1E293B"/>
+                <w:sz w:val="19"/>
+              </w:rPr>
               <w:t>Inventario</w:t>
             </w:r>
           </w:p>
@@ -791,33 +1583,82 @@
         <w:tc>
           <w:tcPr>
             <w:tcW w:type="dxa" w:w="1170"/>
+            <w:vAlign w:val="center"/>
+            <w:tcMar>
+              <w:top w:w="120" w:type="dxa"/>
+              <w:bottom w:w="120" w:type="dxa"/>
+              <w:left w:w="150" w:type="dxa"/>
+              <w:right w:w="150" w:type="dxa"/>
+            </w:tcMar>
           </w:tcPr>
           <w:p>
+            <w:pPr>
+              <w:spacing w:before="0" w:after="0" w:line="276" w:lineRule="auto"/>
+            </w:pPr>
             <w:r>
+              <w:rPr>
+                <w:rFonts w:ascii="Calibri" w:hAnsi="Calibri"/>
+                <w:color w:val="1E293B"/>
+                <w:sz w:val="19"/>
+              </w:rPr>
               <w:t>Implementado</w:t>
             </w:r>
           </w:p>
         </w:tc>
       </w:tr>
       <w:tr>
+        <w:trPr>
+          <w:trHeight w:val="280"/>
+        </w:trPr>
         <w:tc>
           <w:tcPr>
             <w:tcW w:type="dxa" w:w="1170"/>
+            <w:vAlign w:val="center"/>
+            <w:tcMar>
+              <w:top w:w="120" w:type="dxa"/>
+              <w:bottom w:w="120" w:type="dxa"/>
+              <w:left w:w="150" w:type="dxa"/>
+              <w:right w:w="150" w:type="dxa"/>
+            </w:tcMar>
             <w:shd w:fill="F8FAFC"/>
           </w:tcPr>
           <w:p>
+            <w:pPr>
+              <w:spacing w:before="0" w:after="0" w:line="276" w:lineRule="auto"/>
+            </w:pPr>
             <w:r>
-              <w:t>**RF-005**</w:t>
+              <w:rPr>
+                <w:rFonts w:ascii="Calibri" w:hAnsi="Calibri"/>
+                <w:b/>
+                <w:color w:val="1E293B"/>
+                <w:sz w:val="19"/>
+              </w:rPr>
+              <w:t>RF-005</w:t>
             </w:r>
           </w:p>
         </w:tc>
         <w:tc>
           <w:tcPr>
             <w:tcW w:type="dxa" w:w="1170"/>
+            <w:vAlign w:val="center"/>
+            <w:tcMar>
+              <w:top w:w="120" w:type="dxa"/>
+              <w:bottom w:w="120" w:type="dxa"/>
+              <w:left w:w="150" w:type="dxa"/>
+              <w:right w:w="150" w:type="dxa"/>
+            </w:tcMar>
             <w:shd w:fill="F8FAFC"/>
           </w:tcPr>
           <w:p>
+            <w:pPr>
+              <w:spacing w:before="0" w:after="0" w:line="276" w:lineRule="auto"/>
+            </w:pPr>
             <w:r>
+              <w:rPr>
+                <w:rFonts w:ascii="Calibri" w:hAnsi="Calibri"/>
+                <w:color w:val="1E293B"/>
+                <w:sz w:val="19"/>
+              </w:rPr>
               <w:t>Formulario de Registro de Orden</w:t>
             </w:r>
           </w:p>
@@ -825,10 +1666,25 @@
         <w:tc>
           <w:tcPr>
             <w:tcW w:type="dxa" w:w="1170"/>
+            <w:vAlign w:val="center"/>
+            <w:tcMar>
+              <w:top w:w="120" w:type="dxa"/>
+              <w:bottom w:w="120" w:type="dxa"/>
+              <w:left w:w="150" w:type="dxa"/>
+              <w:right w:w="150" w:type="dxa"/>
+            </w:tcMar>
             <w:shd w:fill="F8FAFC"/>
           </w:tcPr>
           <w:p>
+            <w:pPr>
+              <w:spacing w:before="0" w:after="0" w:line="276" w:lineRule="auto"/>
+            </w:pPr>
             <w:r>
+              <w:rPr>
+                <w:rFonts w:ascii="Calibri" w:hAnsi="Calibri"/>
+                <w:color w:val="1E293B"/>
+                <w:sz w:val="19"/>
+              </w:rPr>
               <w:t>Cliente / Admin</w:t>
             </w:r>
           </w:p>
@@ -836,10 +1692,25 @@
         <w:tc>
           <w:tcPr>
             <w:tcW w:type="dxa" w:w="1170"/>
+            <w:vAlign w:val="center"/>
+            <w:tcMar>
+              <w:top w:w="120" w:type="dxa"/>
+              <w:bottom w:w="120" w:type="dxa"/>
+              <w:left w:w="150" w:type="dxa"/>
+              <w:right w:w="150" w:type="dxa"/>
+            </w:tcMar>
             <w:shd w:fill="F8FAFC"/>
           </w:tcPr>
           <w:p>
+            <w:pPr>
+              <w:spacing w:before="0" w:after="0" w:line="276" w:lineRule="auto"/>
+            </w:pPr>
             <w:r>
+              <w:rPr>
+                <w:rFonts w:ascii="Calibri" w:hAnsi="Calibri"/>
+                <w:color w:val="1E293B"/>
+                <w:sz w:val="19"/>
+              </w:rPr>
               <w:t>El sistema debe capturar los datos de entrega: nombre completo, teléfono móvil, dirección de envío y método de pago.</w:t>
             </w:r>
           </w:p>
@@ -847,10 +1718,25 @@
         <w:tc>
           <w:tcPr>
             <w:tcW w:type="dxa" w:w="1170"/>
+            <w:vAlign w:val="center"/>
+            <w:tcMar>
+              <w:top w:w="120" w:type="dxa"/>
+              <w:bottom w:w="120" w:type="dxa"/>
+              <w:left w:w="150" w:type="dxa"/>
+              <w:right w:w="150" w:type="dxa"/>
+            </w:tcMar>
             <w:shd w:fill="F8FAFC"/>
           </w:tcPr>
           <w:p>
+            <w:pPr>
+              <w:spacing w:before="0" w:after="0" w:line="276" w:lineRule="auto"/>
+            </w:pPr>
             <w:r>
+              <w:rPr>
+                <w:rFonts w:ascii="Calibri" w:hAnsi="Calibri"/>
+                <w:color w:val="1E293B"/>
+                <w:sz w:val="19"/>
+              </w:rPr>
               <w:t>Alta</w:t>
             </w:r>
           </w:p>
@@ -858,21 +1744,67 @@
         <w:tc>
           <w:tcPr>
             <w:tcW w:type="dxa" w:w="1170"/>
+            <w:vAlign w:val="center"/>
+            <w:tcMar>
+              <w:top w:w="120" w:type="dxa"/>
+              <w:bottom w:w="120" w:type="dxa"/>
+              <w:left w:w="150" w:type="dxa"/>
+              <w:right w:w="150" w:type="dxa"/>
+            </w:tcMar>
             <w:shd w:fill="F8FAFC"/>
           </w:tcPr>
           <w:p>
+            <w:pPr>
+              <w:spacing w:before="0" w:after="0" w:line="276" w:lineRule="auto"/>
+            </w:pPr>
             <w:r>
-              <w:t>Validación estricta de campos obligatorios y generación de identificador único correlativo (`PED-2026-XXXX`).</w:t>
+              <w:rPr>
+                <w:rFonts w:ascii="Calibri" w:hAnsi="Calibri"/>
+                <w:color w:val="1E293B"/>
+                <w:sz w:val="19"/>
+              </w:rPr>
+              <w:t>Validación estricta de campos obligatorios y generación de identificador único correlativo (</w:t>
+            </w:r>
+            <w:r>
+              <w:rPr>
+                <w:rFonts w:ascii="Consolas" w:hAnsi="Consolas"/>
+                <w:color w:val="C2410C"/>
+                <w:sz w:val="19"/>
+              </w:rPr>
+              <w:t>PED-2026-XXXX</w:t>
+            </w:r>
+            <w:r>
+              <w:rPr>
+                <w:rFonts w:ascii="Calibri" w:hAnsi="Calibri"/>
+                <w:color w:val="1E293B"/>
+                <w:sz w:val="19"/>
+              </w:rPr>
+              <w:t>).</w:t>
             </w:r>
           </w:p>
         </w:tc>
         <w:tc>
           <w:tcPr>
             <w:tcW w:type="dxa" w:w="1170"/>
+            <w:vAlign w:val="center"/>
+            <w:tcMar>
+              <w:top w:w="120" w:type="dxa"/>
+              <w:bottom w:w="120" w:type="dxa"/>
+              <w:left w:w="150" w:type="dxa"/>
+              <w:right w:w="150" w:type="dxa"/>
+            </w:tcMar>
             <w:shd w:fill="F8FAFC"/>
           </w:tcPr>
           <w:p>
+            <w:pPr>
+              <w:spacing w:before="0" w:after="0" w:line="276" w:lineRule="auto"/>
+            </w:pPr>
             <w:r>
+              <w:rPr>
+                <w:rFonts w:ascii="Calibri" w:hAnsi="Calibri"/>
+                <w:color w:val="1E293B"/>
+                <w:sz w:val="19"/>
+              </w:rPr>
               <w:t>Pedidos</w:t>
             </w:r>
           </w:p>
@@ -880,32 +1812,81 @@
         <w:tc>
           <w:tcPr>
             <w:tcW w:type="dxa" w:w="1170"/>
+            <w:vAlign w:val="center"/>
+            <w:tcMar>
+              <w:top w:w="120" w:type="dxa"/>
+              <w:bottom w:w="120" w:type="dxa"/>
+              <w:left w:w="150" w:type="dxa"/>
+              <w:right w:w="150" w:type="dxa"/>
+            </w:tcMar>
             <w:shd w:fill="F8FAFC"/>
           </w:tcPr>
           <w:p>
+            <w:pPr>
+              <w:spacing w:before="0" w:after="0" w:line="276" w:lineRule="auto"/>
+            </w:pPr>
             <w:r>
+              <w:rPr>
+                <w:rFonts w:ascii="Calibri" w:hAnsi="Calibri"/>
+                <w:color w:val="1E293B"/>
+                <w:sz w:val="19"/>
+              </w:rPr>
               <w:t>Implementado</w:t>
             </w:r>
           </w:p>
         </w:tc>
       </w:tr>
       <w:tr>
+        <w:trPr>
+          <w:trHeight w:val="280"/>
+        </w:trPr>
         <w:tc>
           <w:tcPr>
             <w:tcW w:type="dxa" w:w="1170"/>
+            <w:vAlign w:val="center"/>
+            <w:tcMar>
+              <w:top w:w="120" w:type="dxa"/>
+              <w:bottom w:w="120" w:type="dxa"/>
+              <w:left w:w="150" w:type="dxa"/>
+              <w:right w:w="150" w:type="dxa"/>
+            </w:tcMar>
           </w:tcPr>
           <w:p>
+            <w:pPr>
+              <w:spacing w:before="0" w:after="0" w:line="276" w:lineRule="auto"/>
+            </w:pPr>
             <w:r>
-              <w:t>**RF-006**</w:t>
+              <w:rPr>
+                <w:rFonts w:ascii="Calibri" w:hAnsi="Calibri"/>
+                <w:b/>
+                <w:color w:val="1E293B"/>
+                <w:sz w:val="19"/>
+              </w:rPr>
+              <w:t>RF-006</w:t>
             </w:r>
           </w:p>
         </w:tc>
         <w:tc>
           <w:tcPr>
             <w:tcW w:type="dxa" w:w="1170"/>
+            <w:vAlign w:val="center"/>
+            <w:tcMar>
+              <w:top w:w="120" w:type="dxa"/>
+              <w:bottom w:w="120" w:type="dxa"/>
+              <w:left w:w="150" w:type="dxa"/>
+              <w:right w:w="150" w:type="dxa"/>
+            </w:tcMar>
           </w:tcPr>
           <w:p>
+            <w:pPr>
+              <w:spacing w:before="0" w:after="0" w:line="276" w:lineRule="auto"/>
+            </w:pPr>
             <w:r>
+              <w:rPr>
+                <w:rFonts w:ascii="Calibri" w:hAnsi="Calibri"/>
+                <w:color w:val="1E293B"/>
+                <w:sz w:val="19"/>
+              </w:rPr>
               <w:t>Liquidación de Flete y Totales</w:t>
             </w:r>
           </w:p>
@@ -913,9 +1894,24 @@
         <w:tc>
           <w:tcPr>
             <w:tcW w:type="dxa" w:w="1170"/>
+            <w:vAlign w:val="center"/>
+            <w:tcMar>
+              <w:top w:w="120" w:type="dxa"/>
+              <w:bottom w:w="120" w:type="dxa"/>
+              <w:left w:w="150" w:type="dxa"/>
+              <w:right w:w="150" w:type="dxa"/>
+            </w:tcMar>
           </w:tcPr>
           <w:p>
+            <w:pPr>
+              <w:spacing w:before="0" w:after="0" w:line="276" w:lineRule="auto"/>
+            </w:pPr>
             <w:r>
+              <w:rPr>
+                <w:rFonts w:ascii="Calibri" w:hAnsi="Calibri"/>
+                <w:color w:val="1E293B"/>
+                <w:sz w:val="19"/>
+              </w:rPr>
               <w:t>Sistema</w:t>
             </w:r>
           </w:p>
@@ -923,9 +1919,24 @@
         <w:tc>
           <w:tcPr>
             <w:tcW w:type="dxa" w:w="1170"/>
+            <w:vAlign w:val="center"/>
+            <w:tcMar>
+              <w:top w:w="120" w:type="dxa"/>
+              <w:bottom w:w="120" w:type="dxa"/>
+              <w:left w:w="150" w:type="dxa"/>
+              <w:right w:w="150" w:type="dxa"/>
+            </w:tcMar>
           </w:tcPr>
           <w:p>
+            <w:pPr>
+              <w:spacing w:before="0" w:after="0" w:line="276" w:lineRule="auto"/>
+            </w:pPr>
             <w:r>
+              <w:rPr>
+                <w:rFonts w:ascii="Calibri" w:hAnsi="Calibri"/>
+                <w:color w:val="1E293B"/>
+                <w:sz w:val="19"/>
+              </w:rPr>
               <w:t>El sistema debe calcular el costo de despacho según la zona geográfica seleccionada y consolidar el monto total a pagar.</w:t>
             </w:r>
           </w:p>
@@ -933,9 +1944,24 @@
         <w:tc>
           <w:tcPr>
             <w:tcW w:type="dxa" w:w="1170"/>
+            <w:vAlign w:val="center"/>
+            <w:tcMar>
+              <w:top w:w="120" w:type="dxa"/>
+              <w:bottom w:w="120" w:type="dxa"/>
+              <w:left w:w="150" w:type="dxa"/>
+              <w:right w:w="150" w:type="dxa"/>
+            </w:tcMar>
           </w:tcPr>
           <w:p>
+            <w:pPr>
+              <w:spacing w:before="0" w:after="0" w:line="276" w:lineRule="auto"/>
+            </w:pPr>
             <w:r>
+              <w:rPr>
+                <w:rFonts w:ascii="Calibri" w:hAnsi="Calibri"/>
+                <w:color w:val="1E293B"/>
+                <w:sz w:val="19"/>
+              </w:rPr>
               <w:t>Media</w:t>
             </w:r>
           </w:p>
@@ -943,9 +1969,24 @@
         <w:tc>
           <w:tcPr>
             <w:tcW w:type="dxa" w:w="1170"/>
+            <w:vAlign w:val="center"/>
+            <w:tcMar>
+              <w:top w:w="120" w:type="dxa"/>
+              <w:bottom w:w="120" w:type="dxa"/>
+              <w:left w:w="150" w:type="dxa"/>
+              <w:right w:w="150" w:type="dxa"/>
+            </w:tcMar>
           </w:tcPr>
           <w:p>
+            <w:pPr>
+              <w:spacing w:before="0" w:after="0" w:line="276" w:lineRule="auto"/>
+            </w:pPr>
             <w:r>
+              <w:rPr>
+                <w:rFonts w:ascii="Calibri" w:hAnsi="Calibri"/>
+                <w:color w:val="1E293B"/>
+                <w:sz w:val="19"/>
+              </w:rPr>
               <w:t>Desglose aritmético exacto de subtotal de prendas, tarifa de flete y total de la orden.</w:t>
             </w:r>
           </w:p>
@@ -953,9 +1994,24 @@
         <w:tc>
           <w:tcPr>
             <w:tcW w:type="dxa" w:w="1170"/>
+            <w:vAlign w:val="center"/>
+            <w:tcMar>
+              <w:top w:w="120" w:type="dxa"/>
+              <w:bottom w:w="120" w:type="dxa"/>
+              <w:left w:w="150" w:type="dxa"/>
+              <w:right w:w="150" w:type="dxa"/>
+            </w:tcMar>
           </w:tcPr>
           <w:p>
+            <w:pPr>
+              <w:spacing w:before="0" w:after="0" w:line="276" w:lineRule="auto"/>
+            </w:pPr>
             <w:r>
+              <w:rPr>
+                <w:rFonts w:ascii="Calibri" w:hAnsi="Calibri"/>
+                <w:color w:val="1E293B"/>
+                <w:sz w:val="19"/>
+              </w:rPr>
               <w:t>Pedidos</w:t>
             </w:r>
           </w:p>
@@ -963,33 +2019,82 @@
         <w:tc>
           <w:tcPr>
             <w:tcW w:type="dxa" w:w="1170"/>
+            <w:vAlign w:val="center"/>
+            <w:tcMar>
+              <w:top w:w="120" w:type="dxa"/>
+              <w:bottom w:w="120" w:type="dxa"/>
+              <w:left w:w="150" w:type="dxa"/>
+              <w:right w:w="150" w:type="dxa"/>
+            </w:tcMar>
           </w:tcPr>
           <w:p>
+            <w:pPr>
+              <w:spacing w:before="0" w:after="0" w:line="276" w:lineRule="auto"/>
+            </w:pPr>
             <w:r>
+              <w:rPr>
+                <w:rFonts w:ascii="Calibri" w:hAnsi="Calibri"/>
+                <w:color w:val="1E293B"/>
+                <w:sz w:val="19"/>
+              </w:rPr>
               <w:t>Implementado</w:t>
             </w:r>
           </w:p>
         </w:tc>
       </w:tr>
       <w:tr>
+        <w:trPr>
+          <w:trHeight w:val="280"/>
+        </w:trPr>
         <w:tc>
           <w:tcPr>
             <w:tcW w:type="dxa" w:w="1170"/>
+            <w:vAlign w:val="center"/>
+            <w:tcMar>
+              <w:top w:w="120" w:type="dxa"/>
+              <w:bottom w:w="120" w:type="dxa"/>
+              <w:left w:w="150" w:type="dxa"/>
+              <w:right w:w="150" w:type="dxa"/>
+            </w:tcMar>
             <w:shd w:fill="F8FAFC"/>
           </w:tcPr>
           <w:p>
+            <w:pPr>
+              <w:spacing w:before="0" w:after="0" w:line="276" w:lineRule="auto"/>
+            </w:pPr>
             <w:r>
-              <w:t>**RF-007**</w:t>
+              <w:rPr>
+                <w:rFonts w:ascii="Calibri" w:hAnsi="Calibri"/>
+                <w:b/>
+                <w:color w:val="1E293B"/>
+                <w:sz w:val="19"/>
+              </w:rPr>
+              <w:t>RF-007</w:t>
             </w:r>
           </w:p>
         </w:tc>
         <w:tc>
           <w:tcPr>
             <w:tcW w:type="dxa" w:w="1170"/>
+            <w:vAlign w:val="center"/>
+            <w:tcMar>
+              <w:top w:w="120" w:type="dxa"/>
+              <w:bottom w:w="120" w:type="dxa"/>
+              <w:left w:w="150" w:type="dxa"/>
+              <w:right w:w="150" w:type="dxa"/>
+            </w:tcMar>
             <w:shd w:fill="F8FAFC"/>
           </w:tcPr>
           <w:p>
+            <w:pPr>
+              <w:spacing w:before="0" w:after="0" w:line="276" w:lineRule="auto"/>
+            </w:pPr>
             <w:r>
+              <w:rPr>
+                <w:rFonts w:ascii="Calibri" w:hAnsi="Calibri"/>
+                <w:color w:val="1E293B"/>
+                <w:sz w:val="19"/>
+              </w:rPr>
               <w:t>Trazabilidad y Control de Estados</w:t>
             </w:r>
           </w:p>
@@ -997,10 +2102,25 @@
         <w:tc>
           <w:tcPr>
             <w:tcW w:type="dxa" w:w="1170"/>
+            <w:vAlign w:val="center"/>
+            <w:tcMar>
+              <w:top w:w="120" w:type="dxa"/>
+              <w:bottom w:w="120" w:type="dxa"/>
+              <w:left w:w="150" w:type="dxa"/>
+              <w:right w:w="150" w:type="dxa"/>
+            </w:tcMar>
             <w:shd w:fill="F8FAFC"/>
           </w:tcPr>
           <w:p>
+            <w:pPr>
+              <w:spacing w:before="0" w:after="0" w:line="276" w:lineRule="auto"/>
+            </w:pPr>
             <w:r>
+              <w:rPr>
+                <w:rFonts w:ascii="Calibri" w:hAnsi="Calibri"/>
+                <w:color w:val="1E293B"/>
+                <w:sz w:val="19"/>
+              </w:rPr>
               <w:t>Administrador</w:t>
             </w:r>
           </w:p>
@@ -1008,21 +2128,131 @@
         <w:tc>
           <w:tcPr>
             <w:tcW w:type="dxa" w:w="1170"/>
+            <w:vAlign w:val="center"/>
+            <w:tcMar>
+              <w:top w:w="120" w:type="dxa"/>
+              <w:bottom w:w="120" w:type="dxa"/>
+              <w:left w:w="150" w:type="dxa"/>
+              <w:right w:w="150" w:type="dxa"/>
+            </w:tcMar>
             <w:shd w:fill="F8FAFC"/>
           </w:tcPr>
           <w:p>
+            <w:pPr>
+              <w:spacing w:before="0" w:after="0" w:line="276" w:lineRule="auto"/>
+            </w:pPr>
             <w:r>
-              <w:t>El sistema debe permitir la actualización de estados de la orden (`Recibido`, `En Preparación`, `En Camino`, `Entregado`, `Cancelado`).</w:t>
+              <w:rPr>
+                <w:rFonts w:ascii="Calibri" w:hAnsi="Calibri"/>
+                <w:color w:val="1E293B"/>
+                <w:sz w:val="19"/>
+              </w:rPr>
+              <w:t>El sistema debe permitir la actualización de estados de la orden (</w:t>
+            </w:r>
+            <w:r>
+              <w:rPr>
+                <w:rFonts w:ascii="Consolas" w:hAnsi="Consolas"/>
+                <w:color w:val="C2410C"/>
+                <w:sz w:val="19"/>
+              </w:rPr>
+              <w:t>Recibido</w:t>
+            </w:r>
+            <w:r>
+              <w:rPr>
+                <w:rFonts w:ascii="Calibri" w:hAnsi="Calibri"/>
+                <w:color w:val="1E293B"/>
+                <w:sz w:val="19"/>
+              </w:rPr>
+              <w:t xml:space="preserve">, </w:t>
+            </w:r>
+            <w:r>
+              <w:rPr>
+                <w:rFonts w:ascii="Consolas" w:hAnsi="Consolas"/>
+                <w:color w:val="C2410C"/>
+                <w:sz w:val="19"/>
+              </w:rPr>
+              <w:t>En Preparación</w:t>
+            </w:r>
+            <w:r>
+              <w:rPr>
+                <w:rFonts w:ascii="Calibri" w:hAnsi="Calibri"/>
+                <w:color w:val="1E293B"/>
+                <w:sz w:val="19"/>
+              </w:rPr>
+              <w:t xml:space="preserve">, </w:t>
+            </w:r>
+            <w:r>
+              <w:rPr>
+                <w:rFonts w:ascii="Consolas" w:hAnsi="Consolas"/>
+                <w:color w:val="C2410C"/>
+                <w:sz w:val="19"/>
+              </w:rPr>
+              <w:t>En Camino</w:t>
+            </w:r>
+            <w:r>
+              <w:rPr>
+                <w:rFonts w:ascii="Calibri" w:hAnsi="Calibri"/>
+                <w:color w:val="1E293B"/>
+                <w:sz w:val="19"/>
+              </w:rPr>
+              <w:t xml:space="preserve">, </w:t>
+            </w:r>
+            <w:r>
+              <w:rPr>
+                <w:rFonts w:ascii="Consolas" w:hAnsi="Consolas"/>
+                <w:color w:val="C2410C"/>
+                <w:sz w:val="19"/>
+              </w:rPr>
+              <w:t>Entregado</w:t>
+            </w:r>
+            <w:r>
+              <w:rPr>
+                <w:rFonts w:ascii="Calibri" w:hAnsi="Calibri"/>
+                <w:color w:val="1E293B"/>
+                <w:sz w:val="19"/>
+              </w:rPr>
+              <w:t xml:space="preserve">, </w:t>
+            </w:r>
+            <w:r>
+              <w:rPr>
+                <w:rFonts w:ascii="Consolas" w:hAnsi="Consolas"/>
+                <w:color w:val="C2410C"/>
+                <w:sz w:val="19"/>
+              </w:rPr>
+              <w:t>Cancelado</w:t>
+            </w:r>
+            <w:r>
+              <w:rPr>
+                <w:rFonts w:ascii="Calibri" w:hAnsi="Calibri"/>
+                <w:color w:val="1E293B"/>
+                <w:sz w:val="19"/>
+              </w:rPr>
+              <w:t>).</w:t>
             </w:r>
           </w:p>
         </w:tc>
         <w:tc>
           <w:tcPr>
             <w:tcW w:type="dxa" w:w="1170"/>
+            <w:vAlign w:val="center"/>
+            <w:tcMar>
+              <w:top w:w="120" w:type="dxa"/>
+              <w:bottom w:w="120" w:type="dxa"/>
+              <w:left w:w="150" w:type="dxa"/>
+              <w:right w:w="150" w:type="dxa"/>
+            </w:tcMar>
             <w:shd w:fill="F8FAFC"/>
           </w:tcPr>
           <w:p>
+            <w:pPr>
+              <w:spacing w:before="0" w:after="0" w:line="276" w:lineRule="auto"/>
+            </w:pPr>
             <w:r>
+              <w:rPr>
+                <w:rFonts w:ascii="Calibri" w:hAnsi="Calibri"/>
+                <w:color w:val="1E293B"/>
+                <w:sz w:val="19"/>
+              </w:rPr>
               <w:t>Alta</w:t>
             </w:r>
           </w:p>
@@ -1030,10 +2260,25 @@
         <w:tc>
           <w:tcPr>
             <w:tcW w:type="dxa" w:w="1170"/>
+            <w:vAlign w:val="center"/>
+            <w:tcMar>
+              <w:top w:w="120" w:type="dxa"/>
+              <w:bottom w:w="120" w:type="dxa"/>
+              <w:left w:w="150" w:type="dxa"/>
+              <w:right w:w="150" w:type="dxa"/>
+            </w:tcMar>
             <w:shd w:fill="F8FAFC"/>
           </w:tcPr>
           <w:p>
+            <w:pPr>
+              <w:spacing w:before="0" w:after="0" w:line="276" w:lineRule="auto"/>
+            </w:pPr>
             <w:r>
+              <w:rPr>
+                <w:rFonts w:ascii="Calibri" w:hAnsi="Calibri"/>
+                <w:color w:val="1E293B"/>
+                <w:sz w:val="19"/>
+              </w:rPr>
               <w:t>Cambio de estado con un solo clic en la interfaz y registro de la marca de tiempo correspondiente.</w:t>
             </w:r>
           </w:p>
@@ -1041,10 +2286,25 @@
         <w:tc>
           <w:tcPr>
             <w:tcW w:type="dxa" w:w="1170"/>
+            <w:vAlign w:val="center"/>
+            <w:tcMar>
+              <w:top w:w="120" w:type="dxa"/>
+              <w:bottom w:w="120" w:type="dxa"/>
+              <w:left w:w="150" w:type="dxa"/>
+              <w:right w:w="150" w:type="dxa"/>
+            </w:tcMar>
             <w:shd w:fill="F8FAFC"/>
           </w:tcPr>
           <w:p>
+            <w:pPr>
+              <w:spacing w:before="0" w:after="0" w:line="276" w:lineRule="auto"/>
+            </w:pPr>
             <w:r>
+              <w:rPr>
+                <w:rFonts w:ascii="Calibri" w:hAnsi="Calibri"/>
+                <w:color w:val="1E293B"/>
+                <w:sz w:val="19"/>
+              </w:rPr>
               <w:t>Gestión</w:t>
             </w:r>
           </w:p>
@@ -1052,32 +2312,81 @@
         <w:tc>
           <w:tcPr>
             <w:tcW w:type="dxa" w:w="1170"/>
+            <w:vAlign w:val="center"/>
+            <w:tcMar>
+              <w:top w:w="120" w:type="dxa"/>
+              <w:bottom w:w="120" w:type="dxa"/>
+              <w:left w:w="150" w:type="dxa"/>
+              <w:right w:w="150" w:type="dxa"/>
+            </w:tcMar>
             <w:shd w:fill="F8FAFC"/>
           </w:tcPr>
           <w:p>
+            <w:pPr>
+              <w:spacing w:before="0" w:after="0" w:line="276" w:lineRule="auto"/>
+            </w:pPr>
             <w:r>
+              <w:rPr>
+                <w:rFonts w:ascii="Calibri" w:hAnsi="Calibri"/>
+                <w:color w:val="1E293B"/>
+                <w:sz w:val="19"/>
+              </w:rPr>
               <w:t>Implementado</w:t>
             </w:r>
           </w:p>
         </w:tc>
       </w:tr>
       <w:tr>
+        <w:trPr>
+          <w:trHeight w:val="280"/>
+        </w:trPr>
         <w:tc>
           <w:tcPr>
             <w:tcW w:type="dxa" w:w="1170"/>
+            <w:vAlign w:val="center"/>
+            <w:tcMar>
+              <w:top w:w="120" w:type="dxa"/>
+              <w:bottom w:w="120" w:type="dxa"/>
+              <w:left w:w="150" w:type="dxa"/>
+              <w:right w:w="150" w:type="dxa"/>
+            </w:tcMar>
           </w:tcPr>
           <w:p>
+            <w:pPr>
+              <w:spacing w:before="0" w:after="0" w:line="276" w:lineRule="auto"/>
+            </w:pPr>
             <w:r>
-              <w:t>**RF-008**</w:t>
+              <w:rPr>
+                <w:rFonts w:ascii="Calibri" w:hAnsi="Calibri"/>
+                <w:b/>
+                <w:color w:val="1E293B"/>
+                <w:sz w:val="19"/>
+              </w:rPr>
+              <w:t>RF-008</w:t>
             </w:r>
           </w:p>
         </w:tc>
         <w:tc>
           <w:tcPr>
             <w:tcW w:type="dxa" w:w="1170"/>
+            <w:vAlign w:val="center"/>
+            <w:tcMar>
+              <w:top w:w="120" w:type="dxa"/>
+              <w:bottom w:w="120" w:type="dxa"/>
+              <w:left w:w="150" w:type="dxa"/>
+              <w:right w:w="150" w:type="dxa"/>
+            </w:tcMar>
           </w:tcPr>
           <w:p>
+            <w:pPr>
+              <w:spacing w:before="0" w:after="0" w:line="276" w:lineRule="auto"/>
+            </w:pPr>
             <w:r>
+              <w:rPr>
+                <w:rFonts w:ascii="Calibri" w:hAnsi="Calibri"/>
+                <w:color w:val="1E293B"/>
+                <w:sz w:val="19"/>
+              </w:rPr>
               <w:t>Bandeja de Gestión de Pedidos</w:t>
             </w:r>
           </w:p>
@@ -1085,9 +2394,24 @@
         <w:tc>
           <w:tcPr>
             <w:tcW w:type="dxa" w:w="1170"/>
+            <w:vAlign w:val="center"/>
+            <w:tcMar>
+              <w:top w:w="120" w:type="dxa"/>
+              <w:bottom w:w="120" w:type="dxa"/>
+              <w:left w:w="150" w:type="dxa"/>
+              <w:right w:w="150" w:type="dxa"/>
+            </w:tcMar>
           </w:tcPr>
           <w:p>
+            <w:pPr>
+              <w:spacing w:before="0" w:after="0" w:line="276" w:lineRule="auto"/>
+            </w:pPr>
             <w:r>
+              <w:rPr>
+                <w:rFonts w:ascii="Calibri" w:hAnsi="Calibri"/>
+                <w:color w:val="1E293B"/>
+                <w:sz w:val="19"/>
+              </w:rPr>
               <w:t>Administrador</w:t>
             </w:r>
           </w:p>
@@ -1095,9 +2419,24 @@
         <w:tc>
           <w:tcPr>
             <w:tcW w:type="dxa" w:w="1170"/>
+            <w:vAlign w:val="center"/>
+            <w:tcMar>
+              <w:top w:w="120" w:type="dxa"/>
+              <w:bottom w:w="120" w:type="dxa"/>
+              <w:left w:w="150" w:type="dxa"/>
+              <w:right w:w="150" w:type="dxa"/>
+            </w:tcMar>
           </w:tcPr>
           <w:p>
+            <w:pPr>
+              <w:spacing w:before="0" w:after="0" w:line="276" w:lineRule="auto"/>
+            </w:pPr>
             <w:r>
+              <w:rPr>
+                <w:rFonts w:ascii="Calibri" w:hAnsi="Calibri"/>
+                <w:color w:val="1E293B"/>
+                <w:sz w:val="19"/>
+              </w:rPr>
               <w:t>El sistema debe presentar la lista consolidada de pedidos con filtros por estado, cliente, fecha y rango de importes.</w:t>
             </w:r>
           </w:p>
@@ -1105,9 +2444,24 @@
         <w:tc>
           <w:tcPr>
             <w:tcW w:type="dxa" w:w="1170"/>
+            <w:vAlign w:val="center"/>
+            <w:tcMar>
+              <w:top w:w="120" w:type="dxa"/>
+              <w:bottom w:w="120" w:type="dxa"/>
+              <w:left w:w="150" w:type="dxa"/>
+              <w:right w:w="150" w:type="dxa"/>
+            </w:tcMar>
           </w:tcPr>
           <w:p>
+            <w:pPr>
+              <w:spacing w:before="0" w:after="0" w:line="276" w:lineRule="auto"/>
+            </w:pPr>
             <w:r>
+              <w:rPr>
+                <w:rFonts w:ascii="Calibri" w:hAnsi="Calibri"/>
+                <w:color w:val="1E293B"/>
+                <w:sz w:val="19"/>
+              </w:rPr>
               <w:t>Alta</w:t>
             </w:r>
           </w:p>
@@ -1115,9 +2469,24 @@
         <w:tc>
           <w:tcPr>
             <w:tcW w:type="dxa" w:w="1170"/>
+            <w:vAlign w:val="center"/>
+            <w:tcMar>
+              <w:top w:w="120" w:type="dxa"/>
+              <w:bottom w:w="120" w:type="dxa"/>
+              <w:left w:w="150" w:type="dxa"/>
+              <w:right w:w="150" w:type="dxa"/>
+            </w:tcMar>
           </w:tcPr>
           <w:p>
+            <w:pPr>
+              <w:spacing w:before="0" w:after="0" w:line="276" w:lineRule="auto"/>
+            </w:pPr>
             <w:r>
+              <w:rPr>
+                <w:rFonts w:ascii="Calibri" w:hAnsi="Calibri"/>
+                <w:color w:val="1E293B"/>
+                <w:sz w:val="19"/>
+              </w:rPr>
               <w:t>Visualización en tarjetas interactivas y tabla responsiva con badges de colores normalizados.</w:t>
             </w:r>
           </w:p>
@@ -1125,9 +2494,24 @@
         <w:tc>
           <w:tcPr>
             <w:tcW w:type="dxa" w:w="1170"/>
+            <w:vAlign w:val="center"/>
+            <w:tcMar>
+              <w:top w:w="120" w:type="dxa"/>
+              <w:bottom w:w="120" w:type="dxa"/>
+              <w:left w:w="150" w:type="dxa"/>
+              <w:right w:w="150" w:type="dxa"/>
+            </w:tcMar>
           </w:tcPr>
           <w:p>
+            <w:pPr>
+              <w:spacing w:before="0" w:after="0" w:line="276" w:lineRule="auto"/>
+            </w:pPr>
             <w:r>
+              <w:rPr>
+                <w:rFonts w:ascii="Calibri" w:hAnsi="Calibri"/>
+                <w:color w:val="1E293B"/>
+                <w:sz w:val="19"/>
+              </w:rPr>
               <w:t>Gestión</w:t>
             </w:r>
           </w:p>
@@ -1135,33 +2519,82 @@
         <w:tc>
           <w:tcPr>
             <w:tcW w:type="dxa" w:w="1170"/>
+            <w:vAlign w:val="center"/>
+            <w:tcMar>
+              <w:top w:w="120" w:type="dxa"/>
+              <w:bottom w:w="120" w:type="dxa"/>
+              <w:left w:w="150" w:type="dxa"/>
+              <w:right w:w="150" w:type="dxa"/>
+            </w:tcMar>
           </w:tcPr>
           <w:p>
+            <w:pPr>
+              <w:spacing w:before="0" w:after="0" w:line="276" w:lineRule="auto"/>
+            </w:pPr>
             <w:r>
+              <w:rPr>
+                <w:rFonts w:ascii="Calibri" w:hAnsi="Calibri"/>
+                <w:color w:val="1E293B"/>
+                <w:sz w:val="19"/>
+              </w:rPr>
               <w:t>Implementado</w:t>
             </w:r>
           </w:p>
         </w:tc>
       </w:tr>
       <w:tr>
+        <w:trPr>
+          <w:trHeight w:val="280"/>
+        </w:trPr>
         <w:tc>
           <w:tcPr>
             <w:tcW w:type="dxa" w:w="1170"/>
+            <w:vAlign w:val="center"/>
+            <w:tcMar>
+              <w:top w:w="120" w:type="dxa"/>
+              <w:bottom w:w="120" w:type="dxa"/>
+              <w:left w:w="150" w:type="dxa"/>
+              <w:right w:w="150" w:type="dxa"/>
+            </w:tcMar>
             <w:shd w:fill="F8FAFC"/>
           </w:tcPr>
           <w:p>
+            <w:pPr>
+              <w:spacing w:before="0" w:after="0" w:line="276" w:lineRule="auto"/>
+            </w:pPr>
             <w:r>
-              <w:t>**RF-009**</w:t>
+              <w:rPr>
+                <w:rFonts w:ascii="Calibri" w:hAnsi="Calibri"/>
+                <w:b/>
+                <w:color w:val="1E293B"/>
+                <w:sz w:val="19"/>
+              </w:rPr>
+              <w:t>RF-009</w:t>
             </w:r>
           </w:p>
         </w:tc>
         <w:tc>
           <w:tcPr>
             <w:tcW w:type="dxa" w:w="1170"/>
+            <w:vAlign w:val="center"/>
+            <w:tcMar>
+              <w:top w:w="120" w:type="dxa"/>
+              <w:bottom w:w="120" w:type="dxa"/>
+              <w:left w:w="150" w:type="dxa"/>
+              <w:right w:w="150" w:type="dxa"/>
+            </w:tcMar>
             <w:shd w:fill="F8FAFC"/>
           </w:tcPr>
           <w:p>
+            <w:pPr>
+              <w:spacing w:before="0" w:after="0" w:line="276" w:lineRule="auto"/>
+            </w:pPr>
             <w:r>
+              <w:rPr>
+                <w:rFonts w:ascii="Calibri" w:hAnsi="Calibri"/>
+                <w:color w:val="1E293B"/>
+                <w:sz w:val="19"/>
+              </w:rPr>
               <w:t>Gestión de Existencias y Catálogo</w:t>
             </w:r>
           </w:p>
@@ -1169,10 +2602,25 @@
         <w:tc>
           <w:tcPr>
             <w:tcW w:type="dxa" w:w="1170"/>
+            <w:vAlign w:val="center"/>
+            <w:tcMar>
+              <w:top w:w="120" w:type="dxa"/>
+              <w:bottom w:w="120" w:type="dxa"/>
+              <w:left w:w="150" w:type="dxa"/>
+              <w:right w:w="150" w:type="dxa"/>
+            </w:tcMar>
             <w:shd w:fill="F8FAFC"/>
           </w:tcPr>
           <w:p>
+            <w:pPr>
+              <w:spacing w:before="0" w:after="0" w:line="276" w:lineRule="auto"/>
+            </w:pPr>
             <w:r>
+              <w:rPr>
+                <w:rFonts w:ascii="Calibri" w:hAnsi="Calibri"/>
+                <w:color w:val="1E293B"/>
+                <w:sz w:val="19"/>
+              </w:rPr>
               <w:t>Administrador</w:t>
             </w:r>
           </w:p>
@@ -1180,10 +2628,25 @@
         <w:tc>
           <w:tcPr>
             <w:tcW w:type="dxa" w:w="1170"/>
+            <w:vAlign w:val="center"/>
+            <w:tcMar>
+              <w:top w:w="120" w:type="dxa"/>
+              <w:bottom w:w="120" w:type="dxa"/>
+              <w:left w:w="150" w:type="dxa"/>
+              <w:right w:w="150" w:type="dxa"/>
+            </w:tcMar>
             <w:shd w:fill="F8FAFC"/>
           </w:tcPr>
           <w:p>
+            <w:pPr>
+              <w:spacing w:before="0" w:after="0" w:line="276" w:lineRule="auto"/>
+            </w:pPr>
             <w:r>
+              <w:rPr>
+                <w:rFonts w:ascii="Calibri" w:hAnsi="Calibri"/>
+                <w:color w:val="1E293B"/>
+                <w:sz w:val="19"/>
+              </w:rPr>
               <w:t>El sistema debe permitir la creación, modificación de precios, edición de tallas y ajuste de stock de productos.</w:t>
             </w:r>
           </w:p>
@@ -1191,10 +2654,25 @@
         <w:tc>
           <w:tcPr>
             <w:tcW w:type="dxa" w:w="1170"/>
+            <w:vAlign w:val="center"/>
+            <w:tcMar>
+              <w:top w:w="120" w:type="dxa"/>
+              <w:bottom w:w="120" w:type="dxa"/>
+              <w:left w:w="150" w:type="dxa"/>
+              <w:right w:w="150" w:type="dxa"/>
+            </w:tcMar>
             <w:shd w:fill="F8FAFC"/>
           </w:tcPr>
           <w:p>
+            <w:pPr>
+              <w:spacing w:before="0" w:after="0" w:line="276" w:lineRule="auto"/>
+            </w:pPr>
             <w:r>
+              <w:rPr>
+                <w:rFonts w:ascii="Calibri" w:hAnsi="Calibri"/>
+                <w:color w:val="1E293B"/>
+                <w:sz w:val="19"/>
+              </w:rPr>
               <w:t>Alta</w:t>
             </w:r>
           </w:p>
@@ -1202,10 +2680,25 @@
         <w:tc>
           <w:tcPr>
             <w:tcW w:type="dxa" w:w="1170"/>
+            <w:vAlign w:val="center"/>
+            <w:tcMar>
+              <w:top w:w="120" w:type="dxa"/>
+              <w:bottom w:w="120" w:type="dxa"/>
+              <w:left w:w="150" w:type="dxa"/>
+              <w:right w:w="150" w:type="dxa"/>
+            </w:tcMar>
             <w:shd w:fill="F8FAFC"/>
           </w:tcPr>
           <w:p>
+            <w:pPr>
+              <w:spacing w:before="0" w:after="0" w:line="276" w:lineRule="auto"/>
+            </w:pPr>
             <w:r>
+              <w:rPr>
+                <w:rFonts w:ascii="Calibri" w:hAnsi="Calibri"/>
+                <w:color w:val="1E293B"/>
+                <w:sz w:val="19"/>
+              </w:rPr>
               <w:t>Modal interactivo para actualización inmediata de existencias en el catálogo.</w:t>
             </w:r>
           </w:p>
@@ -1213,10 +2706,25 @@
         <w:tc>
           <w:tcPr>
             <w:tcW w:type="dxa" w:w="1170"/>
+            <w:vAlign w:val="center"/>
+            <w:tcMar>
+              <w:top w:w="120" w:type="dxa"/>
+              <w:bottom w:w="120" w:type="dxa"/>
+              <w:left w:w="150" w:type="dxa"/>
+              <w:right w:w="150" w:type="dxa"/>
+            </w:tcMar>
             <w:shd w:fill="F8FAFC"/>
           </w:tcPr>
           <w:p>
+            <w:pPr>
+              <w:spacing w:before="0" w:after="0" w:line="276" w:lineRule="auto"/>
+            </w:pPr>
             <w:r>
+              <w:rPr>
+                <w:rFonts w:ascii="Calibri" w:hAnsi="Calibri"/>
+                <w:color w:val="1E293B"/>
+                <w:sz w:val="19"/>
+              </w:rPr>
               <w:t>Inventario</w:t>
             </w:r>
           </w:p>
@@ -1224,32 +2732,81 @@
         <w:tc>
           <w:tcPr>
             <w:tcW w:type="dxa" w:w="1170"/>
+            <w:vAlign w:val="center"/>
+            <w:tcMar>
+              <w:top w:w="120" w:type="dxa"/>
+              <w:bottom w:w="120" w:type="dxa"/>
+              <w:left w:w="150" w:type="dxa"/>
+              <w:right w:w="150" w:type="dxa"/>
+            </w:tcMar>
             <w:shd w:fill="F8FAFC"/>
           </w:tcPr>
           <w:p>
+            <w:pPr>
+              <w:spacing w:before="0" w:after="0" w:line="276" w:lineRule="auto"/>
+            </w:pPr>
             <w:r>
+              <w:rPr>
+                <w:rFonts w:ascii="Calibri" w:hAnsi="Calibri"/>
+                <w:color w:val="1E293B"/>
+                <w:sz w:val="19"/>
+              </w:rPr>
               <w:t>Implementado</w:t>
             </w:r>
           </w:p>
         </w:tc>
       </w:tr>
       <w:tr>
+        <w:trPr>
+          <w:trHeight w:val="280"/>
+        </w:trPr>
         <w:tc>
           <w:tcPr>
             <w:tcW w:type="dxa" w:w="1170"/>
+            <w:vAlign w:val="center"/>
+            <w:tcMar>
+              <w:top w:w="120" w:type="dxa"/>
+              <w:bottom w:w="120" w:type="dxa"/>
+              <w:left w:w="150" w:type="dxa"/>
+              <w:right w:w="150" w:type="dxa"/>
+            </w:tcMar>
           </w:tcPr>
           <w:p>
+            <w:pPr>
+              <w:spacing w:before="0" w:after="0" w:line="276" w:lineRule="auto"/>
+            </w:pPr>
             <w:r>
-              <w:t>**RF-010**</w:t>
+              <w:rPr>
+                <w:rFonts w:ascii="Calibri" w:hAnsi="Calibri"/>
+                <w:b/>
+                <w:color w:val="1E293B"/>
+                <w:sz w:val="19"/>
+              </w:rPr>
+              <w:t>RF-010</w:t>
             </w:r>
           </w:p>
         </w:tc>
         <w:tc>
           <w:tcPr>
             <w:tcW w:type="dxa" w:w="1170"/>
+            <w:vAlign w:val="center"/>
+            <w:tcMar>
+              <w:top w:w="120" w:type="dxa"/>
+              <w:bottom w:w="120" w:type="dxa"/>
+              <w:left w:w="150" w:type="dxa"/>
+              <w:right w:w="150" w:type="dxa"/>
+            </w:tcMar>
           </w:tcPr>
           <w:p>
+            <w:pPr>
+              <w:spacing w:before="0" w:after="0" w:line="276" w:lineRule="auto"/>
+            </w:pPr>
             <w:r>
+              <w:rPr>
+                <w:rFonts w:ascii="Calibri" w:hAnsi="Calibri"/>
+                <w:color w:val="1E293B"/>
+                <w:sz w:val="19"/>
+              </w:rPr>
               <w:t>Dashboard de Control Operativo</w:t>
             </w:r>
           </w:p>
@@ -1257,9 +2814,24 @@
         <w:tc>
           <w:tcPr>
             <w:tcW w:type="dxa" w:w="1170"/>
+            <w:vAlign w:val="center"/>
+            <w:tcMar>
+              <w:top w:w="120" w:type="dxa"/>
+              <w:bottom w:w="120" w:type="dxa"/>
+              <w:left w:w="150" w:type="dxa"/>
+              <w:right w:w="150" w:type="dxa"/>
+            </w:tcMar>
           </w:tcPr>
           <w:p>
+            <w:pPr>
+              <w:spacing w:before="0" w:after="0" w:line="276" w:lineRule="auto"/>
+            </w:pPr>
             <w:r>
+              <w:rPr>
+                <w:rFonts w:ascii="Calibri" w:hAnsi="Calibri"/>
+                <w:color w:val="1E293B"/>
+                <w:sz w:val="19"/>
+              </w:rPr>
               <w:t>Administrador</w:t>
             </w:r>
           </w:p>
@@ -1267,19 +2839,66 @@
         <w:tc>
           <w:tcPr>
             <w:tcW w:type="dxa" w:w="1170"/>
+            <w:vAlign w:val="center"/>
+            <w:tcMar>
+              <w:top w:w="120" w:type="dxa"/>
+              <w:bottom w:w="120" w:type="dxa"/>
+              <w:left w:w="150" w:type="dxa"/>
+              <w:right w:w="150" w:type="dxa"/>
+            </w:tcMar>
           </w:tcPr>
           <w:p>
+            <w:pPr>
+              <w:spacing w:before="0" w:after="0" w:line="276" w:lineRule="auto"/>
+            </w:pPr>
             <w:r>
-              <w:t>El sistema debe mostrar tarjetas métricas con total de pedidos del día, importe bruto recaudado y prendas en nivel crítico ($&lt; 5$ unid).</w:t>
+              <w:rPr>
+                <w:rFonts w:ascii="Calibri" w:hAnsi="Calibri"/>
+                <w:color w:val="1E293B"/>
+                <w:sz w:val="19"/>
+              </w:rPr>
+              <w:t>El sistema debe mostrar tarjetas métricas con total de pedidos del día, importe bruto recaudado y prendas en nivel crítico (</w:t>
+            </w:r>
+            <w:r>
+              <w:rPr>
+                <w:rFonts w:ascii="Calibri" w:hAnsi="Calibri"/>
+                <w:i/>
+                <w:color w:val="1E293B"/>
+                <w:sz w:val="19"/>
+              </w:rPr>
+              <w:t>&lt; 5</w:t>
+            </w:r>
+            <w:r>
+              <w:rPr>
+                <w:rFonts w:ascii="Calibri" w:hAnsi="Calibri"/>
+                <w:color w:val="1E293B"/>
+                <w:sz w:val="19"/>
+              </w:rPr>
+              <w:t xml:space="preserve"> unid).</w:t>
             </w:r>
           </w:p>
         </w:tc>
         <w:tc>
           <w:tcPr>
             <w:tcW w:type="dxa" w:w="1170"/>
+            <w:vAlign w:val="center"/>
+            <w:tcMar>
+              <w:top w:w="120" w:type="dxa"/>
+              <w:bottom w:w="120" w:type="dxa"/>
+              <w:left w:w="150" w:type="dxa"/>
+              <w:right w:w="150" w:type="dxa"/>
+            </w:tcMar>
           </w:tcPr>
           <w:p>
+            <w:pPr>
+              <w:spacing w:before="0" w:after="0" w:line="276" w:lineRule="auto"/>
+            </w:pPr>
             <w:r>
+              <w:rPr>
+                <w:rFonts w:ascii="Calibri" w:hAnsi="Calibri"/>
+                <w:color w:val="1E293B"/>
+                <w:sz w:val="19"/>
+              </w:rPr>
               <w:t>Media</w:t>
             </w:r>
           </w:p>
@@ -1287,9 +2906,24 @@
         <w:tc>
           <w:tcPr>
             <w:tcW w:type="dxa" w:w="1170"/>
+            <w:vAlign w:val="center"/>
+            <w:tcMar>
+              <w:top w:w="120" w:type="dxa"/>
+              <w:bottom w:w="120" w:type="dxa"/>
+              <w:left w:w="150" w:type="dxa"/>
+              <w:right w:w="150" w:type="dxa"/>
+            </w:tcMar>
           </w:tcPr>
           <w:p>
+            <w:pPr>
+              <w:spacing w:before="0" w:after="0" w:line="276" w:lineRule="auto"/>
+            </w:pPr>
             <w:r>
+              <w:rPr>
+                <w:rFonts w:ascii="Calibri" w:hAnsi="Calibri"/>
+                <w:color w:val="1E293B"/>
+                <w:sz w:val="19"/>
+              </w:rPr>
               <w:t>Cálculo reactivo de totales de la jornada sin sobrecarga en la memoria del navegador.</w:t>
             </w:r>
           </w:p>
@@ -1297,9 +2931,24 @@
         <w:tc>
           <w:tcPr>
             <w:tcW w:type="dxa" w:w="1170"/>
+            <w:vAlign w:val="center"/>
+            <w:tcMar>
+              <w:top w:w="120" w:type="dxa"/>
+              <w:bottom w:w="120" w:type="dxa"/>
+              <w:left w:w="150" w:type="dxa"/>
+              <w:right w:w="150" w:type="dxa"/>
+            </w:tcMar>
           </w:tcPr>
           <w:p>
+            <w:pPr>
+              <w:spacing w:before="0" w:after="0" w:line="276" w:lineRule="auto"/>
+            </w:pPr>
             <w:r>
+              <w:rPr>
+                <w:rFonts w:ascii="Calibri" w:hAnsi="Calibri"/>
+                <w:color w:val="1E293B"/>
+                <w:sz w:val="19"/>
+              </w:rPr>
               <w:t>Dashboard</w:t>
             </w:r>
           </w:p>
@@ -1307,33 +2956,82 @@
         <w:tc>
           <w:tcPr>
             <w:tcW w:type="dxa" w:w="1170"/>
+            <w:vAlign w:val="center"/>
+            <w:tcMar>
+              <w:top w:w="120" w:type="dxa"/>
+              <w:bottom w:w="120" w:type="dxa"/>
+              <w:left w:w="150" w:type="dxa"/>
+              <w:right w:w="150" w:type="dxa"/>
+            </w:tcMar>
           </w:tcPr>
           <w:p>
+            <w:pPr>
+              <w:spacing w:before="0" w:after="0" w:line="276" w:lineRule="auto"/>
+            </w:pPr>
             <w:r>
+              <w:rPr>
+                <w:rFonts w:ascii="Calibri" w:hAnsi="Calibri"/>
+                <w:color w:val="1E293B"/>
+                <w:sz w:val="19"/>
+              </w:rPr>
               <w:t>Implementado</w:t>
             </w:r>
           </w:p>
         </w:tc>
       </w:tr>
       <w:tr>
+        <w:trPr>
+          <w:trHeight w:val="280"/>
+        </w:trPr>
         <w:tc>
           <w:tcPr>
             <w:tcW w:type="dxa" w:w="1170"/>
+            <w:vAlign w:val="center"/>
+            <w:tcMar>
+              <w:top w:w="120" w:type="dxa"/>
+              <w:bottom w:w="120" w:type="dxa"/>
+              <w:left w:w="150" w:type="dxa"/>
+              <w:right w:w="150" w:type="dxa"/>
+            </w:tcMar>
             <w:shd w:fill="F8FAFC"/>
           </w:tcPr>
           <w:p>
+            <w:pPr>
+              <w:spacing w:before="0" w:after="0" w:line="276" w:lineRule="auto"/>
+            </w:pPr>
             <w:r>
-              <w:t>**RF-011**</w:t>
+              <w:rPr>
+                <w:rFonts w:ascii="Calibri" w:hAnsi="Calibri"/>
+                <w:b/>
+                <w:color w:val="1E293B"/>
+                <w:sz w:val="19"/>
+              </w:rPr>
+              <w:t>RF-011</w:t>
             </w:r>
           </w:p>
         </w:tc>
         <w:tc>
           <w:tcPr>
             <w:tcW w:type="dxa" w:w="1170"/>
+            <w:vAlign w:val="center"/>
+            <w:tcMar>
+              <w:top w:w="120" w:type="dxa"/>
+              <w:bottom w:w="120" w:type="dxa"/>
+              <w:left w:w="150" w:type="dxa"/>
+              <w:right w:w="150" w:type="dxa"/>
+            </w:tcMar>
             <w:shd w:fill="F8FAFC"/>
           </w:tcPr>
           <w:p>
+            <w:pPr>
+              <w:spacing w:before="0" w:after="0" w:line="276" w:lineRule="auto"/>
+            </w:pPr>
             <w:r>
+              <w:rPr>
+                <w:rFonts w:ascii="Calibri" w:hAnsi="Calibri"/>
+                <w:color w:val="1E293B"/>
+                <w:sz w:val="19"/>
+              </w:rPr>
               <w:t>Generación de Resumen para WhatsApp</w:t>
             </w:r>
           </w:p>
@@ -1341,10 +3039,25 @@
         <w:tc>
           <w:tcPr>
             <w:tcW w:type="dxa" w:w="1170"/>
+            <w:vAlign w:val="center"/>
+            <w:tcMar>
+              <w:top w:w="120" w:type="dxa"/>
+              <w:bottom w:w="120" w:type="dxa"/>
+              <w:left w:w="150" w:type="dxa"/>
+              <w:right w:w="150" w:type="dxa"/>
+            </w:tcMar>
             <w:shd w:fill="F8FAFC"/>
           </w:tcPr>
           <w:p>
+            <w:pPr>
+              <w:spacing w:before="0" w:after="0" w:line="276" w:lineRule="auto"/>
+            </w:pPr>
             <w:r>
+              <w:rPr>
+                <w:rFonts w:ascii="Calibri" w:hAnsi="Calibri"/>
+                <w:color w:val="1E293B"/>
+                <w:sz w:val="19"/>
+              </w:rPr>
               <w:t>Cliente / Admin</w:t>
             </w:r>
           </w:p>
@@ -1352,10 +3065,25 @@
         <w:tc>
           <w:tcPr>
             <w:tcW w:type="dxa" w:w="1170"/>
+            <w:vAlign w:val="center"/>
+            <w:tcMar>
+              <w:top w:w="120" w:type="dxa"/>
+              <w:bottom w:w="120" w:type="dxa"/>
+              <w:left w:w="150" w:type="dxa"/>
+              <w:right w:w="150" w:type="dxa"/>
+            </w:tcMar>
             <w:shd w:fill="F8FAFC"/>
           </w:tcPr>
           <w:p>
+            <w:pPr>
+              <w:spacing w:before="0" w:after="0" w:line="276" w:lineRule="auto"/>
+            </w:pPr>
             <w:r>
+              <w:rPr>
+                <w:rFonts w:ascii="Calibri" w:hAnsi="Calibri"/>
+                <w:color w:val="1E293B"/>
+                <w:sz w:val="19"/>
+              </w:rPr>
               <w:t>El sistema debe generar un mensaje de texto formateado con el resumen de la orden listo para compartir por mensajería.</w:t>
             </w:r>
           </w:p>
@@ -1363,10 +3091,25 @@
         <w:tc>
           <w:tcPr>
             <w:tcW w:type="dxa" w:w="1170"/>
+            <w:vAlign w:val="center"/>
+            <w:tcMar>
+              <w:top w:w="120" w:type="dxa"/>
+              <w:bottom w:w="120" w:type="dxa"/>
+              <w:left w:w="150" w:type="dxa"/>
+              <w:right w:w="150" w:type="dxa"/>
+            </w:tcMar>
             <w:shd w:fill="F8FAFC"/>
           </w:tcPr>
           <w:p>
+            <w:pPr>
+              <w:spacing w:before="0" w:after="0" w:line="276" w:lineRule="auto"/>
+            </w:pPr>
             <w:r>
+              <w:rPr>
+                <w:rFonts w:ascii="Calibri" w:hAnsi="Calibri"/>
+                <w:color w:val="1E293B"/>
+                <w:sz w:val="19"/>
+              </w:rPr>
               <w:t>Media</w:t>
             </w:r>
           </w:p>
@@ -1374,10 +3117,25 @@
         <w:tc>
           <w:tcPr>
             <w:tcW w:type="dxa" w:w="1170"/>
+            <w:vAlign w:val="center"/>
+            <w:tcMar>
+              <w:top w:w="120" w:type="dxa"/>
+              <w:bottom w:w="120" w:type="dxa"/>
+              <w:left w:w="150" w:type="dxa"/>
+              <w:right w:w="150" w:type="dxa"/>
+            </w:tcMar>
             <w:shd w:fill="F8FAFC"/>
           </w:tcPr>
           <w:p>
+            <w:pPr>
+              <w:spacing w:before="0" w:after="0" w:line="276" w:lineRule="auto"/>
+            </w:pPr>
             <w:r>
+              <w:rPr>
+                <w:rFonts w:ascii="Calibri" w:hAnsi="Calibri"/>
+                <w:color w:val="1E293B"/>
+                <w:sz w:val="19"/>
+              </w:rPr>
               <w:t>Formato limpio con ID de pedido, detalle de ítems, flete, total y datos de contacto del cliente.</w:t>
             </w:r>
           </w:p>
@@ -1385,10 +3143,25 @@
         <w:tc>
           <w:tcPr>
             <w:tcW w:type="dxa" w:w="1170"/>
+            <w:vAlign w:val="center"/>
+            <w:tcMar>
+              <w:top w:w="120" w:type="dxa"/>
+              <w:bottom w:w="120" w:type="dxa"/>
+              <w:left w:w="150" w:type="dxa"/>
+              <w:right w:w="150" w:type="dxa"/>
+            </w:tcMar>
             <w:shd w:fill="F8FAFC"/>
           </w:tcPr>
           <w:p>
+            <w:pPr>
+              <w:spacing w:before="0" w:after="0" w:line="276" w:lineRule="auto"/>
+            </w:pPr>
             <w:r>
+              <w:rPr>
+                <w:rFonts w:ascii="Calibri" w:hAnsi="Calibri"/>
+                <w:color w:val="1E293B"/>
+                <w:sz w:val="19"/>
+              </w:rPr>
               <w:t>Pedidos</w:t>
             </w:r>
           </w:p>
@@ -1396,32 +3169,81 @@
         <w:tc>
           <w:tcPr>
             <w:tcW w:type="dxa" w:w="1170"/>
+            <w:vAlign w:val="center"/>
+            <w:tcMar>
+              <w:top w:w="120" w:type="dxa"/>
+              <w:bottom w:w="120" w:type="dxa"/>
+              <w:left w:w="150" w:type="dxa"/>
+              <w:right w:w="150" w:type="dxa"/>
+            </w:tcMar>
             <w:shd w:fill="F8FAFC"/>
           </w:tcPr>
           <w:p>
+            <w:pPr>
+              <w:spacing w:before="0" w:after="0" w:line="276" w:lineRule="auto"/>
+            </w:pPr>
             <w:r>
+              <w:rPr>
+                <w:rFonts w:ascii="Calibri" w:hAnsi="Calibri"/>
+                <w:color w:val="1E293B"/>
+                <w:sz w:val="19"/>
+              </w:rPr>
               <w:t>Implementado</w:t>
             </w:r>
           </w:p>
         </w:tc>
       </w:tr>
       <w:tr>
+        <w:trPr>
+          <w:trHeight w:val="280"/>
+        </w:trPr>
         <w:tc>
           <w:tcPr>
             <w:tcW w:type="dxa" w:w="1170"/>
+            <w:vAlign w:val="center"/>
+            <w:tcMar>
+              <w:top w:w="120" w:type="dxa"/>
+              <w:bottom w:w="120" w:type="dxa"/>
+              <w:left w:w="150" w:type="dxa"/>
+              <w:right w:w="150" w:type="dxa"/>
+            </w:tcMar>
           </w:tcPr>
           <w:p>
+            <w:pPr>
+              <w:spacing w:before="0" w:after="0" w:line="276" w:lineRule="auto"/>
+            </w:pPr>
             <w:r>
-              <w:t>**RF-012**</w:t>
+              <w:rPr>
+                <w:rFonts w:ascii="Calibri" w:hAnsi="Calibri"/>
+                <w:b/>
+                <w:color w:val="1E293B"/>
+                <w:sz w:val="19"/>
+              </w:rPr>
+              <w:t>RF-012</w:t>
             </w:r>
           </w:p>
         </w:tc>
         <w:tc>
           <w:tcPr>
             <w:tcW w:type="dxa" w:w="1170"/>
+            <w:vAlign w:val="center"/>
+            <w:tcMar>
+              <w:top w:w="120" w:type="dxa"/>
+              <w:bottom w:w="120" w:type="dxa"/>
+              <w:left w:w="150" w:type="dxa"/>
+              <w:right w:w="150" w:type="dxa"/>
+            </w:tcMar>
           </w:tcPr>
           <w:p>
+            <w:pPr>
+              <w:spacing w:before="0" w:after="0" w:line="276" w:lineRule="auto"/>
+            </w:pPr>
             <w:r>
+              <w:rPr>
+                <w:rFonts w:ascii="Calibri" w:hAnsi="Calibri"/>
+                <w:color w:val="1E293B"/>
+                <w:sz w:val="19"/>
+              </w:rPr>
               <w:t>Control de Acceso Administrativo</w:t>
             </w:r>
           </w:p>
@@ -1429,9 +3251,24 @@
         <w:tc>
           <w:tcPr>
             <w:tcW w:type="dxa" w:w="1170"/>
+            <w:vAlign w:val="center"/>
+            <w:tcMar>
+              <w:top w:w="120" w:type="dxa"/>
+              <w:bottom w:w="120" w:type="dxa"/>
+              <w:left w:w="150" w:type="dxa"/>
+              <w:right w:w="150" w:type="dxa"/>
+            </w:tcMar>
           </w:tcPr>
           <w:p>
+            <w:pPr>
+              <w:spacing w:before="0" w:after="0" w:line="276" w:lineRule="auto"/>
+            </w:pPr>
             <w:r>
+              <w:rPr>
+                <w:rFonts w:ascii="Calibri" w:hAnsi="Calibri"/>
+                <w:color w:val="1E293B"/>
+                <w:sz w:val="19"/>
+              </w:rPr>
               <w:t>Administrador</w:t>
             </w:r>
           </w:p>
@@ -1439,9 +3276,24 @@
         <w:tc>
           <w:tcPr>
             <w:tcW w:type="dxa" w:w="1170"/>
+            <w:vAlign w:val="center"/>
+            <w:tcMar>
+              <w:top w:w="120" w:type="dxa"/>
+              <w:bottom w:w="120" w:type="dxa"/>
+              <w:left w:w="150" w:type="dxa"/>
+              <w:right w:w="150" w:type="dxa"/>
+            </w:tcMar>
           </w:tcPr>
           <w:p>
+            <w:pPr>
+              <w:spacing w:before="0" w:after="0" w:line="276" w:lineRule="auto"/>
+            </w:pPr>
             <w:r>
+              <w:rPr>
+                <w:rFonts w:ascii="Calibri" w:hAnsi="Calibri"/>
+                <w:color w:val="1E293B"/>
+                <w:sz w:val="19"/>
+              </w:rPr>
               <w:t>El sistema debe proteger las rutas de gestión de inventario y configuración mediante credenciales de autenticación.</w:t>
             </w:r>
           </w:p>
@@ -1449,9 +3301,24 @@
         <w:tc>
           <w:tcPr>
             <w:tcW w:type="dxa" w:w="1170"/>
+            <w:vAlign w:val="center"/>
+            <w:tcMar>
+              <w:top w:w="120" w:type="dxa"/>
+              <w:bottom w:w="120" w:type="dxa"/>
+              <w:left w:w="150" w:type="dxa"/>
+              <w:right w:w="150" w:type="dxa"/>
+            </w:tcMar>
           </w:tcPr>
           <w:p>
+            <w:pPr>
+              <w:spacing w:before="0" w:after="0" w:line="276" w:lineRule="auto"/>
+            </w:pPr>
             <w:r>
+              <w:rPr>
+                <w:rFonts w:ascii="Calibri" w:hAnsi="Calibri"/>
+                <w:color w:val="1E293B"/>
+                <w:sz w:val="19"/>
+              </w:rPr>
               <w:t>Alta</w:t>
             </w:r>
           </w:p>
@@ -1459,9 +3326,24 @@
         <w:tc>
           <w:tcPr>
             <w:tcW w:type="dxa" w:w="1170"/>
+            <w:vAlign w:val="center"/>
+            <w:tcMar>
+              <w:top w:w="120" w:type="dxa"/>
+              <w:bottom w:w="120" w:type="dxa"/>
+              <w:left w:w="150" w:type="dxa"/>
+              <w:right w:w="150" w:type="dxa"/>
+            </w:tcMar>
           </w:tcPr>
           <w:p>
+            <w:pPr>
+              <w:spacing w:before="0" w:after="0" w:line="276" w:lineRule="auto"/>
+            </w:pPr>
             <w:r>
+              <w:rPr>
+                <w:rFonts w:ascii="Calibri" w:hAnsi="Calibri"/>
+                <w:color w:val="1E293B"/>
+                <w:sz w:val="19"/>
+              </w:rPr>
               <w:t>Validación segura de credenciales de administrador y persistencia de sesión controlada.</w:t>
             </w:r>
           </w:p>
@@ -1469,9 +3351,24 @@
         <w:tc>
           <w:tcPr>
             <w:tcW w:type="dxa" w:w="1170"/>
+            <w:vAlign w:val="center"/>
+            <w:tcMar>
+              <w:top w:w="120" w:type="dxa"/>
+              <w:bottom w:w="120" w:type="dxa"/>
+              <w:left w:w="150" w:type="dxa"/>
+              <w:right w:w="150" w:type="dxa"/>
+            </w:tcMar>
           </w:tcPr>
           <w:p>
+            <w:pPr>
+              <w:spacing w:before="0" w:after="0" w:line="276" w:lineRule="auto"/>
+            </w:pPr>
             <w:r>
+              <w:rPr>
+                <w:rFonts w:ascii="Calibri" w:hAnsi="Calibri"/>
+                <w:color w:val="1E293B"/>
+                <w:sz w:val="19"/>
+              </w:rPr>
               <w:t>Seguridad</w:t>
             </w:r>
           </w:p>
@@ -1479,19 +3376,39 @@
         <w:tc>
           <w:tcPr>
             <w:tcW w:type="dxa" w:w="1170"/>
+            <w:vAlign w:val="center"/>
+            <w:tcMar>
+              <w:top w:w="120" w:type="dxa"/>
+              <w:bottom w:w="120" w:type="dxa"/>
+              <w:left w:w="150" w:type="dxa"/>
+              <w:right w:w="150" w:type="dxa"/>
+            </w:tcMar>
           </w:tcPr>
           <w:p>
+            <w:pPr>
+              <w:spacing w:before="0" w:after="0" w:line="276" w:lineRule="auto"/>
+            </w:pPr>
             <w:r>
+              <w:rPr>
+                <w:rFonts w:ascii="Calibri" w:hAnsi="Calibri"/>
+                <w:color w:val="1E293B"/>
+                <w:sz w:val="19"/>
+              </w:rPr>
               <w:t>Implementado</w:t>
             </w:r>
           </w:p>
         </w:tc>
       </w:tr>
     </w:tbl>
-    <w:p/>
     <w:p>
       <w:pPr>
-        <w:spacing w:before="240" w:after="80"/>
+        <w:spacing w:before="0" w:after="120"/>
+      </w:pPr>
+    </w:p>
+    <w:p>
+      <w:pPr>
+        <w:keepNext/>
+        <w:spacing w:before="280" w:after="80"/>
       </w:pPr>
       <w:r>
         <w:rPr>
@@ -1520,16 +3437,31 @@
         <w:gridCol w:w="1170"/>
       </w:tblGrid>
       <w:tr>
+        <w:trPr>
+          <w:trHeight w:val="280"/>
+        </w:trPr>
         <w:tc>
           <w:tcPr>
             <w:tcW w:type="dxa" w:w="1170"/>
+            <w:vAlign w:val="center"/>
+            <w:tcMar>
+              <w:top w:w="120" w:type="dxa"/>
+              <w:bottom w:w="120" w:type="dxa"/>
+              <w:left w:w="150" w:type="dxa"/>
+              <w:right w:w="150" w:type="dxa"/>
+            </w:tcMar>
             <w:shd w:fill="0F172A"/>
           </w:tcPr>
           <w:p>
+            <w:pPr>
+              <w:spacing w:before="0" w:after="0" w:line="276" w:lineRule="auto"/>
+            </w:pPr>
             <w:r>
               <w:rPr>
+                <w:rFonts w:ascii="Calibri" w:hAnsi="Calibri"/>
                 <w:b/>
                 <w:color w:val="FFFFFF"/>
+                <w:sz w:val="20"/>
               </w:rPr>
               <w:t>ID</w:t>
             </w:r>
@@ -1538,13 +3470,25 @@
         <w:tc>
           <w:tcPr>
             <w:tcW w:type="dxa" w:w="1170"/>
+            <w:vAlign w:val="center"/>
+            <w:tcMar>
+              <w:top w:w="120" w:type="dxa"/>
+              <w:bottom w:w="120" w:type="dxa"/>
+              <w:left w:w="150" w:type="dxa"/>
+              <w:right w:w="150" w:type="dxa"/>
+            </w:tcMar>
             <w:shd w:fill="0F172A"/>
           </w:tcPr>
           <w:p>
+            <w:pPr>
+              <w:spacing w:before="0" w:after="0" w:line="276" w:lineRule="auto"/>
+            </w:pPr>
             <w:r>
               <w:rPr>
+                <w:rFonts w:ascii="Calibri" w:hAnsi="Calibri"/>
                 <w:b/>
                 <w:color w:val="FFFFFF"/>
+                <w:sz w:val="20"/>
               </w:rPr>
               <w:t>Categoría</w:t>
             </w:r>
@@ -1553,13 +3497,25 @@
         <w:tc>
           <w:tcPr>
             <w:tcW w:type="dxa" w:w="1170"/>
+            <w:vAlign w:val="center"/>
+            <w:tcMar>
+              <w:top w:w="120" w:type="dxa"/>
+              <w:bottom w:w="120" w:type="dxa"/>
+              <w:left w:w="150" w:type="dxa"/>
+              <w:right w:w="150" w:type="dxa"/>
+            </w:tcMar>
             <w:shd w:fill="0F172A"/>
           </w:tcPr>
           <w:p>
+            <w:pPr>
+              <w:spacing w:before="0" w:after="0" w:line="276" w:lineRule="auto"/>
+            </w:pPr>
             <w:r>
               <w:rPr>
+                <w:rFonts w:ascii="Calibri" w:hAnsi="Calibri"/>
                 <w:b/>
                 <w:color w:val="FFFFFF"/>
+                <w:sz w:val="20"/>
               </w:rPr>
               <w:t>Requisito No Funcional</w:t>
             </w:r>
@@ -1568,13 +3524,25 @@
         <w:tc>
           <w:tcPr>
             <w:tcW w:type="dxa" w:w="1170"/>
+            <w:vAlign w:val="center"/>
+            <w:tcMar>
+              <w:top w:w="120" w:type="dxa"/>
+              <w:bottom w:w="120" w:type="dxa"/>
+              <w:left w:w="150" w:type="dxa"/>
+              <w:right w:w="150" w:type="dxa"/>
+            </w:tcMar>
             <w:shd w:fill="0F172A"/>
           </w:tcPr>
           <w:p>
+            <w:pPr>
+              <w:spacing w:before="0" w:after="0" w:line="276" w:lineRule="auto"/>
+            </w:pPr>
             <w:r>
               <w:rPr>
+                <w:rFonts w:ascii="Calibri" w:hAnsi="Calibri"/>
                 <w:b/>
                 <w:color w:val="FFFFFF"/>
+                <w:sz w:val="20"/>
               </w:rPr>
               <w:t>Descripción Técnica</w:t>
             </w:r>
@@ -1583,13 +3551,25 @@
         <w:tc>
           <w:tcPr>
             <w:tcW w:type="dxa" w:w="1170"/>
+            <w:vAlign w:val="center"/>
+            <w:tcMar>
+              <w:top w:w="120" w:type="dxa"/>
+              <w:bottom w:w="120" w:type="dxa"/>
+              <w:left w:w="150" w:type="dxa"/>
+              <w:right w:w="150" w:type="dxa"/>
+            </w:tcMar>
             <w:shd w:fill="0F172A"/>
           </w:tcPr>
           <w:p>
+            <w:pPr>
+              <w:spacing w:before="0" w:after="0" w:line="276" w:lineRule="auto"/>
+            </w:pPr>
             <w:r>
               <w:rPr>
+                <w:rFonts w:ascii="Calibri" w:hAnsi="Calibri"/>
                 <w:b/>
                 <w:color w:val="FFFFFF"/>
+                <w:sz w:val="20"/>
               </w:rPr>
               <w:t>Métrica Verificable</w:t>
             </w:r>
@@ -1598,13 +3578,25 @@
         <w:tc>
           <w:tcPr>
             <w:tcW w:type="dxa" w:w="1170"/>
+            <w:vAlign w:val="center"/>
+            <w:tcMar>
+              <w:top w:w="120" w:type="dxa"/>
+              <w:bottom w:w="120" w:type="dxa"/>
+              <w:left w:w="150" w:type="dxa"/>
+              <w:right w:w="150" w:type="dxa"/>
+            </w:tcMar>
             <w:shd w:fill="0F172A"/>
           </w:tcPr>
           <w:p>
+            <w:pPr>
+              <w:spacing w:before="0" w:after="0" w:line="276" w:lineRule="auto"/>
+            </w:pPr>
             <w:r>
               <w:rPr>
+                <w:rFonts w:ascii="Calibri" w:hAnsi="Calibri"/>
                 <w:b/>
                 <w:color w:val="FFFFFF"/>
+                <w:sz w:val="20"/>
               </w:rPr>
               <w:t>Prioridad</w:t>
             </w:r>
@@ -1613,13 +3605,25 @@
         <w:tc>
           <w:tcPr>
             <w:tcW w:type="dxa" w:w="1170"/>
+            <w:vAlign w:val="center"/>
+            <w:tcMar>
+              <w:top w:w="120" w:type="dxa"/>
+              <w:bottom w:w="120" w:type="dxa"/>
+              <w:left w:w="150" w:type="dxa"/>
+              <w:right w:w="150" w:type="dxa"/>
+            </w:tcMar>
             <w:shd w:fill="0F172A"/>
           </w:tcPr>
           <w:p>
+            <w:pPr>
+              <w:spacing w:before="0" w:after="0" w:line="276" w:lineRule="auto"/>
+            </w:pPr>
             <w:r>
               <w:rPr>
+                <w:rFonts w:ascii="Calibri" w:hAnsi="Calibri"/>
                 <w:b/>
                 <w:color w:val="FFFFFF"/>
+                <w:sz w:val="20"/>
               </w:rPr>
               <w:t>Método de Validación</w:t>
             </w:r>
@@ -1628,13 +3632,25 @@
         <w:tc>
           <w:tcPr>
             <w:tcW w:type="dxa" w:w="1170"/>
+            <w:vAlign w:val="center"/>
+            <w:tcMar>
+              <w:top w:w="120" w:type="dxa"/>
+              <w:bottom w:w="120" w:type="dxa"/>
+              <w:left w:w="150" w:type="dxa"/>
+              <w:right w:w="150" w:type="dxa"/>
+            </w:tcMar>
             <w:shd w:fill="0F172A"/>
           </w:tcPr>
           <w:p>
+            <w:pPr>
+              <w:spacing w:before="0" w:after="0" w:line="276" w:lineRule="auto"/>
+            </w:pPr>
             <w:r>
               <w:rPr>
+                <w:rFonts w:ascii="Calibri" w:hAnsi="Calibri"/>
                 <w:b/>
                 <w:color w:val="FFFFFF"/>
+                <w:sz w:val="20"/>
               </w:rPr>
               <w:t>Estado</w:t>
             </w:r>
@@ -1642,24 +3658,58 @@
         </w:tc>
       </w:tr>
       <w:tr>
+        <w:trPr>
+          <w:trHeight w:val="280"/>
+        </w:trPr>
         <w:tc>
           <w:tcPr>
             <w:tcW w:type="dxa" w:w="1170"/>
+            <w:vAlign w:val="center"/>
+            <w:tcMar>
+              <w:top w:w="120" w:type="dxa"/>
+              <w:bottom w:w="120" w:type="dxa"/>
+              <w:left w:w="150" w:type="dxa"/>
+              <w:right w:w="150" w:type="dxa"/>
+            </w:tcMar>
             <w:shd w:fill="F8FAFC"/>
           </w:tcPr>
           <w:p>
+            <w:pPr>
+              <w:spacing w:before="0" w:after="0" w:line="276" w:lineRule="auto"/>
+            </w:pPr>
             <w:r>
-              <w:t>**RNF-001**</w:t>
+              <w:rPr>
+                <w:rFonts w:ascii="Calibri" w:hAnsi="Calibri"/>
+                <w:b/>
+                <w:color w:val="1E293B"/>
+                <w:sz w:val="19"/>
+              </w:rPr>
+              <w:t>RNF-001</w:t>
             </w:r>
           </w:p>
         </w:tc>
         <w:tc>
           <w:tcPr>
             <w:tcW w:type="dxa" w:w="1170"/>
+            <w:vAlign w:val="center"/>
+            <w:tcMar>
+              <w:top w:w="120" w:type="dxa"/>
+              <w:bottom w:w="120" w:type="dxa"/>
+              <w:left w:w="150" w:type="dxa"/>
+              <w:right w:w="150" w:type="dxa"/>
+            </w:tcMar>
             <w:shd w:fill="F8FAFC"/>
           </w:tcPr>
           <w:p>
+            <w:pPr>
+              <w:spacing w:before="0" w:after="0" w:line="276" w:lineRule="auto"/>
+            </w:pPr>
             <w:r>
+              <w:rPr>
+                <w:rFonts w:ascii="Calibri" w:hAnsi="Calibri"/>
+                <w:color w:val="1E293B"/>
+                <w:sz w:val="19"/>
+              </w:rPr>
               <w:t>Usabilidad</w:t>
             </w:r>
           </w:p>
@@ -1667,10 +3717,25 @@
         <w:tc>
           <w:tcPr>
             <w:tcW w:type="dxa" w:w="1170"/>
+            <w:vAlign w:val="center"/>
+            <w:tcMar>
+              <w:top w:w="120" w:type="dxa"/>
+              <w:bottom w:w="120" w:type="dxa"/>
+              <w:left w:w="150" w:type="dxa"/>
+              <w:right w:w="150" w:type="dxa"/>
+            </w:tcMar>
             <w:shd w:fill="F8FAFC"/>
           </w:tcPr>
           <w:p>
+            <w:pPr>
+              <w:spacing w:before="0" w:after="0" w:line="276" w:lineRule="auto"/>
+            </w:pPr>
             <w:r>
+              <w:rPr>
+                <w:rFonts w:ascii="Calibri" w:hAnsi="Calibri"/>
+                <w:color w:val="1E293B"/>
+                <w:sz w:val="19"/>
+              </w:rPr>
               <w:t>Diseño Mobile-First</w:t>
             </w:r>
           </w:p>
@@ -1678,10 +3743,25 @@
         <w:tc>
           <w:tcPr>
             <w:tcW w:type="dxa" w:w="1170"/>
+            <w:vAlign w:val="center"/>
+            <w:tcMar>
+              <w:top w:w="120" w:type="dxa"/>
+              <w:bottom w:w="120" w:type="dxa"/>
+              <w:left w:w="150" w:type="dxa"/>
+              <w:right w:w="150" w:type="dxa"/>
+            </w:tcMar>
             <w:shd w:fill="F8FAFC"/>
           </w:tcPr>
           <w:p>
+            <w:pPr>
+              <w:spacing w:before="0" w:after="0" w:line="276" w:lineRule="auto"/>
+            </w:pPr>
             <w:r>
+              <w:rPr>
+                <w:rFonts w:ascii="Calibri" w:hAnsi="Calibri"/>
+                <w:color w:val="1E293B"/>
+                <w:sz w:val="19"/>
+              </w:rPr>
               <w:t>La interfaz debe ser altamente intuitiva y ergonómica en pantallas táctiles de smartphones.</w:t>
             </w:r>
           </w:p>
@@ -1689,21 +3769,68 @@
         <w:tc>
           <w:tcPr>
             <w:tcW w:type="dxa" w:w="1170"/>
+            <w:vAlign w:val="center"/>
+            <w:tcMar>
+              <w:top w:w="120" w:type="dxa"/>
+              <w:bottom w:w="120" w:type="dxa"/>
+              <w:left w:w="150" w:type="dxa"/>
+              <w:right w:w="150" w:type="dxa"/>
+            </w:tcMar>
             <w:shd w:fill="F8FAFC"/>
           </w:tcPr>
           <w:p>
+            <w:pPr>
+              <w:spacing w:before="0" w:after="0" w:line="276" w:lineRule="auto"/>
+            </w:pPr>
             <w:r>
-              <w:t>Registro de orden completado en $\le 2$ minutos por usuarios no técnicos.</w:t>
+              <w:rPr>
+                <w:rFonts w:ascii="Calibri" w:hAnsi="Calibri"/>
+                <w:color w:val="1E293B"/>
+                <w:sz w:val="19"/>
+              </w:rPr>
+              <w:t xml:space="preserve">Registro de orden completado en </w:t>
+            </w:r>
+            <w:r>
+              <w:rPr>
+                <w:rFonts w:ascii="Calibri" w:hAnsi="Calibri"/>
+                <w:i/>
+                <w:color w:val="1E293B"/>
+                <w:sz w:val="19"/>
+              </w:rPr>
+              <w:t>≤ 2</w:t>
+            </w:r>
+            <w:r>
+              <w:rPr>
+                <w:rFonts w:ascii="Calibri" w:hAnsi="Calibri"/>
+                <w:color w:val="1E293B"/>
+                <w:sz w:val="19"/>
+              </w:rPr>
+              <w:t xml:space="preserve"> minutos por usuarios no técnicos.</w:t>
             </w:r>
           </w:p>
         </w:tc>
         <w:tc>
           <w:tcPr>
             <w:tcW w:type="dxa" w:w="1170"/>
+            <w:vAlign w:val="center"/>
+            <w:tcMar>
+              <w:top w:w="120" w:type="dxa"/>
+              <w:bottom w:w="120" w:type="dxa"/>
+              <w:left w:w="150" w:type="dxa"/>
+              <w:right w:w="150" w:type="dxa"/>
+            </w:tcMar>
             <w:shd w:fill="F8FAFC"/>
           </w:tcPr>
           <w:p>
+            <w:pPr>
+              <w:spacing w:before="0" w:after="0" w:line="276" w:lineRule="auto"/>
+            </w:pPr>
             <w:r>
+              <w:rPr>
+                <w:rFonts w:ascii="Calibri" w:hAnsi="Calibri"/>
+                <w:color w:val="1E293B"/>
+                <w:sz w:val="19"/>
+              </w:rPr>
               <w:t>Alta</w:t>
             </w:r>
           </w:p>
@@ -1711,10 +3838,25 @@
         <w:tc>
           <w:tcPr>
             <w:tcW w:type="dxa" w:w="1170"/>
+            <w:vAlign w:val="center"/>
+            <w:tcMar>
+              <w:top w:w="120" w:type="dxa"/>
+              <w:bottom w:w="120" w:type="dxa"/>
+              <w:left w:w="150" w:type="dxa"/>
+              <w:right w:w="150" w:type="dxa"/>
+            </w:tcMar>
             <w:shd w:fill="F8FAFC"/>
           </w:tcPr>
           <w:p>
+            <w:pPr>
+              <w:spacing w:before="0" w:after="0" w:line="276" w:lineRule="auto"/>
+            </w:pPr>
             <w:r>
+              <w:rPr>
+                <w:rFonts w:ascii="Calibri" w:hAnsi="Calibri"/>
+                <w:color w:val="1E293B"/>
+                <w:sz w:val="19"/>
+              </w:rPr>
               <w:t>Prueba de usabilidad con 3 usuarios finales.</w:t>
             </w:r>
           </w:p>
@@ -1722,32 +3864,81 @@
         <w:tc>
           <w:tcPr>
             <w:tcW w:type="dxa" w:w="1170"/>
+            <w:vAlign w:val="center"/>
+            <w:tcMar>
+              <w:top w:w="120" w:type="dxa"/>
+              <w:bottom w:w="120" w:type="dxa"/>
+              <w:left w:w="150" w:type="dxa"/>
+              <w:right w:w="150" w:type="dxa"/>
+            </w:tcMar>
             <w:shd w:fill="F8FAFC"/>
           </w:tcPr>
           <w:p>
+            <w:pPr>
+              <w:spacing w:before="0" w:after="0" w:line="276" w:lineRule="auto"/>
+            </w:pPr>
             <w:r>
+              <w:rPr>
+                <w:rFonts w:ascii="Calibri" w:hAnsi="Calibri"/>
+                <w:color w:val="1E293B"/>
+                <w:sz w:val="19"/>
+              </w:rPr>
               <w:t>Validado</w:t>
             </w:r>
           </w:p>
         </w:tc>
       </w:tr>
       <w:tr>
+        <w:trPr>
+          <w:trHeight w:val="280"/>
+        </w:trPr>
         <w:tc>
           <w:tcPr>
             <w:tcW w:type="dxa" w:w="1170"/>
+            <w:vAlign w:val="center"/>
+            <w:tcMar>
+              <w:top w:w="120" w:type="dxa"/>
+              <w:bottom w:w="120" w:type="dxa"/>
+              <w:left w:w="150" w:type="dxa"/>
+              <w:right w:w="150" w:type="dxa"/>
+            </w:tcMar>
           </w:tcPr>
           <w:p>
+            <w:pPr>
+              <w:spacing w:before="0" w:after="0" w:line="276" w:lineRule="auto"/>
+            </w:pPr>
             <w:r>
-              <w:t>**RNF-002**</w:t>
+              <w:rPr>
+                <w:rFonts w:ascii="Calibri" w:hAnsi="Calibri"/>
+                <w:b/>
+                <w:color w:val="1E293B"/>
+                <w:sz w:val="19"/>
+              </w:rPr>
+              <w:t>RNF-002</w:t>
             </w:r>
           </w:p>
         </w:tc>
         <w:tc>
           <w:tcPr>
             <w:tcW w:type="dxa" w:w="1170"/>
+            <w:vAlign w:val="center"/>
+            <w:tcMar>
+              <w:top w:w="120" w:type="dxa"/>
+              <w:bottom w:w="120" w:type="dxa"/>
+              <w:left w:w="150" w:type="dxa"/>
+              <w:right w:w="150" w:type="dxa"/>
+            </w:tcMar>
           </w:tcPr>
           <w:p>
+            <w:pPr>
+              <w:spacing w:before="0" w:after="0" w:line="276" w:lineRule="auto"/>
+            </w:pPr>
             <w:r>
+              <w:rPr>
+                <w:rFonts w:ascii="Calibri" w:hAnsi="Calibri"/>
+                <w:color w:val="1E293B"/>
+                <w:sz w:val="19"/>
+              </w:rPr>
               <w:t>Rendimiento</w:t>
             </w:r>
           </w:p>
@@ -1755,9 +3946,24 @@
         <w:tc>
           <w:tcPr>
             <w:tcW w:type="dxa" w:w="1170"/>
+            <w:vAlign w:val="center"/>
+            <w:tcMar>
+              <w:top w:w="120" w:type="dxa"/>
+              <w:bottom w:w="120" w:type="dxa"/>
+              <w:left w:w="150" w:type="dxa"/>
+              <w:right w:w="150" w:type="dxa"/>
+            </w:tcMar>
           </w:tcPr>
           <w:p>
+            <w:pPr>
+              <w:spacing w:before="0" w:after="0" w:line="276" w:lineRule="auto"/>
+            </w:pPr>
             <w:r>
+              <w:rPr>
+                <w:rFonts w:ascii="Calibri" w:hAnsi="Calibri"/>
+                <w:color w:val="1E293B"/>
+                <w:sz w:val="19"/>
+              </w:rPr>
               <w:t>Tiempo de Carga y Render</w:t>
             </w:r>
           </w:p>
@@ -1765,9 +3971,24 @@
         <w:tc>
           <w:tcPr>
             <w:tcW w:type="dxa" w:w="1170"/>
+            <w:vAlign w:val="center"/>
+            <w:tcMar>
+              <w:top w:w="120" w:type="dxa"/>
+              <w:bottom w:w="120" w:type="dxa"/>
+              <w:left w:w="150" w:type="dxa"/>
+              <w:right w:w="150" w:type="dxa"/>
+            </w:tcMar>
           </w:tcPr>
           <w:p>
+            <w:pPr>
+              <w:spacing w:before="0" w:after="0" w:line="276" w:lineRule="auto"/>
+            </w:pPr>
             <w:r>
+              <w:rPr>
+                <w:rFonts w:ascii="Calibri" w:hAnsi="Calibri"/>
+                <w:color w:val="1E293B"/>
+                <w:sz w:val="19"/>
+              </w:rPr>
               <w:t>Las vistas y filtros del catálogo deben desplegarse de manera instantánea.</w:t>
             </w:r>
           </w:p>
@@ -1775,19 +3996,83 @@
         <w:tc>
           <w:tcPr>
             <w:tcW w:type="dxa" w:w="1170"/>
+            <w:vAlign w:val="center"/>
+            <w:tcMar>
+              <w:top w:w="120" w:type="dxa"/>
+              <w:bottom w:w="120" w:type="dxa"/>
+              <w:left w:w="150" w:type="dxa"/>
+              <w:right w:w="150" w:type="dxa"/>
+            </w:tcMar>
           </w:tcPr>
           <w:p>
+            <w:pPr>
+              <w:spacing w:before="0" w:after="0" w:line="276" w:lineRule="auto"/>
+            </w:pPr>
             <w:r>
-              <w:t>First Contentful Paint (FCP) $\le 0.5$ s y tiempo de respuesta P95 $&lt; 100$ ms.</w:t>
+              <w:rPr>
+                <w:rFonts w:ascii="Calibri" w:hAnsi="Calibri"/>
+                <w:color w:val="1E293B"/>
+                <w:sz w:val="19"/>
+              </w:rPr>
+              <w:t xml:space="preserve">First Contentful Paint (FCP) </w:t>
+            </w:r>
+            <w:r>
+              <w:rPr>
+                <w:rFonts w:ascii="Calibri" w:hAnsi="Calibri"/>
+                <w:i/>
+                <w:color w:val="1E293B"/>
+                <w:sz w:val="19"/>
+              </w:rPr>
+              <w:t>≤ 0.5</w:t>
+            </w:r>
+            <w:r>
+              <w:rPr>
+                <w:rFonts w:ascii="Calibri" w:hAnsi="Calibri"/>
+                <w:color w:val="1E293B"/>
+                <w:sz w:val="19"/>
+              </w:rPr>
+              <w:t xml:space="preserve"> s y tiempo de respuesta P95 </w:t>
+            </w:r>
+            <w:r>
+              <w:rPr>
+                <w:rFonts w:ascii="Calibri" w:hAnsi="Calibri"/>
+                <w:i/>
+                <w:color w:val="1E293B"/>
+                <w:sz w:val="19"/>
+              </w:rPr>
+              <w:t>&lt; 100</w:t>
+            </w:r>
+            <w:r>
+              <w:rPr>
+                <w:rFonts w:ascii="Calibri" w:hAnsi="Calibri"/>
+                <w:color w:val="1E293B"/>
+                <w:sz w:val="19"/>
+              </w:rPr>
+              <w:t xml:space="preserve"> ms.</w:t>
             </w:r>
           </w:p>
         </w:tc>
         <w:tc>
           <w:tcPr>
             <w:tcW w:type="dxa" w:w="1170"/>
+            <w:vAlign w:val="center"/>
+            <w:tcMar>
+              <w:top w:w="120" w:type="dxa"/>
+              <w:bottom w:w="120" w:type="dxa"/>
+              <w:left w:w="150" w:type="dxa"/>
+              <w:right w:w="150" w:type="dxa"/>
+            </w:tcMar>
           </w:tcPr>
           <w:p>
+            <w:pPr>
+              <w:spacing w:before="0" w:after="0" w:line="276" w:lineRule="auto"/>
+            </w:pPr>
             <w:r>
+              <w:rPr>
+                <w:rFonts w:ascii="Calibri" w:hAnsi="Calibri"/>
+                <w:color w:val="1E293B"/>
+                <w:sz w:val="19"/>
+              </w:rPr>
               <w:t>Alta</w:t>
             </w:r>
           </w:p>
@@ -1795,9 +4080,24 @@
         <w:tc>
           <w:tcPr>
             <w:tcW w:type="dxa" w:w="1170"/>
+            <w:vAlign w:val="center"/>
+            <w:tcMar>
+              <w:top w:w="120" w:type="dxa"/>
+              <w:bottom w:w="120" w:type="dxa"/>
+              <w:left w:w="150" w:type="dxa"/>
+              <w:right w:w="150" w:type="dxa"/>
+            </w:tcMar>
           </w:tcPr>
           <w:p>
+            <w:pPr>
+              <w:spacing w:before="0" w:after="0" w:line="276" w:lineRule="auto"/>
+            </w:pPr>
             <w:r>
+              <w:rPr>
+                <w:rFonts w:ascii="Calibri" w:hAnsi="Calibri"/>
+                <w:color w:val="1E293B"/>
+                <w:sz w:val="19"/>
+              </w:rPr>
               <w:t>Auditoría con Google Lighthouse y Chrome DevTools.</w:t>
             </w:r>
           </w:p>
@@ -1805,33 +4105,82 @@
         <w:tc>
           <w:tcPr>
             <w:tcW w:type="dxa" w:w="1170"/>
+            <w:vAlign w:val="center"/>
+            <w:tcMar>
+              <w:top w:w="120" w:type="dxa"/>
+              <w:bottom w:w="120" w:type="dxa"/>
+              <w:left w:w="150" w:type="dxa"/>
+              <w:right w:w="150" w:type="dxa"/>
+            </w:tcMar>
           </w:tcPr>
           <w:p>
+            <w:pPr>
+              <w:spacing w:before="0" w:after="0" w:line="276" w:lineRule="auto"/>
+            </w:pPr>
             <w:r>
+              <w:rPr>
+                <w:rFonts w:ascii="Calibri" w:hAnsi="Calibri"/>
+                <w:color w:val="1E293B"/>
+                <w:sz w:val="19"/>
+              </w:rPr>
               <w:t>Validado</w:t>
             </w:r>
           </w:p>
         </w:tc>
       </w:tr>
       <w:tr>
+        <w:trPr>
+          <w:trHeight w:val="280"/>
+        </w:trPr>
         <w:tc>
           <w:tcPr>
             <w:tcW w:type="dxa" w:w="1170"/>
+            <w:vAlign w:val="center"/>
+            <w:tcMar>
+              <w:top w:w="120" w:type="dxa"/>
+              <w:bottom w:w="120" w:type="dxa"/>
+              <w:left w:w="150" w:type="dxa"/>
+              <w:right w:w="150" w:type="dxa"/>
+            </w:tcMar>
             <w:shd w:fill="F8FAFC"/>
           </w:tcPr>
           <w:p>
+            <w:pPr>
+              <w:spacing w:before="0" w:after="0" w:line="276" w:lineRule="auto"/>
+            </w:pPr>
             <w:r>
-              <w:t>**RNF-003**</w:t>
+              <w:rPr>
+                <w:rFonts w:ascii="Calibri" w:hAnsi="Calibri"/>
+                <w:b/>
+                <w:color w:val="1E293B"/>
+                <w:sz w:val="19"/>
+              </w:rPr>
+              <w:t>RNF-003</w:t>
             </w:r>
           </w:p>
         </w:tc>
         <w:tc>
           <w:tcPr>
             <w:tcW w:type="dxa" w:w="1170"/>
+            <w:vAlign w:val="center"/>
+            <w:tcMar>
+              <w:top w:w="120" w:type="dxa"/>
+              <w:bottom w:w="120" w:type="dxa"/>
+              <w:left w:w="150" w:type="dxa"/>
+              <w:right w:w="150" w:type="dxa"/>
+            </w:tcMar>
             <w:shd w:fill="F8FAFC"/>
           </w:tcPr>
           <w:p>
+            <w:pPr>
+              <w:spacing w:before="0" w:after="0" w:line="276" w:lineRule="auto"/>
+            </w:pPr>
             <w:r>
+              <w:rPr>
+                <w:rFonts w:ascii="Calibri" w:hAnsi="Calibri"/>
+                <w:color w:val="1E293B"/>
+                <w:sz w:val="19"/>
+              </w:rPr>
               <w:t>Rendimiento (WPO)</w:t>
             </w:r>
           </w:p>
@@ -1839,10 +4188,25 @@
         <w:tc>
           <w:tcPr>
             <w:tcW w:type="dxa" w:w="1170"/>
+            <w:vAlign w:val="center"/>
+            <w:tcMar>
+              <w:top w:w="120" w:type="dxa"/>
+              <w:bottom w:w="120" w:type="dxa"/>
+              <w:left w:w="150" w:type="dxa"/>
+              <w:right w:w="150" w:type="dxa"/>
+            </w:tcMar>
             <w:shd w:fill="F8FAFC"/>
           </w:tcPr>
           <w:p>
+            <w:pPr>
+              <w:spacing w:before="0" w:after="0" w:line="276" w:lineRule="auto"/>
+            </w:pPr>
             <w:r>
+              <w:rPr>
+                <w:rFonts w:ascii="Calibri" w:hAnsi="Calibri"/>
+                <w:color w:val="1E293B"/>
+                <w:sz w:val="19"/>
+              </w:rPr>
               <w:t>Optimización de Paquete</w:t>
             </w:r>
           </w:p>
@@ -1850,10 +4214,25 @@
         <w:tc>
           <w:tcPr>
             <w:tcW w:type="dxa" w:w="1170"/>
+            <w:vAlign w:val="center"/>
+            <w:tcMar>
+              <w:top w:w="120" w:type="dxa"/>
+              <w:bottom w:w="120" w:type="dxa"/>
+              <w:left w:w="150" w:type="dxa"/>
+              <w:right w:w="150" w:type="dxa"/>
+            </w:tcMar>
             <w:shd w:fill="F8FAFC"/>
           </w:tcPr>
           <w:p>
+            <w:pPr>
+              <w:spacing w:before="0" w:after="0" w:line="276" w:lineRule="auto"/>
+            </w:pPr>
             <w:r>
+              <w:rPr>
+                <w:rFonts w:ascii="Calibri" w:hAnsi="Calibri"/>
+                <w:color w:val="1E293B"/>
+                <w:sz w:val="19"/>
+              </w:rPr>
               <w:t>El bundle compilado de producción debe ser minúsculo para operar en redes móviles lentas.</w:t>
             </w:r>
           </w:p>
@@ -1861,21 +4240,85 @@
         <w:tc>
           <w:tcPr>
             <w:tcW w:type="dxa" w:w="1170"/>
+            <w:vAlign w:val="center"/>
+            <w:tcMar>
+              <w:top w:w="120" w:type="dxa"/>
+              <w:bottom w:w="120" w:type="dxa"/>
+              <w:left w:w="150" w:type="dxa"/>
+              <w:right w:w="150" w:type="dxa"/>
+            </w:tcMar>
             <w:shd w:fill="F8FAFC"/>
           </w:tcPr>
           <w:p>
+            <w:pPr>
+              <w:spacing w:before="0" w:after="0" w:line="276" w:lineRule="auto"/>
+            </w:pPr>
             <w:r>
-              <w:t>Bundle JS $\le 80$ kB gzipped y Bundle CSS $\le 10$ kB gzipped.</w:t>
+              <w:rPr>
+                <w:rFonts w:ascii="Calibri" w:hAnsi="Calibri"/>
+                <w:color w:val="1E293B"/>
+                <w:sz w:val="19"/>
+              </w:rPr>
+              <w:t xml:space="preserve">Bundle JS </w:t>
+            </w:r>
+            <w:r>
+              <w:rPr>
+                <w:rFonts w:ascii="Calibri" w:hAnsi="Calibri"/>
+                <w:i/>
+                <w:color w:val="1E293B"/>
+                <w:sz w:val="19"/>
+              </w:rPr>
+              <w:t>≤ 80</w:t>
+            </w:r>
+            <w:r>
+              <w:rPr>
+                <w:rFonts w:ascii="Calibri" w:hAnsi="Calibri"/>
+                <w:color w:val="1E293B"/>
+                <w:sz w:val="19"/>
+              </w:rPr>
+              <w:t xml:space="preserve"> kB gzipped y Bundle CSS </w:t>
+            </w:r>
+            <w:r>
+              <w:rPr>
+                <w:rFonts w:ascii="Calibri" w:hAnsi="Calibri"/>
+                <w:i/>
+                <w:color w:val="1E293B"/>
+                <w:sz w:val="19"/>
+              </w:rPr>
+              <w:t>≤ 10</w:t>
+            </w:r>
+            <w:r>
+              <w:rPr>
+                <w:rFonts w:ascii="Calibri" w:hAnsi="Calibri"/>
+                <w:color w:val="1E293B"/>
+                <w:sz w:val="19"/>
+              </w:rPr>
+              <w:t xml:space="preserve"> kB gzipped.</w:t>
             </w:r>
           </w:p>
         </w:tc>
         <w:tc>
           <w:tcPr>
             <w:tcW w:type="dxa" w:w="1170"/>
+            <w:vAlign w:val="center"/>
+            <w:tcMar>
+              <w:top w:w="120" w:type="dxa"/>
+              <w:bottom w:w="120" w:type="dxa"/>
+              <w:left w:w="150" w:type="dxa"/>
+              <w:right w:w="150" w:type="dxa"/>
+            </w:tcMar>
             <w:shd w:fill="F8FAFC"/>
           </w:tcPr>
           <w:p>
+            <w:pPr>
+              <w:spacing w:before="0" w:after="0" w:line="276" w:lineRule="auto"/>
+            </w:pPr>
             <w:r>
+              <w:rPr>
+                <w:rFonts w:ascii="Calibri" w:hAnsi="Calibri"/>
+                <w:color w:val="1E293B"/>
+                <w:sz w:val="19"/>
+              </w:rPr>
               <w:t>Alta</w:t>
             </w:r>
           </w:p>
@@ -1883,10 +4326,25 @@
         <w:tc>
           <w:tcPr>
             <w:tcW w:type="dxa" w:w="1170"/>
+            <w:vAlign w:val="center"/>
+            <w:tcMar>
+              <w:top w:w="120" w:type="dxa"/>
+              <w:bottom w:w="120" w:type="dxa"/>
+              <w:left w:w="150" w:type="dxa"/>
+              <w:right w:w="150" w:type="dxa"/>
+            </w:tcMar>
             <w:shd w:fill="F8FAFC"/>
           </w:tcPr>
           <w:p>
+            <w:pPr>
+              <w:spacing w:before="0" w:after="0" w:line="276" w:lineRule="auto"/>
+            </w:pPr>
             <w:r>
+              <w:rPr>
+                <w:rFonts w:ascii="Calibri" w:hAnsi="Calibri"/>
+                <w:color w:val="1E293B"/>
+                <w:sz w:val="19"/>
+              </w:rPr>
               <w:t>Análisis de compilación con Vite / Rollup bundle analyzer.</w:t>
             </w:r>
           </w:p>
@@ -1894,32 +4352,81 @@
         <w:tc>
           <w:tcPr>
             <w:tcW w:type="dxa" w:w="1170"/>
+            <w:vAlign w:val="center"/>
+            <w:tcMar>
+              <w:top w:w="120" w:type="dxa"/>
+              <w:bottom w:w="120" w:type="dxa"/>
+              <w:left w:w="150" w:type="dxa"/>
+              <w:right w:w="150" w:type="dxa"/>
+            </w:tcMar>
             <w:shd w:fill="F8FAFC"/>
           </w:tcPr>
           <w:p>
+            <w:pPr>
+              <w:spacing w:before="0" w:after="0" w:line="276" w:lineRule="auto"/>
+            </w:pPr>
             <w:r>
+              <w:rPr>
+                <w:rFonts w:ascii="Calibri" w:hAnsi="Calibri"/>
+                <w:color w:val="1E293B"/>
+                <w:sz w:val="19"/>
+              </w:rPr>
               <w:t>Validado</w:t>
             </w:r>
           </w:p>
         </w:tc>
       </w:tr>
       <w:tr>
+        <w:trPr>
+          <w:trHeight w:val="280"/>
+        </w:trPr>
         <w:tc>
           <w:tcPr>
             <w:tcW w:type="dxa" w:w="1170"/>
+            <w:vAlign w:val="center"/>
+            <w:tcMar>
+              <w:top w:w="120" w:type="dxa"/>
+              <w:bottom w:w="120" w:type="dxa"/>
+              <w:left w:w="150" w:type="dxa"/>
+              <w:right w:w="150" w:type="dxa"/>
+            </w:tcMar>
           </w:tcPr>
           <w:p>
+            <w:pPr>
+              <w:spacing w:before="0" w:after="0" w:line="276" w:lineRule="auto"/>
+            </w:pPr>
             <w:r>
-              <w:t>**RNF-004**</w:t>
+              <w:rPr>
+                <w:rFonts w:ascii="Calibri" w:hAnsi="Calibri"/>
+                <w:b/>
+                <w:color w:val="1E293B"/>
+                <w:sz w:val="19"/>
+              </w:rPr>
+              <w:t>RNF-004</w:t>
             </w:r>
           </w:p>
         </w:tc>
         <w:tc>
           <w:tcPr>
             <w:tcW w:type="dxa" w:w="1170"/>
+            <w:vAlign w:val="center"/>
+            <w:tcMar>
+              <w:top w:w="120" w:type="dxa"/>
+              <w:bottom w:w="120" w:type="dxa"/>
+              <w:left w:w="150" w:type="dxa"/>
+              <w:right w:w="150" w:type="dxa"/>
+            </w:tcMar>
           </w:tcPr>
           <w:p>
+            <w:pPr>
+              <w:spacing w:before="0" w:after="0" w:line="276" w:lineRule="auto"/>
+            </w:pPr>
             <w:r>
+              <w:rPr>
+                <w:rFonts w:ascii="Calibri" w:hAnsi="Calibri"/>
+                <w:color w:val="1E293B"/>
+                <w:sz w:val="19"/>
+              </w:rPr>
               <w:t>Disponibilidad</w:t>
             </w:r>
           </w:p>
@@ -1927,9 +4434,24 @@
         <w:tc>
           <w:tcPr>
             <w:tcW w:type="dxa" w:w="1170"/>
+            <w:vAlign w:val="center"/>
+            <w:tcMar>
+              <w:top w:w="120" w:type="dxa"/>
+              <w:bottom w:w="120" w:type="dxa"/>
+              <w:left w:w="150" w:type="dxa"/>
+              <w:right w:w="150" w:type="dxa"/>
+            </w:tcMar>
           </w:tcPr>
           <w:p>
+            <w:pPr>
+              <w:spacing w:before="0" w:after="0" w:line="276" w:lineRule="auto"/>
+            </w:pPr>
             <w:r>
+              <w:rPr>
+                <w:rFonts w:ascii="Calibri" w:hAnsi="Calibri"/>
+                <w:color w:val="1E293B"/>
+                <w:sz w:val="19"/>
+              </w:rPr>
               <w:t>Operatividad Continua</w:t>
             </w:r>
           </w:p>
@@ -1937,9 +4459,24 @@
         <w:tc>
           <w:tcPr>
             <w:tcW w:type="dxa" w:w="1170"/>
+            <w:vAlign w:val="center"/>
+            <w:tcMar>
+              <w:top w:w="120" w:type="dxa"/>
+              <w:bottom w:w="120" w:type="dxa"/>
+              <w:left w:w="150" w:type="dxa"/>
+              <w:right w:w="150" w:type="dxa"/>
+            </w:tcMar>
           </w:tcPr>
           <w:p>
+            <w:pPr>
+              <w:spacing w:before="0" w:after="0" w:line="276" w:lineRule="auto"/>
+            </w:pPr>
             <w:r>
+              <w:rPr>
+                <w:rFonts w:ascii="Calibri" w:hAnsi="Calibri"/>
+                <w:color w:val="1E293B"/>
+                <w:sz w:val="19"/>
+              </w:rPr>
               <w:t>La plataforma debe permanecer disponible y accesible en la nube de forma ininterrumpida.</w:t>
             </w:r>
           </w:p>
@@ -1947,19 +4484,66 @@
         <w:tc>
           <w:tcPr>
             <w:tcW w:type="dxa" w:w="1170"/>
+            <w:vAlign w:val="center"/>
+            <w:tcMar>
+              <w:top w:w="120" w:type="dxa"/>
+              <w:bottom w:w="120" w:type="dxa"/>
+              <w:left w:w="150" w:type="dxa"/>
+              <w:right w:w="150" w:type="dxa"/>
+            </w:tcMar>
           </w:tcPr>
           <w:p>
+            <w:pPr>
+              <w:spacing w:before="0" w:after="0" w:line="276" w:lineRule="auto"/>
+            </w:pPr>
             <w:r>
-              <w:t>Uptime mensual $\ge 99.5\%$ garantizado por CDN Serverless en el Edge.</w:t>
+              <w:rPr>
+                <w:rFonts w:ascii="Calibri" w:hAnsi="Calibri"/>
+                <w:color w:val="1E293B"/>
+                <w:sz w:val="19"/>
+              </w:rPr>
+              <w:t xml:space="preserve">Uptime mensual </w:t>
+            </w:r>
+            <w:r>
+              <w:rPr>
+                <w:rFonts w:ascii="Calibri" w:hAnsi="Calibri"/>
+                <w:i/>
+                <w:color w:val="1E293B"/>
+                <w:sz w:val="19"/>
+              </w:rPr>
+              <w:t>≥ 99.5%</w:t>
+            </w:r>
+            <w:r>
+              <w:rPr>
+                <w:rFonts w:ascii="Calibri" w:hAnsi="Calibri"/>
+                <w:color w:val="1E293B"/>
+                <w:sz w:val="19"/>
+              </w:rPr>
+              <w:t xml:space="preserve"> garantizado por CDN Serverless en el Edge.</w:t>
             </w:r>
           </w:p>
         </w:tc>
         <w:tc>
           <w:tcPr>
             <w:tcW w:type="dxa" w:w="1170"/>
+            <w:vAlign w:val="center"/>
+            <w:tcMar>
+              <w:top w:w="120" w:type="dxa"/>
+              <w:bottom w:w="120" w:type="dxa"/>
+              <w:left w:w="150" w:type="dxa"/>
+              <w:right w:w="150" w:type="dxa"/>
+            </w:tcMar>
           </w:tcPr>
           <w:p>
+            <w:pPr>
+              <w:spacing w:before="0" w:after="0" w:line="276" w:lineRule="auto"/>
+            </w:pPr>
             <w:r>
+              <w:rPr>
+                <w:rFonts w:ascii="Calibri" w:hAnsi="Calibri"/>
+                <w:color w:val="1E293B"/>
+                <w:sz w:val="19"/>
+              </w:rPr>
               <w:t>Alta</w:t>
             </w:r>
           </w:p>
@@ -1967,9 +4551,24 @@
         <w:tc>
           <w:tcPr>
             <w:tcW w:type="dxa" w:w="1170"/>
+            <w:vAlign w:val="center"/>
+            <w:tcMar>
+              <w:top w:w="120" w:type="dxa"/>
+              <w:bottom w:w="120" w:type="dxa"/>
+              <w:left w:w="150" w:type="dxa"/>
+              <w:right w:w="150" w:type="dxa"/>
+            </w:tcMar>
           </w:tcPr>
           <w:p>
+            <w:pPr>
+              <w:spacing w:before="0" w:after="0" w:line="276" w:lineRule="auto"/>
+            </w:pPr>
             <w:r>
+              <w:rPr>
+                <w:rFonts w:ascii="Calibri" w:hAnsi="Calibri"/>
+                <w:color w:val="1E293B"/>
+                <w:sz w:val="19"/>
+              </w:rPr>
               <w:t>Bitácora y monitoreo de disponibilidad en hosting.</w:t>
             </w:r>
           </w:p>
@@ -1977,33 +4576,82 @@
         <w:tc>
           <w:tcPr>
             <w:tcW w:type="dxa" w:w="1170"/>
+            <w:vAlign w:val="center"/>
+            <w:tcMar>
+              <w:top w:w="120" w:type="dxa"/>
+              <w:bottom w:w="120" w:type="dxa"/>
+              <w:left w:w="150" w:type="dxa"/>
+              <w:right w:w="150" w:type="dxa"/>
+            </w:tcMar>
           </w:tcPr>
           <w:p>
+            <w:pPr>
+              <w:spacing w:before="0" w:after="0" w:line="276" w:lineRule="auto"/>
+            </w:pPr>
             <w:r>
+              <w:rPr>
+                <w:rFonts w:ascii="Calibri" w:hAnsi="Calibri"/>
+                <w:color w:val="1E293B"/>
+                <w:sz w:val="19"/>
+              </w:rPr>
               <w:t>Validado</w:t>
             </w:r>
           </w:p>
         </w:tc>
       </w:tr>
       <w:tr>
+        <w:trPr>
+          <w:trHeight w:val="280"/>
+        </w:trPr>
         <w:tc>
           <w:tcPr>
             <w:tcW w:type="dxa" w:w="1170"/>
+            <w:vAlign w:val="center"/>
+            <w:tcMar>
+              <w:top w:w="120" w:type="dxa"/>
+              <w:bottom w:w="120" w:type="dxa"/>
+              <w:left w:w="150" w:type="dxa"/>
+              <w:right w:w="150" w:type="dxa"/>
+            </w:tcMar>
             <w:shd w:fill="F8FAFC"/>
           </w:tcPr>
           <w:p>
+            <w:pPr>
+              <w:spacing w:before="0" w:after="0" w:line="276" w:lineRule="auto"/>
+            </w:pPr>
             <w:r>
-              <w:t>**RNF-005**</w:t>
+              <w:rPr>
+                <w:rFonts w:ascii="Calibri" w:hAnsi="Calibri"/>
+                <w:b/>
+                <w:color w:val="1E293B"/>
+                <w:sz w:val="19"/>
+              </w:rPr>
+              <w:t>RNF-005</w:t>
             </w:r>
           </w:p>
         </w:tc>
         <w:tc>
           <w:tcPr>
             <w:tcW w:type="dxa" w:w="1170"/>
+            <w:vAlign w:val="center"/>
+            <w:tcMar>
+              <w:top w:w="120" w:type="dxa"/>
+              <w:bottom w:w="120" w:type="dxa"/>
+              <w:left w:w="150" w:type="dxa"/>
+              <w:right w:w="150" w:type="dxa"/>
+            </w:tcMar>
             <w:shd w:fill="F8FAFC"/>
           </w:tcPr>
           <w:p>
+            <w:pPr>
+              <w:spacing w:before="0" w:after="0" w:line="276" w:lineRule="auto"/>
+            </w:pPr>
             <w:r>
+              <w:rPr>
+                <w:rFonts w:ascii="Calibri" w:hAnsi="Calibri"/>
+                <w:color w:val="1E293B"/>
+                <w:sz w:val="19"/>
+              </w:rPr>
               <w:t>Compatibilidad</w:t>
             </w:r>
           </w:p>
@@ -2011,10 +4659,25 @@
         <w:tc>
           <w:tcPr>
             <w:tcW w:type="dxa" w:w="1170"/>
+            <w:vAlign w:val="center"/>
+            <w:tcMar>
+              <w:top w:w="120" w:type="dxa"/>
+              <w:bottom w:w="120" w:type="dxa"/>
+              <w:left w:w="150" w:type="dxa"/>
+              <w:right w:w="150" w:type="dxa"/>
+            </w:tcMar>
             <w:shd w:fill="F8FAFC"/>
           </w:tcPr>
           <w:p>
+            <w:pPr>
+              <w:spacing w:before="0" w:after="0" w:line="276" w:lineRule="auto"/>
+            </w:pPr>
             <w:r>
+              <w:rPr>
+                <w:rFonts w:ascii="Calibri" w:hAnsi="Calibri"/>
+                <w:color w:val="1E293B"/>
+                <w:sz w:val="19"/>
+              </w:rPr>
               <w:t>Multi-Plataforma</w:t>
             </w:r>
           </w:p>
@@ -2022,10 +4685,25 @@
         <w:tc>
           <w:tcPr>
             <w:tcW w:type="dxa" w:w="1170"/>
+            <w:vAlign w:val="center"/>
+            <w:tcMar>
+              <w:top w:w="120" w:type="dxa"/>
+              <w:bottom w:w="120" w:type="dxa"/>
+              <w:left w:w="150" w:type="dxa"/>
+              <w:right w:w="150" w:type="dxa"/>
+            </w:tcMar>
             <w:shd w:fill="F8FAFC"/>
           </w:tcPr>
           <w:p>
+            <w:pPr>
+              <w:spacing w:before="0" w:after="0" w:line="276" w:lineRule="auto"/>
+            </w:pPr>
             <w:r>
+              <w:rPr>
+                <w:rFonts w:ascii="Calibri" w:hAnsi="Calibri"/>
+                <w:color w:val="1E293B"/>
+                <w:sz w:val="19"/>
+              </w:rPr>
               <w:t>El sistema debe operar con total fidelidad visual en todos los navegadores modernos.</w:t>
             </w:r>
           </w:p>
@@ -2033,10 +4711,25 @@
         <w:tc>
           <w:tcPr>
             <w:tcW w:type="dxa" w:w="1170"/>
+            <w:vAlign w:val="center"/>
+            <w:tcMar>
+              <w:top w:w="120" w:type="dxa"/>
+              <w:bottom w:w="120" w:type="dxa"/>
+              <w:left w:w="150" w:type="dxa"/>
+              <w:right w:w="150" w:type="dxa"/>
+            </w:tcMar>
             <w:shd w:fill="F8FAFC"/>
           </w:tcPr>
           <w:p>
+            <w:pPr>
+              <w:spacing w:before="0" w:after="0" w:line="276" w:lineRule="auto"/>
+            </w:pPr>
             <w:r>
+              <w:rPr>
+                <w:rFonts w:ascii="Calibri" w:hAnsi="Calibri"/>
+                <w:color w:val="1E293B"/>
+                <w:sz w:val="19"/>
+              </w:rPr>
               <w:t>100% funcional en Google Chrome, Microsoft Edge, Firefox y Safari.</w:t>
             </w:r>
           </w:p>
@@ -2044,10 +4737,25 @@
         <w:tc>
           <w:tcPr>
             <w:tcW w:type="dxa" w:w="1170"/>
+            <w:vAlign w:val="center"/>
+            <w:tcMar>
+              <w:top w:w="120" w:type="dxa"/>
+              <w:bottom w:w="120" w:type="dxa"/>
+              <w:left w:w="150" w:type="dxa"/>
+              <w:right w:w="150" w:type="dxa"/>
+            </w:tcMar>
             <w:shd w:fill="F8FAFC"/>
           </w:tcPr>
           <w:p>
+            <w:pPr>
+              <w:spacing w:before="0" w:after="0" w:line="276" w:lineRule="auto"/>
+            </w:pPr>
             <w:r>
+              <w:rPr>
+                <w:rFonts w:ascii="Calibri" w:hAnsi="Calibri"/>
+                <w:color w:val="1E293B"/>
+                <w:sz w:val="19"/>
+              </w:rPr>
               <w:t>Media</w:t>
             </w:r>
           </w:p>
@@ -2055,10 +4763,25 @@
         <w:tc>
           <w:tcPr>
             <w:tcW w:type="dxa" w:w="1170"/>
+            <w:vAlign w:val="center"/>
+            <w:tcMar>
+              <w:top w:w="120" w:type="dxa"/>
+              <w:bottom w:w="120" w:type="dxa"/>
+              <w:left w:w="150" w:type="dxa"/>
+              <w:right w:w="150" w:type="dxa"/>
+            </w:tcMar>
             <w:shd w:fill="F8FAFC"/>
           </w:tcPr>
           <w:p>
+            <w:pPr>
+              <w:spacing w:before="0" w:after="0" w:line="276" w:lineRule="auto"/>
+            </w:pPr>
             <w:r>
+              <w:rPr>
+                <w:rFonts w:ascii="Calibri" w:hAnsi="Calibri"/>
+                <w:color w:val="1E293B"/>
+                <w:sz w:val="19"/>
+              </w:rPr>
               <w:t>Pruebas de compatibilidad cruzada en navegadores.</w:t>
             </w:r>
           </w:p>
@@ -2066,32 +4789,81 @@
         <w:tc>
           <w:tcPr>
             <w:tcW w:type="dxa" w:w="1170"/>
+            <w:vAlign w:val="center"/>
+            <w:tcMar>
+              <w:top w:w="120" w:type="dxa"/>
+              <w:bottom w:w="120" w:type="dxa"/>
+              <w:left w:w="150" w:type="dxa"/>
+              <w:right w:w="150" w:type="dxa"/>
+            </w:tcMar>
             <w:shd w:fill="F8FAFC"/>
           </w:tcPr>
           <w:p>
+            <w:pPr>
+              <w:spacing w:before="0" w:after="0" w:line="276" w:lineRule="auto"/>
+            </w:pPr>
             <w:r>
+              <w:rPr>
+                <w:rFonts w:ascii="Calibri" w:hAnsi="Calibri"/>
+                <w:color w:val="1E293B"/>
+                <w:sz w:val="19"/>
+              </w:rPr>
               <w:t>Validado</w:t>
             </w:r>
           </w:p>
         </w:tc>
       </w:tr>
       <w:tr>
+        <w:trPr>
+          <w:trHeight w:val="280"/>
+        </w:trPr>
         <w:tc>
           <w:tcPr>
             <w:tcW w:type="dxa" w:w="1170"/>
+            <w:vAlign w:val="center"/>
+            <w:tcMar>
+              <w:top w:w="120" w:type="dxa"/>
+              <w:bottom w:w="120" w:type="dxa"/>
+              <w:left w:w="150" w:type="dxa"/>
+              <w:right w:w="150" w:type="dxa"/>
+            </w:tcMar>
           </w:tcPr>
           <w:p>
+            <w:pPr>
+              <w:spacing w:before="0" w:after="0" w:line="276" w:lineRule="auto"/>
+            </w:pPr>
             <w:r>
-              <w:t>**RNF-006**</w:t>
+              <w:rPr>
+                <w:rFonts w:ascii="Calibri" w:hAnsi="Calibri"/>
+                <w:b/>
+                <w:color w:val="1E293B"/>
+                <w:sz w:val="19"/>
+              </w:rPr>
+              <w:t>RNF-006</w:t>
             </w:r>
           </w:p>
         </w:tc>
         <w:tc>
           <w:tcPr>
             <w:tcW w:type="dxa" w:w="1170"/>
+            <w:vAlign w:val="center"/>
+            <w:tcMar>
+              <w:top w:w="120" w:type="dxa"/>
+              <w:bottom w:w="120" w:type="dxa"/>
+              <w:left w:w="150" w:type="dxa"/>
+              <w:right w:w="150" w:type="dxa"/>
+            </w:tcMar>
           </w:tcPr>
           <w:p>
+            <w:pPr>
+              <w:spacing w:before="0" w:after="0" w:line="276" w:lineRule="auto"/>
+            </w:pPr>
             <w:r>
+              <w:rPr>
+                <w:rFonts w:ascii="Calibri" w:hAnsi="Calibri"/>
+                <w:color w:val="1E293B"/>
+                <w:sz w:val="19"/>
+              </w:rPr>
               <w:t>Mantenibilidad</w:t>
             </w:r>
           </w:p>
@@ -2099,9 +4871,24 @@
         <w:tc>
           <w:tcPr>
             <w:tcW w:type="dxa" w:w="1170"/>
+            <w:vAlign w:val="center"/>
+            <w:tcMar>
+              <w:top w:w="120" w:type="dxa"/>
+              <w:bottom w:w="120" w:type="dxa"/>
+              <w:left w:w="150" w:type="dxa"/>
+              <w:right w:w="150" w:type="dxa"/>
+            </w:tcMar>
           </w:tcPr>
           <w:p>
+            <w:pPr>
+              <w:spacing w:before="0" w:after="0" w:line="276" w:lineRule="auto"/>
+            </w:pPr>
             <w:r>
+              <w:rPr>
+                <w:rFonts w:ascii="Calibri" w:hAnsi="Calibri"/>
+                <w:color w:val="1E293B"/>
+                <w:sz w:val="19"/>
+              </w:rPr>
               <w:t>Arquitectura Modular</w:t>
             </w:r>
           </w:p>
@@ -2109,9 +4896,24 @@
         <w:tc>
           <w:tcPr>
             <w:tcW w:type="dxa" w:w="1170"/>
+            <w:vAlign w:val="center"/>
+            <w:tcMar>
+              <w:top w:w="120" w:type="dxa"/>
+              <w:bottom w:w="120" w:type="dxa"/>
+              <w:left w:w="150" w:type="dxa"/>
+              <w:right w:w="150" w:type="dxa"/>
+            </w:tcMar>
           </w:tcPr>
           <w:p>
+            <w:pPr>
+              <w:spacing w:before="0" w:after="0" w:line="276" w:lineRule="auto"/>
+            </w:pPr>
             <w:r>
+              <w:rPr>
+                <w:rFonts w:ascii="Calibri" w:hAnsi="Calibri"/>
+                <w:color w:val="1E293B"/>
+                <w:sz w:val="19"/>
+              </w:rPr>
               <w:t>El código fuente debe estar estructurado en capas desacopladas con tipado estricto.</w:t>
             </w:r>
           </w:p>
@@ -2119,19 +4921,65 @@
         <w:tc>
           <w:tcPr>
             <w:tcW w:type="dxa" w:w="1170"/>
+            <w:vAlign w:val="center"/>
+            <w:tcMar>
+              <w:top w:w="120" w:type="dxa"/>
+              <w:bottom w:w="120" w:type="dxa"/>
+              <w:left w:w="150" w:type="dxa"/>
+              <w:right w:w="150" w:type="dxa"/>
+            </w:tcMar>
           </w:tcPr>
           <w:p>
+            <w:pPr>
+              <w:spacing w:before="0" w:after="0" w:line="276" w:lineRule="auto"/>
+            </w:pPr>
             <w:r>
-              <w:t>100% código TypeScript sin errores de compilación (`tsc --noEmit`).</w:t>
+              <w:rPr>
+                <w:rFonts w:ascii="Calibri" w:hAnsi="Calibri"/>
+                <w:color w:val="1E293B"/>
+                <w:sz w:val="19"/>
+              </w:rPr>
+              <w:t>100% código TypeScript sin errores de compilación (</w:t>
+            </w:r>
+            <w:r>
+              <w:rPr>
+                <w:rFonts w:ascii="Consolas" w:hAnsi="Consolas"/>
+                <w:color w:val="C2410C"/>
+                <w:sz w:val="19"/>
+              </w:rPr>
+              <w:t>tsc --noEmit</w:t>
+            </w:r>
+            <w:r>
+              <w:rPr>
+                <w:rFonts w:ascii="Calibri" w:hAnsi="Calibri"/>
+                <w:color w:val="1E293B"/>
+                <w:sz w:val="19"/>
+              </w:rPr>
+              <w:t>).</w:t>
             </w:r>
           </w:p>
         </w:tc>
         <w:tc>
           <w:tcPr>
             <w:tcW w:type="dxa" w:w="1170"/>
+            <w:vAlign w:val="center"/>
+            <w:tcMar>
+              <w:top w:w="120" w:type="dxa"/>
+              <w:bottom w:w="120" w:type="dxa"/>
+              <w:left w:w="150" w:type="dxa"/>
+              <w:right w:w="150" w:type="dxa"/>
+            </w:tcMar>
           </w:tcPr>
           <w:p>
+            <w:pPr>
+              <w:spacing w:before="0" w:after="0" w:line="276" w:lineRule="auto"/>
+            </w:pPr>
             <w:r>
+              <w:rPr>
+                <w:rFonts w:ascii="Calibri" w:hAnsi="Calibri"/>
+                <w:color w:val="1E293B"/>
+                <w:sz w:val="19"/>
+              </w:rPr>
               <w:t>Alta</w:t>
             </w:r>
           </w:p>
@@ -2139,9 +4987,24 @@
         <w:tc>
           <w:tcPr>
             <w:tcW w:type="dxa" w:w="1170"/>
+            <w:vAlign w:val="center"/>
+            <w:tcMar>
+              <w:top w:w="120" w:type="dxa"/>
+              <w:bottom w:w="120" w:type="dxa"/>
+              <w:left w:w="150" w:type="dxa"/>
+              <w:right w:w="150" w:type="dxa"/>
+            </w:tcMar>
           </w:tcPr>
           <w:p>
+            <w:pPr>
+              <w:spacing w:before="0" w:after="0" w:line="276" w:lineRule="auto"/>
+            </w:pPr>
             <w:r>
+              <w:rPr>
+                <w:rFonts w:ascii="Calibri" w:hAnsi="Calibri"/>
+                <w:color w:val="1E293B"/>
+                <w:sz w:val="19"/>
+              </w:rPr>
               <w:t>Análisis estático de código y suite de linters.</w:t>
             </w:r>
           </w:p>
@@ -2149,33 +5012,82 @@
         <w:tc>
           <w:tcPr>
             <w:tcW w:type="dxa" w:w="1170"/>
+            <w:vAlign w:val="center"/>
+            <w:tcMar>
+              <w:top w:w="120" w:type="dxa"/>
+              <w:bottom w:w="120" w:type="dxa"/>
+              <w:left w:w="150" w:type="dxa"/>
+              <w:right w:w="150" w:type="dxa"/>
+            </w:tcMar>
           </w:tcPr>
           <w:p>
+            <w:pPr>
+              <w:spacing w:before="0" w:after="0" w:line="276" w:lineRule="auto"/>
+            </w:pPr>
             <w:r>
+              <w:rPr>
+                <w:rFonts w:ascii="Calibri" w:hAnsi="Calibri"/>
+                <w:color w:val="1E293B"/>
+                <w:sz w:val="19"/>
+              </w:rPr>
               <w:t>Validado</w:t>
             </w:r>
           </w:p>
         </w:tc>
       </w:tr>
       <w:tr>
+        <w:trPr>
+          <w:trHeight w:val="280"/>
+        </w:trPr>
         <w:tc>
           <w:tcPr>
             <w:tcW w:type="dxa" w:w="1170"/>
+            <w:vAlign w:val="center"/>
+            <w:tcMar>
+              <w:top w:w="120" w:type="dxa"/>
+              <w:bottom w:w="120" w:type="dxa"/>
+              <w:left w:w="150" w:type="dxa"/>
+              <w:right w:w="150" w:type="dxa"/>
+            </w:tcMar>
             <w:shd w:fill="F8FAFC"/>
           </w:tcPr>
           <w:p>
+            <w:pPr>
+              <w:spacing w:before="0" w:after="0" w:line="276" w:lineRule="auto"/>
+            </w:pPr>
             <w:r>
-              <w:t>**RNF-007**</w:t>
+              <w:rPr>
+                <w:rFonts w:ascii="Calibri" w:hAnsi="Calibri"/>
+                <w:b/>
+                <w:color w:val="1E293B"/>
+                <w:sz w:val="19"/>
+              </w:rPr>
+              <w:t>RNF-007</w:t>
             </w:r>
           </w:p>
         </w:tc>
         <w:tc>
           <w:tcPr>
             <w:tcW w:type="dxa" w:w="1170"/>
+            <w:vAlign w:val="center"/>
+            <w:tcMar>
+              <w:top w:w="120" w:type="dxa"/>
+              <w:bottom w:w="120" w:type="dxa"/>
+              <w:left w:w="150" w:type="dxa"/>
+              <w:right w:w="150" w:type="dxa"/>
+            </w:tcMar>
             <w:shd w:fill="F8FAFC"/>
           </w:tcPr>
           <w:p>
+            <w:pPr>
+              <w:spacing w:before="0" w:after="0" w:line="276" w:lineRule="auto"/>
+            </w:pPr>
             <w:r>
+              <w:rPr>
+                <w:rFonts w:ascii="Calibri" w:hAnsi="Calibri"/>
+                <w:color w:val="1E293B"/>
+                <w:sz w:val="19"/>
+              </w:rPr>
               <w:t>Trazabilidad</w:t>
             </w:r>
           </w:p>
@@ -2183,10 +5095,25 @@
         <w:tc>
           <w:tcPr>
             <w:tcW w:type="dxa" w:w="1170"/>
+            <w:vAlign w:val="center"/>
+            <w:tcMar>
+              <w:top w:w="120" w:type="dxa"/>
+              <w:bottom w:w="120" w:type="dxa"/>
+              <w:left w:w="150" w:type="dxa"/>
+              <w:right w:w="150" w:type="dxa"/>
+            </w:tcMar>
             <w:shd w:fill="F8FAFC"/>
           </w:tcPr>
           <w:p>
+            <w:pPr>
+              <w:spacing w:before="0" w:after="0" w:line="276" w:lineRule="auto"/>
+            </w:pPr>
             <w:r>
+              <w:rPr>
+                <w:rFonts w:ascii="Calibri" w:hAnsi="Calibri"/>
+                <w:color w:val="1E293B"/>
+                <w:sz w:val="19"/>
+              </w:rPr>
               <w:t>Integridad de Transacciones</w:t>
             </w:r>
           </w:p>
@@ -2194,10 +5121,25 @@
         <w:tc>
           <w:tcPr>
             <w:tcW w:type="dxa" w:w="1170"/>
+            <w:vAlign w:val="center"/>
+            <w:tcMar>
+              <w:top w:w="120" w:type="dxa"/>
+              <w:bottom w:w="120" w:type="dxa"/>
+              <w:left w:w="150" w:type="dxa"/>
+              <w:right w:w="150" w:type="dxa"/>
+            </w:tcMar>
             <w:shd w:fill="F8FAFC"/>
           </w:tcPr>
           <w:p>
+            <w:pPr>
+              <w:spacing w:before="0" w:after="0" w:line="276" w:lineRule="auto"/>
+            </w:pPr>
             <w:r>
+              <w:rPr>
+                <w:rFonts w:ascii="Calibri" w:hAnsi="Calibri"/>
+                <w:color w:val="1E293B"/>
+                <w:sz w:val="19"/>
+              </w:rPr>
               <w:t>Toda orden debe conservar su historial y no puede ser eliminada físicamente sin registro.</w:t>
             </w:r>
           </w:p>
@@ -2205,10 +5147,25 @@
         <w:tc>
           <w:tcPr>
             <w:tcW w:type="dxa" w:w="1170"/>
+            <w:vAlign w:val="center"/>
+            <w:tcMar>
+              <w:top w:w="120" w:type="dxa"/>
+              <w:bottom w:w="120" w:type="dxa"/>
+              <w:left w:w="150" w:type="dxa"/>
+              <w:right w:w="150" w:type="dxa"/>
+            </w:tcMar>
             <w:shd w:fill="F8FAFC"/>
           </w:tcPr>
           <w:p>
+            <w:pPr>
+              <w:spacing w:before="0" w:after="0" w:line="276" w:lineRule="auto"/>
+            </w:pPr>
             <w:r>
+              <w:rPr>
+                <w:rFonts w:ascii="Calibri" w:hAnsi="Calibri"/>
+                <w:color w:val="1E293B"/>
+                <w:sz w:val="19"/>
+              </w:rPr>
               <w:t>Cada orden almacena identificador correlativo, fecha, hora y estado actual.</w:t>
             </w:r>
           </w:p>
@@ -2216,10 +5173,25 @@
         <w:tc>
           <w:tcPr>
             <w:tcW w:type="dxa" w:w="1170"/>
+            <w:vAlign w:val="center"/>
+            <w:tcMar>
+              <w:top w:w="120" w:type="dxa"/>
+              <w:bottom w:w="120" w:type="dxa"/>
+              <w:left w:w="150" w:type="dxa"/>
+              <w:right w:w="150" w:type="dxa"/>
+            </w:tcMar>
             <w:shd w:fill="F8FAFC"/>
           </w:tcPr>
           <w:p>
+            <w:pPr>
+              <w:spacing w:before="0" w:after="0" w:line="276" w:lineRule="auto"/>
+            </w:pPr>
             <w:r>
+              <w:rPr>
+                <w:rFonts w:ascii="Calibri" w:hAnsi="Calibri"/>
+                <w:color w:val="1E293B"/>
+                <w:sz w:val="19"/>
+              </w:rPr>
               <w:t>Alta</w:t>
             </w:r>
           </w:p>
@@ -2227,10 +5199,25 @@
         <w:tc>
           <w:tcPr>
             <w:tcW w:type="dxa" w:w="1170"/>
+            <w:vAlign w:val="center"/>
+            <w:tcMar>
+              <w:top w:w="120" w:type="dxa"/>
+              <w:bottom w:w="120" w:type="dxa"/>
+              <w:left w:w="150" w:type="dxa"/>
+              <w:right w:w="150" w:type="dxa"/>
+            </w:tcMar>
             <w:shd w:fill="F8FAFC"/>
           </w:tcPr>
           <w:p>
+            <w:pPr>
+              <w:spacing w:before="0" w:after="0" w:line="276" w:lineRule="auto"/>
+            </w:pPr>
             <w:r>
+              <w:rPr>
+                <w:rFonts w:ascii="Calibri" w:hAnsi="Calibri"/>
+                <w:color w:val="1E293B"/>
+                <w:sz w:val="19"/>
+              </w:rPr>
               <w:t>Verificación de esquemas de datos y persistencia.</w:t>
             </w:r>
           </w:p>
@@ -2238,32 +5225,81 @@
         <w:tc>
           <w:tcPr>
             <w:tcW w:type="dxa" w:w="1170"/>
+            <w:vAlign w:val="center"/>
+            <w:tcMar>
+              <w:top w:w="120" w:type="dxa"/>
+              <w:bottom w:w="120" w:type="dxa"/>
+              <w:left w:w="150" w:type="dxa"/>
+              <w:right w:w="150" w:type="dxa"/>
+            </w:tcMar>
             <w:shd w:fill="F8FAFC"/>
           </w:tcPr>
           <w:p>
+            <w:pPr>
+              <w:spacing w:before="0" w:after="0" w:line="276" w:lineRule="auto"/>
+            </w:pPr>
             <w:r>
+              <w:rPr>
+                <w:rFonts w:ascii="Calibri" w:hAnsi="Calibri"/>
+                <w:color w:val="1E293B"/>
+                <w:sz w:val="19"/>
+              </w:rPr>
               <w:t>Validado</w:t>
             </w:r>
           </w:p>
         </w:tc>
       </w:tr>
       <w:tr>
+        <w:trPr>
+          <w:trHeight w:val="280"/>
+        </w:trPr>
         <w:tc>
           <w:tcPr>
             <w:tcW w:type="dxa" w:w="1170"/>
+            <w:vAlign w:val="center"/>
+            <w:tcMar>
+              <w:top w:w="120" w:type="dxa"/>
+              <w:bottom w:w="120" w:type="dxa"/>
+              <w:left w:w="150" w:type="dxa"/>
+              <w:right w:w="150" w:type="dxa"/>
+            </w:tcMar>
           </w:tcPr>
           <w:p>
+            <w:pPr>
+              <w:spacing w:before="0" w:after="0" w:line="276" w:lineRule="auto"/>
+            </w:pPr>
             <w:r>
-              <w:t>**RNF-008**</w:t>
+              <w:rPr>
+                <w:rFonts w:ascii="Calibri" w:hAnsi="Calibri"/>
+                <w:b/>
+                <w:color w:val="1E293B"/>
+                <w:sz w:val="19"/>
+              </w:rPr>
+              <w:t>RNF-008</w:t>
             </w:r>
           </w:p>
         </w:tc>
         <w:tc>
           <w:tcPr>
             <w:tcW w:type="dxa" w:w="1170"/>
+            <w:vAlign w:val="center"/>
+            <w:tcMar>
+              <w:top w:w="120" w:type="dxa"/>
+              <w:bottom w:w="120" w:type="dxa"/>
+              <w:left w:w="150" w:type="dxa"/>
+              <w:right w:w="150" w:type="dxa"/>
+            </w:tcMar>
           </w:tcPr>
           <w:p>
+            <w:pPr>
+              <w:spacing w:before="0" w:after="0" w:line="276" w:lineRule="auto"/>
+            </w:pPr>
             <w:r>
+              <w:rPr>
+                <w:rFonts w:ascii="Calibri" w:hAnsi="Calibri"/>
+                <w:color w:val="1E293B"/>
+                <w:sz w:val="19"/>
+              </w:rPr>
               <w:t>Seguridad</w:t>
             </w:r>
           </w:p>
@@ -2271,9 +5307,24 @@
         <w:tc>
           <w:tcPr>
             <w:tcW w:type="dxa" w:w="1170"/>
+            <w:vAlign w:val="center"/>
+            <w:tcMar>
+              <w:top w:w="120" w:type="dxa"/>
+              <w:bottom w:w="120" w:type="dxa"/>
+              <w:left w:w="150" w:type="dxa"/>
+              <w:right w:w="150" w:type="dxa"/>
+            </w:tcMar>
           </w:tcPr>
           <w:p>
+            <w:pPr>
+              <w:spacing w:before="0" w:after="0" w:line="276" w:lineRule="auto"/>
+            </w:pPr>
             <w:r>
+              <w:rPr>
+                <w:rFonts w:ascii="Calibri" w:hAnsi="Calibri"/>
+                <w:color w:val="1E293B"/>
+                <w:sz w:val="19"/>
+              </w:rPr>
               <w:t>Rutas Protegidas</w:t>
             </w:r>
           </w:p>
@@ -2281,9 +5332,24 @@
         <w:tc>
           <w:tcPr>
             <w:tcW w:type="dxa" w:w="1170"/>
+            <w:vAlign w:val="center"/>
+            <w:tcMar>
+              <w:top w:w="120" w:type="dxa"/>
+              <w:bottom w:w="120" w:type="dxa"/>
+              <w:left w:w="150" w:type="dxa"/>
+              <w:right w:w="150" w:type="dxa"/>
+            </w:tcMar>
           </w:tcPr>
           <w:p>
+            <w:pPr>
+              <w:spacing w:before="0" w:after="0" w:line="276" w:lineRule="auto"/>
+            </w:pPr>
             <w:r>
+              <w:rPr>
+                <w:rFonts w:ascii="Calibri" w:hAnsi="Calibri"/>
+                <w:color w:val="1E293B"/>
+                <w:sz w:val="19"/>
+              </w:rPr>
               <w:t>Las opciones de edición de existencias deben estar restringidas a sesiones autenticadas.</w:t>
             </w:r>
           </w:p>
@@ -2291,9 +5357,24 @@
         <w:tc>
           <w:tcPr>
             <w:tcW w:type="dxa" w:w="1170"/>
+            <w:vAlign w:val="center"/>
+            <w:tcMar>
+              <w:top w:w="120" w:type="dxa"/>
+              <w:bottom w:w="120" w:type="dxa"/>
+              <w:left w:w="150" w:type="dxa"/>
+              <w:right w:w="150" w:type="dxa"/>
+            </w:tcMar>
           </w:tcPr>
           <w:p>
+            <w:pPr>
+              <w:spacing w:before="0" w:after="0" w:line="276" w:lineRule="auto"/>
+            </w:pPr>
             <w:r>
+              <w:rPr>
+                <w:rFonts w:ascii="Calibri" w:hAnsi="Calibri"/>
+                <w:color w:val="1E293B"/>
+                <w:sz w:val="19"/>
+              </w:rPr>
               <w:t>Denegación inmediata de acceso ante solicitudes no autorizadas.</w:t>
             </w:r>
           </w:p>
@@ -2301,9 +5382,24 @@
         <w:tc>
           <w:tcPr>
             <w:tcW w:type="dxa" w:w="1170"/>
+            <w:vAlign w:val="center"/>
+            <w:tcMar>
+              <w:top w:w="120" w:type="dxa"/>
+              <w:bottom w:w="120" w:type="dxa"/>
+              <w:left w:w="150" w:type="dxa"/>
+              <w:right w:w="150" w:type="dxa"/>
+            </w:tcMar>
           </w:tcPr>
           <w:p>
+            <w:pPr>
+              <w:spacing w:before="0" w:after="0" w:line="276" w:lineRule="auto"/>
+            </w:pPr>
             <w:r>
+              <w:rPr>
+                <w:rFonts w:ascii="Calibri" w:hAnsi="Calibri"/>
+                <w:color w:val="1E293B"/>
+                <w:sz w:val="19"/>
+              </w:rPr>
               <w:t>Alta</w:t>
             </w:r>
           </w:p>
@@ -2311,9 +5407,24 @@
         <w:tc>
           <w:tcPr>
             <w:tcW w:type="dxa" w:w="1170"/>
+            <w:vAlign w:val="center"/>
+            <w:tcMar>
+              <w:top w:w="120" w:type="dxa"/>
+              <w:bottom w:w="120" w:type="dxa"/>
+              <w:left w:w="150" w:type="dxa"/>
+              <w:right w:w="150" w:type="dxa"/>
+            </w:tcMar>
           </w:tcPr>
           <w:p>
+            <w:pPr>
+              <w:spacing w:before="0" w:after="0" w:line="276" w:lineRule="auto"/>
+            </w:pPr>
             <w:r>
+              <w:rPr>
+                <w:rFonts w:ascii="Calibri" w:hAnsi="Calibri"/>
+                <w:color w:val="1E293B"/>
+                <w:sz w:val="19"/>
+              </w:rPr>
               <w:t>Pruebas de navegación a rutas administrativas sin sesión.</w:t>
             </w:r>
           </w:p>
@@ -2321,33 +5432,82 @@
         <w:tc>
           <w:tcPr>
             <w:tcW w:type="dxa" w:w="1170"/>
+            <w:vAlign w:val="center"/>
+            <w:tcMar>
+              <w:top w:w="120" w:type="dxa"/>
+              <w:bottom w:w="120" w:type="dxa"/>
+              <w:left w:w="150" w:type="dxa"/>
+              <w:right w:w="150" w:type="dxa"/>
+            </w:tcMar>
           </w:tcPr>
           <w:p>
+            <w:pPr>
+              <w:spacing w:before="0" w:after="0" w:line="276" w:lineRule="auto"/>
+            </w:pPr>
             <w:r>
+              <w:rPr>
+                <w:rFonts w:ascii="Calibri" w:hAnsi="Calibri"/>
+                <w:color w:val="1E293B"/>
+                <w:sz w:val="19"/>
+              </w:rPr>
               <w:t>Validado</w:t>
             </w:r>
           </w:p>
         </w:tc>
       </w:tr>
       <w:tr>
+        <w:trPr>
+          <w:trHeight w:val="280"/>
+        </w:trPr>
         <w:tc>
           <w:tcPr>
             <w:tcW w:type="dxa" w:w="1170"/>
+            <w:vAlign w:val="center"/>
+            <w:tcMar>
+              <w:top w:w="120" w:type="dxa"/>
+              <w:bottom w:w="120" w:type="dxa"/>
+              <w:left w:w="150" w:type="dxa"/>
+              <w:right w:w="150" w:type="dxa"/>
+            </w:tcMar>
             <w:shd w:fill="F8FAFC"/>
           </w:tcPr>
           <w:p>
+            <w:pPr>
+              <w:spacing w:before="0" w:after="0" w:line="276" w:lineRule="auto"/>
+            </w:pPr>
             <w:r>
-              <w:t>**RNF-009**</w:t>
+              <w:rPr>
+                <w:rFonts w:ascii="Calibri" w:hAnsi="Calibri"/>
+                <w:b/>
+                <w:color w:val="1E293B"/>
+                <w:sz w:val="19"/>
+              </w:rPr>
+              <w:t>RNF-009</w:t>
             </w:r>
           </w:p>
         </w:tc>
         <w:tc>
           <w:tcPr>
             <w:tcW w:type="dxa" w:w="1170"/>
+            <w:vAlign w:val="center"/>
+            <w:tcMar>
+              <w:top w:w="120" w:type="dxa"/>
+              <w:bottom w:w="120" w:type="dxa"/>
+              <w:left w:w="150" w:type="dxa"/>
+              <w:right w:w="150" w:type="dxa"/>
+            </w:tcMar>
             <w:shd w:fill="F8FAFC"/>
           </w:tcPr>
           <w:p>
+            <w:pPr>
+              <w:spacing w:before="0" w:after="0" w:line="276" w:lineRule="auto"/>
+            </w:pPr>
             <w:r>
+              <w:rPr>
+                <w:rFonts w:ascii="Calibri" w:hAnsi="Calibri"/>
+                <w:color w:val="1E293B"/>
+                <w:sz w:val="19"/>
+              </w:rPr>
               <w:t>Confiabilidad</w:t>
             </w:r>
           </w:p>
@@ -2355,10 +5515,25 @@
         <w:tc>
           <w:tcPr>
             <w:tcW w:type="dxa" w:w="1170"/>
+            <w:vAlign w:val="center"/>
+            <w:tcMar>
+              <w:top w:w="120" w:type="dxa"/>
+              <w:bottom w:w="120" w:type="dxa"/>
+              <w:left w:w="150" w:type="dxa"/>
+              <w:right w:w="150" w:type="dxa"/>
+            </w:tcMar>
             <w:shd w:fill="F8FAFC"/>
           </w:tcPr>
           <w:p>
+            <w:pPr>
+              <w:spacing w:before="0" w:after="0" w:line="276" w:lineRule="auto"/>
+            </w:pPr>
             <w:r>
+              <w:rPr>
+                <w:rFonts w:ascii="Calibri" w:hAnsi="Calibri"/>
+                <w:color w:val="1E293B"/>
+                <w:sz w:val="19"/>
+              </w:rPr>
               <w:t>Suite de Pruebas Unitarias</w:t>
             </w:r>
           </w:p>
@@ -2366,10 +5541,25 @@
         <w:tc>
           <w:tcPr>
             <w:tcW w:type="dxa" w:w="1170"/>
+            <w:vAlign w:val="center"/>
+            <w:tcMar>
+              <w:top w:w="120" w:type="dxa"/>
+              <w:bottom w:w="120" w:type="dxa"/>
+              <w:left w:w="150" w:type="dxa"/>
+              <w:right w:w="150" w:type="dxa"/>
+            </w:tcMar>
             <w:shd w:fill="F8FAFC"/>
           </w:tcPr>
           <w:p>
+            <w:pPr>
+              <w:spacing w:before="0" w:after="0" w:line="276" w:lineRule="auto"/>
+            </w:pPr>
             <w:r>
+              <w:rPr>
+                <w:rFonts w:ascii="Calibri" w:hAnsi="Calibri"/>
+                <w:color w:val="1E293B"/>
+                <w:sz w:val="19"/>
+              </w:rPr>
               <w:t>La lógica de cálculo y consistencia de datos debe estar respaldada por pruebas automatizadas.</w:t>
             </w:r>
           </w:p>
@@ -2377,21 +5567,68 @@
         <w:tc>
           <w:tcPr>
             <w:tcW w:type="dxa" w:w="1170"/>
+            <w:vAlign w:val="center"/>
+            <w:tcMar>
+              <w:top w:w="120" w:type="dxa"/>
+              <w:bottom w:w="120" w:type="dxa"/>
+              <w:left w:w="150" w:type="dxa"/>
+              <w:right w:w="150" w:type="dxa"/>
+            </w:tcMar>
             <w:shd w:fill="F8FAFC"/>
           </w:tcPr>
           <w:p>
+            <w:pPr>
+              <w:spacing w:before="0" w:after="0" w:line="276" w:lineRule="auto"/>
+            </w:pPr>
             <w:r>
-              <w:t>Cobertura de pruebas unitarias $\ge 80\%$ con 100% de tests aprobados.</w:t>
+              <w:rPr>
+                <w:rFonts w:ascii="Calibri" w:hAnsi="Calibri"/>
+                <w:color w:val="1E293B"/>
+                <w:sz w:val="19"/>
+              </w:rPr>
+              <w:t xml:space="preserve">Cobertura de pruebas unitarias </w:t>
+            </w:r>
+            <w:r>
+              <w:rPr>
+                <w:rFonts w:ascii="Calibri" w:hAnsi="Calibri"/>
+                <w:i/>
+                <w:color w:val="1E293B"/>
+                <w:sz w:val="19"/>
+              </w:rPr>
+              <w:t>≥ 80%</w:t>
+            </w:r>
+            <w:r>
+              <w:rPr>
+                <w:rFonts w:ascii="Calibri" w:hAnsi="Calibri"/>
+                <w:color w:val="1E293B"/>
+                <w:sz w:val="19"/>
+              </w:rPr>
+              <w:t xml:space="preserve"> con 100% de tests aprobados.</w:t>
             </w:r>
           </w:p>
         </w:tc>
         <w:tc>
           <w:tcPr>
             <w:tcW w:type="dxa" w:w="1170"/>
+            <w:vAlign w:val="center"/>
+            <w:tcMar>
+              <w:top w:w="120" w:type="dxa"/>
+              <w:bottom w:w="120" w:type="dxa"/>
+              <w:left w:w="150" w:type="dxa"/>
+              <w:right w:w="150" w:type="dxa"/>
+            </w:tcMar>
             <w:shd w:fill="F8FAFC"/>
           </w:tcPr>
           <w:p>
+            <w:pPr>
+              <w:spacing w:before="0" w:after="0" w:line="276" w:lineRule="auto"/>
+            </w:pPr>
             <w:r>
+              <w:rPr>
+                <w:rFonts w:ascii="Calibri" w:hAnsi="Calibri"/>
+                <w:color w:val="1E293B"/>
+                <w:sz w:val="19"/>
+              </w:rPr>
               <w:t>Alta</w:t>
             </w:r>
           </w:p>
@@ -2399,43 +5636,123 @@
         <w:tc>
           <w:tcPr>
             <w:tcW w:type="dxa" w:w="1170"/>
+            <w:vAlign w:val="center"/>
+            <w:tcMar>
+              <w:top w:w="120" w:type="dxa"/>
+              <w:bottom w:w="120" w:type="dxa"/>
+              <w:left w:w="150" w:type="dxa"/>
+              <w:right w:w="150" w:type="dxa"/>
+            </w:tcMar>
             <w:shd w:fill="F8FAFC"/>
           </w:tcPr>
           <w:p>
+            <w:pPr>
+              <w:spacing w:before="0" w:after="0" w:line="276" w:lineRule="auto"/>
+            </w:pPr>
             <w:r>
-              <w:t>Ejecución automatizada de `vitest run` en CI/CD.</w:t>
+              <w:rPr>
+                <w:rFonts w:ascii="Calibri" w:hAnsi="Calibri"/>
+                <w:color w:val="1E293B"/>
+                <w:sz w:val="19"/>
+              </w:rPr>
+              <w:t xml:space="preserve">Ejecución automatizada de </w:t>
+            </w:r>
+            <w:r>
+              <w:rPr>
+                <w:rFonts w:ascii="Consolas" w:hAnsi="Consolas"/>
+                <w:color w:val="C2410C"/>
+                <w:sz w:val="19"/>
+              </w:rPr>
+              <w:t>vitest run</w:t>
+            </w:r>
+            <w:r>
+              <w:rPr>
+                <w:rFonts w:ascii="Calibri" w:hAnsi="Calibri"/>
+                <w:color w:val="1E293B"/>
+                <w:sz w:val="19"/>
+              </w:rPr>
+              <w:t xml:space="preserve"> en CI/CD.</w:t>
             </w:r>
           </w:p>
         </w:tc>
         <w:tc>
           <w:tcPr>
             <w:tcW w:type="dxa" w:w="1170"/>
+            <w:vAlign w:val="center"/>
+            <w:tcMar>
+              <w:top w:w="120" w:type="dxa"/>
+              <w:bottom w:w="120" w:type="dxa"/>
+              <w:left w:w="150" w:type="dxa"/>
+              <w:right w:w="150" w:type="dxa"/>
+            </w:tcMar>
             <w:shd w:fill="F8FAFC"/>
           </w:tcPr>
           <w:p>
+            <w:pPr>
+              <w:spacing w:before="0" w:after="0" w:line="276" w:lineRule="auto"/>
+            </w:pPr>
             <w:r>
+              <w:rPr>
+                <w:rFonts w:ascii="Calibri" w:hAnsi="Calibri"/>
+                <w:color w:val="1E293B"/>
+                <w:sz w:val="19"/>
+              </w:rPr>
               <w:t>Validado</w:t>
             </w:r>
           </w:p>
         </w:tc>
       </w:tr>
       <w:tr>
+        <w:trPr>
+          <w:trHeight w:val="280"/>
+        </w:trPr>
         <w:tc>
           <w:tcPr>
             <w:tcW w:type="dxa" w:w="1170"/>
+            <w:vAlign w:val="center"/>
+            <w:tcMar>
+              <w:top w:w="120" w:type="dxa"/>
+              <w:bottom w:w="120" w:type="dxa"/>
+              <w:left w:w="150" w:type="dxa"/>
+              <w:right w:w="150" w:type="dxa"/>
+            </w:tcMar>
           </w:tcPr>
           <w:p>
+            <w:pPr>
+              <w:spacing w:before="0" w:after="0" w:line="276" w:lineRule="auto"/>
+            </w:pPr>
             <w:r>
-              <w:t>**RNF-010**</w:t>
+              <w:rPr>
+                <w:rFonts w:ascii="Calibri" w:hAnsi="Calibri"/>
+                <w:b/>
+                <w:color w:val="1E293B"/>
+                <w:sz w:val="19"/>
+              </w:rPr>
+              <w:t>RNF-010</w:t>
             </w:r>
           </w:p>
         </w:tc>
         <w:tc>
           <w:tcPr>
             <w:tcW w:type="dxa" w:w="1170"/>
+            <w:vAlign w:val="center"/>
+            <w:tcMar>
+              <w:top w:w="120" w:type="dxa"/>
+              <w:bottom w:w="120" w:type="dxa"/>
+              <w:left w:w="150" w:type="dxa"/>
+              <w:right w:w="150" w:type="dxa"/>
+            </w:tcMar>
           </w:tcPr>
           <w:p>
+            <w:pPr>
+              <w:spacing w:before="0" w:after="0" w:line="276" w:lineRule="auto"/>
+            </w:pPr>
             <w:r>
+              <w:rPr>
+                <w:rFonts w:ascii="Calibri" w:hAnsi="Calibri"/>
+                <w:color w:val="1E293B"/>
+                <w:sz w:val="19"/>
+              </w:rPr>
               <w:t>Accesibilidad</w:t>
             </w:r>
           </w:p>
@@ -2443,9 +5760,24 @@
         <w:tc>
           <w:tcPr>
             <w:tcW w:type="dxa" w:w="1170"/>
+            <w:vAlign w:val="center"/>
+            <w:tcMar>
+              <w:top w:w="120" w:type="dxa"/>
+              <w:bottom w:w="120" w:type="dxa"/>
+              <w:left w:w="150" w:type="dxa"/>
+              <w:right w:w="150" w:type="dxa"/>
+            </w:tcMar>
           </w:tcPr>
           <w:p>
+            <w:pPr>
+              <w:spacing w:before="0" w:after="0" w:line="276" w:lineRule="auto"/>
+            </w:pPr>
             <w:r>
+              <w:rPr>
+                <w:rFonts w:ascii="Calibri" w:hAnsi="Calibri"/>
+                <w:color w:val="1E293B"/>
+                <w:sz w:val="19"/>
+              </w:rPr>
               <w:t>Contraste y Tipografía</w:t>
             </w:r>
           </w:p>
@@ -2453,9 +5785,24 @@
         <w:tc>
           <w:tcPr>
             <w:tcW w:type="dxa" w:w="1170"/>
+            <w:vAlign w:val="center"/>
+            <w:tcMar>
+              <w:top w:w="120" w:type="dxa"/>
+              <w:bottom w:w="120" w:type="dxa"/>
+              <w:left w:w="150" w:type="dxa"/>
+              <w:right w:w="150" w:type="dxa"/>
+            </w:tcMar>
           </w:tcPr>
           <w:p>
+            <w:pPr>
+              <w:spacing w:before="0" w:after="0" w:line="276" w:lineRule="auto"/>
+            </w:pPr>
             <w:r>
+              <w:rPr>
+                <w:rFonts w:ascii="Calibri" w:hAnsi="Calibri"/>
+                <w:color w:val="1E293B"/>
+                <w:sz w:val="19"/>
+              </w:rPr>
               <w:t>Textos, botones y componentes interactivos deben cumplir con estándares de legibilidad.</w:t>
             </w:r>
           </w:p>
@@ -2463,19 +5810,66 @@
         <w:tc>
           <w:tcPr>
             <w:tcW w:type="dxa" w:w="1170"/>
+            <w:vAlign w:val="center"/>
+            <w:tcMar>
+              <w:top w:w="120" w:type="dxa"/>
+              <w:bottom w:w="120" w:type="dxa"/>
+              <w:left w:w="150" w:type="dxa"/>
+              <w:right w:w="150" w:type="dxa"/>
+            </w:tcMar>
           </w:tcPr>
           <w:p>
+            <w:pPr>
+              <w:spacing w:before="0" w:after="0" w:line="276" w:lineRule="auto"/>
+            </w:pPr>
             <w:r>
-              <w:t>Cumplimiento estricto de directrices WCAG 2.1 nivel AA (contraste $\ge 4.5:1$).</w:t>
+              <w:rPr>
+                <w:rFonts w:ascii="Calibri" w:hAnsi="Calibri"/>
+                <w:color w:val="1E293B"/>
+                <w:sz w:val="19"/>
+              </w:rPr>
+              <w:t xml:space="preserve">Cumplimiento estricto de directrices WCAG 2.1 nivel AA (contraste </w:t>
+            </w:r>
+            <w:r>
+              <w:rPr>
+                <w:rFonts w:ascii="Calibri" w:hAnsi="Calibri"/>
+                <w:i/>
+                <w:color w:val="1E293B"/>
+                <w:sz w:val="19"/>
+              </w:rPr>
+              <w:t>≥ 4.5:1</w:t>
+            </w:r>
+            <w:r>
+              <w:rPr>
+                <w:rFonts w:ascii="Calibri" w:hAnsi="Calibri"/>
+                <w:color w:val="1E293B"/>
+                <w:sz w:val="19"/>
+              </w:rPr>
+              <w:t>).</w:t>
             </w:r>
           </w:p>
         </w:tc>
         <w:tc>
           <w:tcPr>
             <w:tcW w:type="dxa" w:w="1170"/>
+            <w:vAlign w:val="center"/>
+            <w:tcMar>
+              <w:top w:w="120" w:type="dxa"/>
+              <w:bottom w:w="120" w:type="dxa"/>
+              <w:left w:w="150" w:type="dxa"/>
+              <w:right w:w="150" w:type="dxa"/>
+            </w:tcMar>
           </w:tcPr>
           <w:p>
+            <w:pPr>
+              <w:spacing w:before="0" w:after="0" w:line="276" w:lineRule="auto"/>
+            </w:pPr>
             <w:r>
+              <w:rPr>
+                <w:rFonts w:ascii="Calibri" w:hAnsi="Calibri"/>
+                <w:color w:val="1E293B"/>
+                <w:sz w:val="19"/>
+              </w:rPr>
               <w:t>Media</w:t>
             </w:r>
           </w:p>
@@ -2483,9 +5877,24 @@
         <w:tc>
           <w:tcPr>
             <w:tcW w:type="dxa" w:w="1170"/>
+            <w:vAlign w:val="center"/>
+            <w:tcMar>
+              <w:top w:w="120" w:type="dxa"/>
+              <w:bottom w:w="120" w:type="dxa"/>
+              <w:left w:w="150" w:type="dxa"/>
+              <w:right w:w="150" w:type="dxa"/>
+            </w:tcMar>
           </w:tcPr>
           <w:p>
+            <w:pPr>
+              <w:spacing w:before="0" w:after="0" w:line="276" w:lineRule="auto"/>
+            </w:pPr>
             <w:r>
+              <w:rPr>
+                <w:rFonts w:ascii="Calibri" w:hAnsi="Calibri"/>
+                <w:color w:val="1E293B"/>
+                <w:sz w:val="19"/>
+              </w:rPr>
               <w:t>Auditoría con extensión Axe y Lighthouse Accessibility.</w:t>
             </w:r>
           </w:p>
@@ -2493,19 +5902,39 @@
         <w:tc>
           <w:tcPr>
             <w:tcW w:type="dxa" w:w="1170"/>
+            <w:vAlign w:val="center"/>
+            <w:tcMar>
+              <w:top w:w="120" w:type="dxa"/>
+              <w:bottom w:w="120" w:type="dxa"/>
+              <w:left w:w="150" w:type="dxa"/>
+              <w:right w:w="150" w:type="dxa"/>
+            </w:tcMar>
           </w:tcPr>
           <w:p>
+            <w:pPr>
+              <w:spacing w:before="0" w:after="0" w:line="276" w:lineRule="auto"/>
+            </w:pPr>
             <w:r>
+              <w:rPr>
+                <w:rFonts w:ascii="Calibri" w:hAnsi="Calibri"/>
+                <w:color w:val="1E293B"/>
+                <w:sz w:val="19"/>
+              </w:rPr>
               <w:t>Validado</w:t>
             </w:r>
           </w:p>
         </w:tc>
       </w:tr>
     </w:tbl>
-    <w:p/>
     <w:p>
       <w:pPr>
-        <w:spacing w:before="240" w:after="80"/>
+        <w:spacing w:before="0" w:after="120"/>
+      </w:pPr>
+    </w:p>
+    <w:p>
+      <w:pPr>
+        <w:keepNext/>
+        <w:spacing w:before="280" w:after="80"/>
       </w:pPr>
       <w:r>
         <w:rPr>
@@ -2530,16 +5959,31 @@
         <w:gridCol w:w="2340"/>
       </w:tblGrid>
       <w:tr>
+        <w:trPr>
+          <w:trHeight w:val="280"/>
+        </w:trPr>
         <w:tc>
           <w:tcPr>
             <w:tcW w:type="dxa" w:w="2340"/>
+            <w:vAlign w:val="center"/>
+            <w:tcMar>
+              <w:top w:w="120" w:type="dxa"/>
+              <w:bottom w:w="120" w:type="dxa"/>
+              <w:left w:w="150" w:type="dxa"/>
+              <w:right w:w="150" w:type="dxa"/>
+            </w:tcMar>
             <w:shd w:fill="0F172A"/>
           </w:tcPr>
           <w:p>
+            <w:pPr>
+              <w:spacing w:before="0" w:after="0" w:line="276" w:lineRule="auto"/>
+            </w:pPr>
             <w:r>
               <w:rPr>
+                <w:rFonts w:ascii="Calibri" w:hAnsi="Calibri"/>
                 <w:b/>
                 <w:color w:val="FFFFFF"/>
+                <w:sz w:val="20"/>
               </w:rPr>
               <w:t>Requisito Funcional</w:t>
             </w:r>
@@ -2548,13 +5992,25 @@
         <w:tc>
           <w:tcPr>
             <w:tcW w:type="dxa" w:w="2340"/>
+            <w:vAlign w:val="center"/>
+            <w:tcMar>
+              <w:top w:w="120" w:type="dxa"/>
+              <w:bottom w:w="120" w:type="dxa"/>
+              <w:left w:w="150" w:type="dxa"/>
+              <w:right w:w="150" w:type="dxa"/>
+            </w:tcMar>
             <w:shd w:fill="0F172A"/>
           </w:tcPr>
           <w:p>
+            <w:pPr>
+              <w:spacing w:before="0" w:after="0" w:line="276" w:lineRule="auto"/>
+            </w:pPr>
             <w:r>
               <w:rPr>
+                <w:rFonts w:ascii="Calibri" w:hAnsi="Calibri"/>
                 <w:b/>
                 <w:color w:val="FFFFFF"/>
+                <w:sz w:val="20"/>
               </w:rPr>
               <w:t>Historia de Usuario Vinculada</w:t>
             </w:r>
@@ -2563,13 +6019,25 @@
         <w:tc>
           <w:tcPr>
             <w:tcW w:type="dxa" w:w="2340"/>
+            <w:vAlign w:val="center"/>
+            <w:tcMar>
+              <w:top w:w="120" w:type="dxa"/>
+              <w:bottom w:w="120" w:type="dxa"/>
+              <w:left w:w="150" w:type="dxa"/>
+              <w:right w:w="150" w:type="dxa"/>
+            </w:tcMar>
             <w:shd w:fill="0F172A"/>
           </w:tcPr>
           <w:p>
+            <w:pPr>
+              <w:spacing w:before="0" w:after="0" w:line="276" w:lineRule="auto"/>
+            </w:pPr>
             <w:r>
               <w:rPr>
+                <w:rFonts w:ascii="Calibri" w:hAnsi="Calibri"/>
                 <w:b/>
                 <w:color w:val="FFFFFF"/>
+                <w:sz w:val="20"/>
               </w:rPr>
               <w:t>Épica Asociada</w:t>
             </w:r>
@@ -2578,13 +6046,25 @@
         <w:tc>
           <w:tcPr>
             <w:tcW w:type="dxa" w:w="2340"/>
+            <w:vAlign w:val="center"/>
+            <w:tcMar>
+              <w:top w:w="120" w:type="dxa"/>
+              <w:bottom w:w="120" w:type="dxa"/>
+              <w:left w:w="150" w:type="dxa"/>
+              <w:right w:w="150" w:type="dxa"/>
+            </w:tcMar>
             <w:shd w:fill="0F172A"/>
           </w:tcPr>
           <w:p>
+            <w:pPr>
+              <w:spacing w:before="0" w:after="0" w:line="276" w:lineRule="auto"/>
+            </w:pPr>
             <w:r>
               <w:rPr>
+                <w:rFonts w:ascii="Calibri" w:hAnsi="Calibri"/>
                 <w:b/>
                 <w:color w:val="FFFFFF"/>
+                <w:sz w:val="20"/>
               </w:rPr>
               <w:t>Módulo de Software</w:t>
             </w:r>
@@ -2592,24 +6072,58 @@
         </w:tc>
       </w:tr>
       <w:tr>
+        <w:trPr>
+          <w:trHeight w:val="280"/>
+        </w:trPr>
         <w:tc>
           <w:tcPr>
             <w:tcW w:type="dxa" w:w="2340"/>
+            <w:vAlign w:val="center"/>
+            <w:tcMar>
+              <w:top w:w="120" w:type="dxa"/>
+              <w:bottom w:w="120" w:type="dxa"/>
+              <w:left w:w="150" w:type="dxa"/>
+              <w:right w:w="150" w:type="dxa"/>
+            </w:tcMar>
             <w:shd w:fill="F8FAFC"/>
           </w:tcPr>
           <w:p>
+            <w:pPr>
+              <w:spacing w:before="0" w:after="0" w:line="276" w:lineRule="auto"/>
+            </w:pPr>
             <w:r>
-              <w:t>**RF-001, RF-002**</w:t>
+              <w:rPr>
+                <w:rFonts w:ascii="Calibri" w:hAnsi="Calibri"/>
+                <w:b/>
+                <w:color w:val="1E293B"/>
+                <w:sz w:val="19"/>
+              </w:rPr>
+              <w:t>RF-001, RF-002</w:t>
             </w:r>
           </w:p>
         </w:tc>
         <w:tc>
           <w:tcPr>
             <w:tcW w:type="dxa" w:w="2340"/>
+            <w:vAlign w:val="center"/>
+            <w:tcMar>
+              <w:top w:w="120" w:type="dxa"/>
+              <w:bottom w:w="120" w:type="dxa"/>
+              <w:left w:w="150" w:type="dxa"/>
+              <w:right w:w="150" w:type="dxa"/>
+            </w:tcMar>
             <w:shd w:fill="F8FAFC"/>
           </w:tcPr>
           <w:p>
+            <w:pPr>
+              <w:spacing w:before="0" w:after="0" w:line="276" w:lineRule="auto"/>
+            </w:pPr>
             <w:r>
+              <w:rPr>
+                <w:rFonts w:ascii="Calibri" w:hAnsi="Calibri"/>
+                <w:color w:val="1E293B"/>
+                <w:sz w:val="19"/>
+              </w:rPr>
               <w:t>HU-001 (Filtrado de Catálogo)</w:t>
             </w:r>
           </w:p>
@@ -2617,10 +6131,25 @@
         <w:tc>
           <w:tcPr>
             <w:tcW w:type="dxa" w:w="2340"/>
+            <w:vAlign w:val="center"/>
+            <w:tcMar>
+              <w:top w:w="120" w:type="dxa"/>
+              <w:bottom w:w="120" w:type="dxa"/>
+              <w:left w:w="150" w:type="dxa"/>
+              <w:right w:w="150" w:type="dxa"/>
+            </w:tcMar>
             <w:shd w:fill="F8FAFC"/>
           </w:tcPr>
           <w:p>
+            <w:pPr>
+              <w:spacing w:before="0" w:after="0" w:line="276" w:lineRule="auto"/>
+            </w:pPr>
             <w:r>
+              <w:rPr>
+                <w:rFonts w:ascii="Calibri" w:hAnsi="Calibri"/>
+                <w:color w:val="1E293B"/>
+                <w:sz w:val="19"/>
+              </w:rPr>
               <w:t>EP-01</w:t>
             </w:r>
           </w:p>
@@ -2628,32 +6157,81 @@
         <w:tc>
           <w:tcPr>
             <w:tcW w:type="dxa" w:w="2340"/>
+            <w:vAlign w:val="center"/>
+            <w:tcMar>
+              <w:top w:w="120" w:type="dxa"/>
+              <w:bottom w:w="120" w:type="dxa"/>
+              <w:left w:w="150" w:type="dxa"/>
+              <w:right w:w="150" w:type="dxa"/>
+            </w:tcMar>
             <w:shd w:fill="F8FAFC"/>
           </w:tcPr>
           <w:p>
+            <w:pPr>
+              <w:spacing w:before="0" w:after="0" w:line="276" w:lineRule="auto"/>
+            </w:pPr>
             <w:r>
-              <w:t>`src/pages/Dashboard.tsx`</w:t>
+              <w:rPr>
+                <w:rFonts w:ascii="Consolas" w:hAnsi="Consolas"/>
+                <w:color w:val="C2410C"/>
+                <w:sz w:val="19"/>
+              </w:rPr>
+              <w:t>src/pages/Dashboard.tsx</w:t>
             </w:r>
           </w:p>
         </w:tc>
       </w:tr>
       <w:tr>
+        <w:trPr>
+          <w:trHeight w:val="280"/>
+        </w:trPr>
         <w:tc>
           <w:tcPr>
             <w:tcW w:type="dxa" w:w="2340"/>
+            <w:vAlign w:val="center"/>
+            <w:tcMar>
+              <w:top w:w="120" w:type="dxa"/>
+              <w:bottom w:w="120" w:type="dxa"/>
+              <w:left w:w="150" w:type="dxa"/>
+              <w:right w:w="150" w:type="dxa"/>
+            </w:tcMar>
           </w:tcPr>
           <w:p>
+            <w:pPr>
+              <w:spacing w:before="0" w:after="0" w:line="276" w:lineRule="auto"/>
+            </w:pPr>
             <w:r>
-              <w:t>**RF-003, RF-004**</w:t>
+              <w:rPr>
+                <w:rFonts w:ascii="Calibri" w:hAnsi="Calibri"/>
+                <w:b/>
+                <w:color w:val="1E293B"/>
+                <w:sz w:val="19"/>
+              </w:rPr>
+              <w:t>RF-003, RF-004</w:t>
             </w:r>
           </w:p>
         </w:tc>
         <w:tc>
           <w:tcPr>
             <w:tcW w:type="dxa" w:w="2340"/>
+            <w:vAlign w:val="center"/>
+            <w:tcMar>
+              <w:top w:w="120" w:type="dxa"/>
+              <w:bottom w:w="120" w:type="dxa"/>
+              <w:left w:w="150" w:type="dxa"/>
+              <w:right w:w="150" w:type="dxa"/>
+            </w:tcMar>
           </w:tcPr>
           <w:p>
+            <w:pPr>
+              <w:spacing w:before="0" w:after="0" w:line="276" w:lineRule="auto"/>
+            </w:pPr>
             <w:r>
+              <w:rPr>
+                <w:rFonts w:ascii="Calibri" w:hAnsi="Calibri"/>
+                <w:color w:val="1E293B"/>
+                <w:sz w:val="19"/>
+              </w:rPr>
               <w:t>HU-002 (Carrito de Compras)</w:t>
             </w:r>
           </w:p>
@@ -2661,9 +6239,24 @@
         <w:tc>
           <w:tcPr>
             <w:tcW w:type="dxa" w:w="2340"/>
+            <w:vAlign w:val="center"/>
+            <w:tcMar>
+              <w:top w:w="120" w:type="dxa"/>
+              <w:bottom w:w="120" w:type="dxa"/>
+              <w:left w:w="150" w:type="dxa"/>
+              <w:right w:w="150" w:type="dxa"/>
+            </w:tcMar>
           </w:tcPr>
           <w:p>
+            <w:pPr>
+              <w:spacing w:before="0" w:after="0" w:line="276" w:lineRule="auto"/>
+            </w:pPr>
             <w:r>
+              <w:rPr>
+                <w:rFonts w:ascii="Calibri" w:hAnsi="Calibri"/>
+                <w:color w:val="1E293B"/>
+                <w:sz w:val="19"/>
+              </w:rPr>
               <w:t>EP-02</w:t>
             </w:r>
           </w:p>
@@ -2671,33 +6264,82 @@
         <w:tc>
           <w:tcPr>
             <w:tcW w:type="dxa" w:w="2340"/>
+            <w:vAlign w:val="center"/>
+            <w:tcMar>
+              <w:top w:w="120" w:type="dxa"/>
+              <w:bottom w:w="120" w:type="dxa"/>
+              <w:left w:w="150" w:type="dxa"/>
+              <w:right w:w="150" w:type="dxa"/>
+            </w:tcMar>
           </w:tcPr>
           <w:p>
+            <w:pPr>
+              <w:spacing w:before="0" w:after="0" w:line="276" w:lineRule="auto"/>
+            </w:pPr>
             <w:r>
-              <w:t>`src/context/AppContext.tsx`</w:t>
+              <w:rPr>
+                <w:rFonts w:ascii="Consolas" w:hAnsi="Consolas"/>
+                <w:color w:val="C2410C"/>
+                <w:sz w:val="19"/>
+              </w:rPr>
+              <w:t>src/context/AppContext.tsx</w:t>
             </w:r>
           </w:p>
         </w:tc>
       </w:tr>
       <w:tr>
+        <w:trPr>
+          <w:trHeight w:val="280"/>
+        </w:trPr>
         <w:tc>
           <w:tcPr>
             <w:tcW w:type="dxa" w:w="2340"/>
+            <w:vAlign w:val="center"/>
+            <w:tcMar>
+              <w:top w:w="120" w:type="dxa"/>
+              <w:bottom w:w="120" w:type="dxa"/>
+              <w:left w:w="150" w:type="dxa"/>
+              <w:right w:w="150" w:type="dxa"/>
+            </w:tcMar>
             <w:shd w:fill="F8FAFC"/>
           </w:tcPr>
           <w:p>
+            <w:pPr>
+              <w:spacing w:before="0" w:after="0" w:line="276" w:lineRule="auto"/>
+            </w:pPr>
             <w:r>
-              <w:t>**RF-005, RF-006, RF-011**</w:t>
+              <w:rPr>
+                <w:rFonts w:ascii="Calibri" w:hAnsi="Calibri"/>
+                <w:b/>
+                <w:color w:val="1E293B"/>
+                <w:sz w:val="19"/>
+              </w:rPr>
+              <w:t>RF-005, RF-006, RF-011</w:t>
             </w:r>
           </w:p>
         </w:tc>
         <w:tc>
           <w:tcPr>
             <w:tcW w:type="dxa" w:w="2340"/>
+            <w:vAlign w:val="center"/>
+            <w:tcMar>
+              <w:top w:w="120" w:type="dxa"/>
+              <w:bottom w:w="120" w:type="dxa"/>
+              <w:left w:w="150" w:type="dxa"/>
+              <w:right w:w="150" w:type="dxa"/>
+            </w:tcMar>
             <w:shd w:fill="F8FAFC"/>
           </w:tcPr>
           <w:p>
+            <w:pPr>
+              <w:spacing w:before="0" w:after="0" w:line="276" w:lineRule="auto"/>
+            </w:pPr>
             <w:r>
+              <w:rPr>
+                <w:rFonts w:ascii="Calibri" w:hAnsi="Calibri"/>
+                <w:color w:val="1E293B"/>
+                <w:sz w:val="19"/>
+              </w:rPr>
               <w:t>HU-003 (Registro de Pedidos)</w:t>
             </w:r>
           </w:p>
@@ -2705,10 +6347,25 @@
         <w:tc>
           <w:tcPr>
             <w:tcW w:type="dxa" w:w="2340"/>
+            <w:vAlign w:val="center"/>
+            <w:tcMar>
+              <w:top w:w="120" w:type="dxa"/>
+              <w:bottom w:w="120" w:type="dxa"/>
+              <w:left w:w="150" w:type="dxa"/>
+              <w:right w:w="150" w:type="dxa"/>
+            </w:tcMar>
             <w:shd w:fill="F8FAFC"/>
           </w:tcPr>
           <w:p>
+            <w:pPr>
+              <w:spacing w:before="0" w:after="0" w:line="276" w:lineRule="auto"/>
+            </w:pPr>
             <w:r>
+              <w:rPr>
+                <w:rFonts w:ascii="Calibri" w:hAnsi="Calibri"/>
+                <w:color w:val="1E293B"/>
+                <w:sz w:val="19"/>
+              </w:rPr>
               <w:t>EP-02</w:t>
             </w:r>
           </w:p>
@@ -2716,32 +6373,81 @@
         <w:tc>
           <w:tcPr>
             <w:tcW w:type="dxa" w:w="2340"/>
+            <w:vAlign w:val="center"/>
+            <w:tcMar>
+              <w:top w:w="120" w:type="dxa"/>
+              <w:bottom w:w="120" w:type="dxa"/>
+              <w:left w:w="150" w:type="dxa"/>
+              <w:right w:w="150" w:type="dxa"/>
+            </w:tcMar>
             <w:shd w:fill="F8FAFC"/>
           </w:tcPr>
           <w:p>
+            <w:pPr>
+              <w:spacing w:before="0" w:after="0" w:line="276" w:lineRule="auto"/>
+            </w:pPr>
             <w:r>
-              <w:t>`src/pages/PedidoForm.tsx`</w:t>
+              <w:rPr>
+                <w:rFonts w:ascii="Consolas" w:hAnsi="Consolas"/>
+                <w:color w:val="C2410C"/>
+                <w:sz w:val="19"/>
+              </w:rPr>
+              <w:t>src/pages/PedidoForm.tsx</w:t>
             </w:r>
           </w:p>
         </w:tc>
       </w:tr>
       <w:tr>
+        <w:trPr>
+          <w:trHeight w:val="280"/>
+        </w:trPr>
         <w:tc>
           <w:tcPr>
             <w:tcW w:type="dxa" w:w="2340"/>
+            <w:vAlign w:val="center"/>
+            <w:tcMar>
+              <w:top w:w="120" w:type="dxa"/>
+              <w:bottom w:w="120" w:type="dxa"/>
+              <w:left w:w="150" w:type="dxa"/>
+              <w:right w:w="150" w:type="dxa"/>
+            </w:tcMar>
           </w:tcPr>
           <w:p>
+            <w:pPr>
+              <w:spacing w:before="0" w:after="0" w:line="276" w:lineRule="auto"/>
+            </w:pPr>
             <w:r>
-              <w:t>**RF-007, RF-008**</w:t>
+              <w:rPr>
+                <w:rFonts w:ascii="Calibri" w:hAnsi="Calibri"/>
+                <w:b/>
+                <w:color w:val="1E293B"/>
+                <w:sz w:val="19"/>
+              </w:rPr>
+              <w:t>RF-007, RF-008</w:t>
             </w:r>
           </w:p>
         </w:tc>
         <w:tc>
           <w:tcPr>
             <w:tcW w:type="dxa" w:w="2340"/>
+            <w:vAlign w:val="center"/>
+            <w:tcMar>
+              <w:top w:w="120" w:type="dxa"/>
+              <w:bottom w:w="120" w:type="dxa"/>
+              <w:left w:w="150" w:type="dxa"/>
+              <w:right w:w="150" w:type="dxa"/>
+            </w:tcMar>
           </w:tcPr>
           <w:p>
+            <w:pPr>
+              <w:spacing w:before="0" w:after="0" w:line="276" w:lineRule="auto"/>
+            </w:pPr>
             <w:r>
+              <w:rPr>
+                <w:rFonts w:ascii="Calibri" w:hAnsi="Calibri"/>
+                <w:color w:val="1E293B"/>
+                <w:sz w:val="19"/>
+              </w:rPr>
               <w:t>HU-004 (Control de Estados)</w:t>
             </w:r>
           </w:p>
@@ -2749,9 +6455,24 @@
         <w:tc>
           <w:tcPr>
             <w:tcW w:type="dxa" w:w="2340"/>
+            <w:vAlign w:val="center"/>
+            <w:tcMar>
+              <w:top w:w="120" w:type="dxa"/>
+              <w:bottom w:w="120" w:type="dxa"/>
+              <w:left w:w="150" w:type="dxa"/>
+              <w:right w:w="150" w:type="dxa"/>
+            </w:tcMar>
           </w:tcPr>
           <w:p>
+            <w:pPr>
+              <w:spacing w:before="0" w:after="0" w:line="276" w:lineRule="auto"/>
+            </w:pPr>
             <w:r>
+              <w:rPr>
+                <w:rFonts w:ascii="Calibri" w:hAnsi="Calibri"/>
+                <w:color w:val="1E293B"/>
+                <w:sz w:val="19"/>
+              </w:rPr>
               <w:t>EP-03</w:t>
             </w:r>
           </w:p>
@@ -2759,33 +6480,82 @@
         <w:tc>
           <w:tcPr>
             <w:tcW w:type="dxa" w:w="2340"/>
+            <w:vAlign w:val="center"/>
+            <w:tcMar>
+              <w:top w:w="120" w:type="dxa"/>
+              <w:bottom w:w="120" w:type="dxa"/>
+              <w:left w:w="150" w:type="dxa"/>
+              <w:right w:w="150" w:type="dxa"/>
+            </w:tcMar>
           </w:tcPr>
           <w:p>
+            <w:pPr>
+              <w:spacing w:before="0" w:after="0" w:line="276" w:lineRule="auto"/>
+            </w:pPr>
             <w:r>
-              <w:t>`src/pages/PedidosLista.tsx`</w:t>
+              <w:rPr>
+                <w:rFonts w:ascii="Consolas" w:hAnsi="Consolas"/>
+                <w:color w:val="C2410C"/>
+                <w:sz w:val="19"/>
+              </w:rPr>
+              <w:t>src/pages/PedidosLista.tsx</w:t>
             </w:r>
           </w:p>
         </w:tc>
       </w:tr>
       <w:tr>
+        <w:trPr>
+          <w:trHeight w:val="280"/>
+        </w:trPr>
         <w:tc>
           <w:tcPr>
             <w:tcW w:type="dxa" w:w="2340"/>
+            <w:vAlign w:val="center"/>
+            <w:tcMar>
+              <w:top w:w="120" w:type="dxa"/>
+              <w:bottom w:w="120" w:type="dxa"/>
+              <w:left w:w="150" w:type="dxa"/>
+              <w:right w:w="150" w:type="dxa"/>
+            </w:tcMar>
             <w:shd w:fill="F8FAFC"/>
           </w:tcPr>
           <w:p>
+            <w:pPr>
+              <w:spacing w:before="0" w:after="0" w:line="276" w:lineRule="auto"/>
+            </w:pPr>
             <w:r>
-              <w:t>**RF-009**</w:t>
+              <w:rPr>
+                <w:rFonts w:ascii="Calibri" w:hAnsi="Calibri"/>
+                <w:b/>
+                <w:color w:val="1E293B"/>
+                <w:sz w:val="19"/>
+              </w:rPr>
+              <w:t>RF-009</w:t>
             </w:r>
           </w:p>
         </w:tc>
         <w:tc>
           <w:tcPr>
             <w:tcW w:type="dxa" w:w="2340"/>
+            <w:vAlign w:val="center"/>
+            <w:tcMar>
+              <w:top w:w="120" w:type="dxa"/>
+              <w:bottom w:w="120" w:type="dxa"/>
+              <w:left w:w="150" w:type="dxa"/>
+              <w:right w:w="150" w:type="dxa"/>
+            </w:tcMar>
             <w:shd w:fill="F8FAFC"/>
           </w:tcPr>
           <w:p>
+            <w:pPr>
+              <w:spacing w:before="0" w:after="0" w:line="276" w:lineRule="auto"/>
+            </w:pPr>
             <w:r>
+              <w:rPr>
+                <w:rFonts w:ascii="Calibri" w:hAnsi="Calibri"/>
+                <w:color w:val="1E293B"/>
+                <w:sz w:val="19"/>
+              </w:rPr>
               <w:t>HU-006 (Gestión de Inventario)</w:t>
             </w:r>
           </w:p>
@@ -2793,10 +6563,25 @@
         <w:tc>
           <w:tcPr>
             <w:tcW w:type="dxa" w:w="2340"/>
+            <w:vAlign w:val="center"/>
+            <w:tcMar>
+              <w:top w:w="120" w:type="dxa"/>
+              <w:bottom w:w="120" w:type="dxa"/>
+              <w:left w:w="150" w:type="dxa"/>
+              <w:right w:w="150" w:type="dxa"/>
+            </w:tcMar>
             <w:shd w:fill="F8FAFC"/>
           </w:tcPr>
           <w:p>
+            <w:pPr>
+              <w:spacing w:before="0" w:after="0" w:line="276" w:lineRule="auto"/>
+            </w:pPr>
             <w:r>
+              <w:rPr>
+                <w:rFonts w:ascii="Calibri" w:hAnsi="Calibri"/>
+                <w:color w:val="1E293B"/>
+                <w:sz w:val="19"/>
+              </w:rPr>
               <w:t>EP-01</w:t>
             </w:r>
           </w:p>
@@ -2804,32 +6589,81 @@
         <w:tc>
           <w:tcPr>
             <w:tcW w:type="dxa" w:w="2340"/>
+            <w:vAlign w:val="center"/>
+            <w:tcMar>
+              <w:top w:w="120" w:type="dxa"/>
+              <w:bottom w:w="120" w:type="dxa"/>
+              <w:left w:w="150" w:type="dxa"/>
+              <w:right w:w="150" w:type="dxa"/>
+            </w:tcMar>
             <w:shd w:fill="F8FAFC"/>
           </w:tcPr>
           <w:p>
+            <w:pPr>
+              <w:spacing w:before="0" w:after="0" w:line="276" w:lineRule="auto"/>
+            </w:pPr>
             <w:r>
-              <w:t>`src/pages/ProductosGestion.tsx`</w:t>
+              <w:rPr>
+                <w:rFonts w:ascii="Consolas" w:hAnsi="Consolas"/>
+                <w:color w:val="C2410C"/>
+                <w:sz w:val="19"/>
+              </w:rPr>
+              <w:t>src/pages/ProductosGestion.tsx</w:t>
             </w:r>
           </w:p>
         </w:tc>
       </w:tr>
       <w:tr>
+        <w:trPr>
+          <w:trHeight w:val="280"/>
+        </w:trPr>
         <w:tc>
           <w:tcPr>
             <w:tcW w:type="dxa" w:w="2340"/>
+            <w:vAlign w:val="center"/>
+            <w:tcMar>
+              <w:top w:w="120" w:type="dxa"/>
+              <w:bottom w:w="120" w:type="dxa"/>
+              <w:left w:w="150" w:type="dxa"/>
+              <w:right w:w="150" w:type="dxa"/>
+            </w:tcMar>
           </w:tcPr>
           <w:p>
+            <w:pPr>
+              <w:spacing w:before="0" w:after="0" w:line="276" w:lineRule="auto"/>
+            </w:pPr>
             <w:r>
-              <w:t>**RF-010**</w:t>
+              <w:rPr>
+                <w:rFonts w:ascii="Calibri" w:hAnsi="Calibri"/>
+                <w:b/>
+                <w:color w:val="1E293B"/>
+                <w:sz w:val="19"/>
+              </w:rPr>
+              <w:t>RF-010</w:t>
             </w:r>
           </w:p>
         </w:tc>
         <w:tc>
           <w:tcPr>
             <w:tcW w:type="dxa" w:w="2340"/>
+            <w:vAlign w:val="center"/>
+            <w:tcMar>
+              <w:top w:w="120" w:type="dxa"/>
+              <w:bottom w:w="120" w:type="dxa"/>
+              <w:left w:w="150" w:type="dxa"/>
+              <w:right w:w="150" w:type="dxa"/>
+            </w:tcMar>
           </w:tcPr>
           <w:p>
+            <w:pPr>
+              <w:spacing w:before="0" w:after="0" w:line="276" w:lineRule="auto"/>
+            </w:pPr>
             <w:r>
+              <w:rPr>
+                <w:rFonts w:ascii="Calibri" w:hAnsi="Calibri"/>
+                <w:color w:val="1E293B"/>
+                <w:sz w:val="19"/>
+              </w:rPr>
               <w:t>HU-005 (Métricas de Dashboard)</w:t>
             </w:r>
           </w:p>
@@ -2837,9 +6671,24 @@
         <w:tc>
           <w:tcPr>
             <w:tcW w:type="dxa" w:w="2340"/>
+            <w:vAlign w:val="center"/>
+            <w:tcMar>
+              <w:top w:w="120" w:type="dxa"/>
+              <w:bottom w:w="120" w:type="dxa"/>
+              <w:left w:w="150" w:type="dxa"/>
+              <w:right w:w="150" w:type="dxa"/>
+            </w:tcMar>
           </w:tcPr>
           <w:p>
+            <w:pPr>
+              <w:spacing w:before="0" w:after="0" w:line="276" w:lineRule="auto"/>
+            </w:pPr>
             <w:r>
+              <w:rPr>
+                <w:rFonts w:ascii="Calibri" w:hAnsi="Calibri"/>
+                <w:color w:val="1E293B"/>
+                <w:sz w:val="19"/>
+              </w:rPr>
               <w:t>EP-04</w:t>
             </w:r>
           </w:p>
@@ -2847,33 +6696,82 @@
         <w:tc>
           <w:tcPr>
             <w:tcW w:type="dxa" w:w="2340"/>
+            <w:vAlign w:val="center"/>
+            <w:tcMar>
+              <w:top w:w="120" w:type="dxa"/>
+              <w:bottom w:w="120" w:type="dxa"/>
+              <w:left w:w="150" w:type="dxa"/>
+              <w:right w:w="150" w:type="dxa"/>
+            </w:tcMar>
           </w:tcPr>
           <w:p>
+            <w:pPr>
+              <w:spacing w:before="0" w:after="0" w:line="276" w:lineRule="auto"/>
+            </w:pPr>
             <w:r>
-              <w:t>`src/pages/Dashboard.tsx`</w:t>
+              <w:rPr>
+                <w:rFonts w:ascii="Consolas" w:hAnsi="Consolas"/>
+                <w:color w:val="C2410C"/>
+                <w:sz w:val="19"/>
+              </w:rPr>
+              <w:t>src/pages/Dashboard.tsx</w:t>
             </w:r>
           </w:p>
         </w:tc>
       </w:tr>
       <w:tr>
+        <w:trPr>
+          <w:trHeight w:val="280"/>
+        </w:trPr>
         <w:tc>
           <w:tcPr>
             <w:tcW w:type="dxa" w:w="2340"/>
+            <w:vAlign w:val="center"/>
+            <w:tcMar>
+              <w:top w:w="120" w:type="dxa"/>
+              <w:bottom w:w="120" w:type="dxa"/>
+              <w:left w:w="150" w:type="dxa"/>
+              <w:right w:w="150" w:type="dxa"/>
+            </w:tcMar>
             <w:shd w:fill="F8FAFC"/>
           </w:tcPr>
           <w:p>
+            <w:pPr>
+              <w:spacing w:before="0" w:after="0" w:line="276" w:lineRule="auto"/>
+            </w:pPr>
             <w:r>
-              <w:t>**RF-012**</w:t>
+              <w:rPr>
+                <w:rFonts w:ascii="Calibri" w:hAnsi="Calibri"/>
+                <w:b/>
+                <w:color w:val="1E293B"/>
+                <w:sz w:val="19"/>
+              </w:rPr>
+              <w:t>RF-012</w:t>
             </w:r>
           </w:p>
         </w:tc>
         <w:tc>
           <w:tcPr>
             <w:tcW w:type="dxa" w:w="2340"/>
+            <w:vAlign w:val="center"/>
+            <w:tcMar>
+              <w:top w:w="120" w:type="dxa"/>
+              <w:bottom w:w="120" w:type="dxa"/>
+              <w:left w:w="150" w:type="dxa"/>
+              <w:right w:w="150" w:type="dxa"/>
+            </w:tcMar>
             <w:shd w:fill="F8FAFC"/>
           </w:tcPr>
           <w:p>
+            <w:pPr>
+              <w:spacing w:before="0" w:after="0" w:line="276" w:lineRule="auto"/>
+            </w:pPr>
             <w:r>
+              <w:rPr>
+                <w:rFonts w:ascii="Calibri" w:hAnsi="Calibri"/>
+                <w:color w:val="1E293B"/>
+                <w:sz w:val="19"/>
+              </w:rPr>
               <w:t>HU-007 (Seguridad y Acceso)</w:t>
             </w:r>
           </w:p>
@@ -2881,10 +6779,25 @@
         <w:tc>
           <w:tcPr>
             <w:tcW w:type="dxa" w:w="2340"/>
+            <w:vAlign w:val="center"/>
+            <w:tcMar>
+              <w:top w:w="120" w:type="dxa"/>
+              <w:bottom w:w="120" w:type="dxa"/>
+              <w:left w:w="150" w:type="dxa"/>
+              <w:right w:w="150" w:type="dxa"/>
+            </w:tcMar>
             <w:shd w:fill="F8FAFC"/>
           </w:tcPr>
           <w:p>
+            <w:pPr>
+              <w:spacing w:before="0" w:after="0" w:line="276" w:lineRule="auto"/>
+            </w:pPr>
             <w:r>
+              <w:rPr>
+                <w:rFonts w:ascii="Calibri" w:hAnsi="Calibri"/>
+                <w:color w:val="1E293B"/>
+                <w:sz w:val="19"/>
+              </w:rPr>
               <w:t>EP-03</w:t>
             </w:r>
           </w:p>
@@ -2892,17 +6805,36 @@
         <w:tc>
           <w:tcPr>
             <w:tcW w:type="dxa" w:w="2340"/>
+            <w:vAlign w:val="center"/>
+            <w:tcMar>
+              <w:top w:w="120" w:type="dxa"/>
+              <w:bottom w:w="120" w:type="dxa"/>
+              <w:left w:w="150" w:type="dxa"/>
+              <w:right w:w="150" w:type="dxa"/>
+            </w:tcMar>
             <w:shd w:fill="F8FAFC"/>
           </w:tcPr>
           <w:p>
+            <w:pPr>
+              <w:spacing w:before="0" w:after="0" w:line="276" w:lineRule="auto"/>
+            </w:pPr>
             <w:r>
-              <w:t>`src/pages/Login.tsx`</w:t>
+              <w:rPr>
+                <w:rFonts w:ascii="Consolas" w:hAnsi="Consolas"/>
+                <w:color w:val="C2410C"/>
+                <w:sz w:val="19"/>
+              </w:rPr>
+              <w:t>src/pages/Login.tsx</w:t>
             </w:r>
           </w:p>
         </w:tc>
       </w:tr>
     </w:tbl>
-    <w:p/>
+    <w:p>
+      <w:pPr>
+        <w:spacing w:before="0" w:after="120"/>
+      </w:pPr>
+    </w:p>
     <w:sectPr>
       <w:pgSz w:w="12240" w:h="15840"/>
       <w:pgMar w:top="1440" w:right="1440" w:bottom="1440" w:left="1440" w:header="720" w:footer="720" w:gutter="0"/>

--- a/docs/02_Requerimientos.docx
+++ b/docs/02_Requerimientos.docx
@@ -141,7 +141,7 @@
           <w:color w:val="1E293B"/>
           <w:sz w:val="22"/>
         </w:rPr>
-        <w:t>Sistema de Gestión de Pedidos e Inventario de LeoFit</w:t>
+        <w:t>Sistema de Gestión de Pedidos, Envíos e Inventario de LeoFit</w:t>
       </w:r>
       <w:r>
         <w:rPr>
@@ -211,7 +211,7 @@
           <w:color w:val="1E293B"/>
           <w:sz w:val="22"/>
         </w:rPr>
-        <w:t xml:space="preserve"> que automatiza la captura, validación, registro, costeo y seguimiento de pedidos de indumentaria deportiva, proporcionando sincronización en tiempo real con el inventario y permitiendo la administración operativa desde cualquier dispositivo móvil o de escritorio.</w:t>
+        <w:t xml:space="preserve"> que automatiza la captura, validación, registro, costeo, despacho y seguimiento de pedidos de indumentaria deportiva, proporcionando sincronización en tiempo real con el inventario, control de fletes locales e interprovinciales (agencias de encomienda) y un portal de rastreo en vivo para clientes.</w:t>
       </w:r>
     </w:p>
     <w:p>
@@ -286,6 +286,20 @@
           <w:sz w:val="21"/>
         </w:rPr>
         <w:t>Proporcionar trazabilidad total del ciclo de vida de la orden a través de 5 estados operativos normalizados.</w:t>
+      </w:r>
+    </w:p>
+    <w:p>
+      <w:pPr>
+        <w:pStyle w:val="ListBullet"/>
+        <w:spacing w:before="20" w:after="40" w:line="276" w:lineRule="auto"/>
+      </w:pPr>
+      <w:r>
+        <w:rPr>
+          <w:rFonts w:ascii="Calibri" w:hAnsi="Calibri"/>
+          <w:color w:val="1E293B"/>
+          <w:sz w:val="21"/>
+        </w:rPr>
+        <w:t>Diferenciar la logística local directa (Lima Capital) del despacho nacional por encomienda (Shalom, Olva Courier, Marvisur).</w:t>
       </w:r>
     </w:p>
     <w:p>
@@ -366,7 +380,7 @@
           <w:color w:val="1E293B"/>
           <w:sz w:val="21"/>
         </w:rPr>
-        <w:t xml:space="preserve"> Usuario final sin formación técnica especializada que navega por el catálogo, selecciona artículos y formaliza órdenes de compra.</w:t>
+        <w:t xml:space="preserve"> Usuario final sin formación técnica especializada que navega por el catálogo, selecciona artículos, formaliza órdenes y rastrea su pedido en el portal en vivo.</w:t>
       </w:r>
     </w:p>
     <w:p>
@@ -389,7 +403,7 @@
           <w:color w:val="1E293B"/>
           <w:sz w:val="21"/>
         </w:rPr>
-        <w:t xml:space="preserve"> Responsable de la gestión de existencias, actualización de precios, cambio de estados de pedidos y visualización de métricas en el panel.</w:t>
+        <w:t xml:space="preserve"> Responsable de la gestión de existencias, actualización de precios, cambio de estados de pedidos, despacho local en Lima y consignación a agencias de encomienda en provincias.</w:t>
       </w:r>
     </w:p>
     <w:p>
@@ -511,7 +525,24 @@
           <w:color w:val="1E293B"/>
           <w:sz w:val="21"/>
         </w:rPr>
-        <w:t>Compatibilidad multi-navegador en Google Chrome, Microsoft Edge, Mozilla Firefox y Safari Mobile.</w:t>
+        <w:t xml:space="preserve">Cumplimiento de accesibilidad WCAG 2.1 AA/AAA con tipografía legible </w:t>
+      </w:r>
+      <w:r>
+        <w:rPr>
+          <w:rFonts w:ascii="Calibri" w:hAnsi="Calibri"/>
+          <w:i/>
+          <w:color w:val="1E293B"/>
+          <w:sz w:val="21"/>
+        </w:rPr>
+        <w:t>Plus Jakarta Sans</w:t>
+      </w:r>
+      <w:r>
+        <w:rPr>
+          <w:rFonts w:ascii="Calibri" w:hAnsi="Calibri"/>
+          <w:color w:val="1E293B"/>
+          <w:sz w:val="21"/>
+        </w:rPr>
+        <w:t xml:space="preserve"> y modo accesible conmutador.</w:t>
       </w:r>
     </w:p>
     <w:p>
@@ -526,7 +557,7 @@
           <w:color w:val="F97316"/>
           <w:sz w:val="28"/>
         </w:rPr>
-        <w:t>3. MATRIZ DE REQUISITOS FUNCIONALES (RF-001 A RF-012)</w:t>
+        <w:t>3. MATRIZ DE REQUISITOS FUNCIONALES (RF-001 A RF-014)</w:t>
       </w:r>
     </w:p>
     <w:tbl>
@@ -1711,7 +1742,7 @@
                 <w:color w:val="1E293B"/>
                 <w:sz w:val="19"/>
               </w:rPr>
-              <w:t>El sistema debe capturar los datos de entrega: nombre completo, teléfono móvil, dirección de envío y método de pago.</w:t>
+              <w:t>El sistema debe capturar los datos de entrega: nombre completo, teléfono móvil, dirección de envío y canal de atención.</w:t>
             </w:r>
           </w:p>
         </w:tc>
@@ -1771,7 +1802,7 @@
                 <w:color w:val="C2410C"/>
                 <w:sz w:val="19"/>
               </w:rPr>
-              <w:t>PED-2026-XXXX</w:t>
+              <w:t>LFT-XXX</w:t>
             </w:r>
             <w:r>
               <w:rPr>
@@ -1937,7 +1968,7 @@
                 <w:color w:val="1E293B"/>
                 <w:sz w:val="19"/>
               </w:rPr>
-              <w:t>El sistema debe calcular el costo de despacho según la zona geográfica seleccionada y consolidar el monto total a pagar.</w:t>
+              <w:t>El sistema debe calcular el costo de despacho según la zona geográfica (Lima local vs Provincia) y consolidar el total.</w:t>
             </w:r>
           </w:p>
         </w:tc>
@@ -1987,7 +2018,7 @@
                 <w:color w:val="1E293B"/>
                 <w:sz w:val="19"/>
               </w:rPr>
-              <w:t>Desglose aritmético exacto de subtotal de prendas, tarifa de flete y total de la orden.</w:t>
+              <w:t>Desglose aritmético exacto de subtotal de prendas, tarifa de delivery/encomienda y total.</w:t>
             </w:r>
           </w:p>
         </w:tc>
@@ -2171,7 +2202,7 @@
                 <w:color w:val="C2410C"/>
                 <w:sz w:val="19"/>
               </w:rPr>
-              <w:t>En Preparación</w:t>
+              <w:t>Preparación</w:t>
             </w:r>
             <w:r>
               <w:rPr>
@@ -2187,7 +2218,7 @@
                 <w:color w:val="C2410C"/>
                 <w:sz w:val="19"/>
               </w:rPr>
-              <w:t>En Camino</w:t>
+              <w:t>Camino</w:t>
             </w:r>
             <w:r>
               <w:rPr>
@@ -2437,7 +2468,7 @@
                 <w:color w:val="1E293B"/>
                 <w:sz w:val="19"/>
               </w:rPr>
-              <w:t>El sistema debe presentar la lista consolidada de pedidos con filtros por estado, cliente, fecha y rango de importes.</w:t>
+              <w:t>El sistema debe presentar la lista consolidada de pedidos con filtros por estado, cliente, fecha y canal de venta.</w:t>
             </w:r>
           </w:p>
         </w:tc>
@@ -2857,7 +2888,7 @@
                 <w:color w:val="1E293B"/>
                 <w:sz w:val="19"/>
               </w:rPr>
-              <w:t>El sistema debe mostrar tarjetas métricas con total de pedidos del día, importe bruto recaudado y prendas en nivel crítico (</w:t>
+              <w:t>El sistema debe mostrar tarjetas métricas con ingresos totales, pedidos en riesgo (</w:t>
             </w:r>
             <w:r>
               <w:rPr>
@@ -2866,7 +2897,7 @@
                 <w:color w:val="1E293B"/>
                 <w:sz w:val="19"/>
               </w:rPr>
-              <w:t>&lt; 5</w:t>
+              <w:t>&gt;24 h</w:t>
             </w:r>
             <w:r>
               <w:rPr>
@@ -2874,7 +2905,7 @@
                 <w:color w:val="1E293B"/>
                 <w:sz w:val="19"/>
               </w:rPr>
-              <w:t xml:space="preserve"> unid).</w:t>
+              <w:t>), pedidos del día y pipeline.</w:t>
             </w:r>
           </w:p>
         </w:tc>
@@ -2924,7 +2955,7 @@
                 <w:color w:val="1E293B"/>
                 <w:sz w:val="19"/>
               </w:rPr>
-              <w:t>Cálculo reactivo de totales de la jornada sin sobrecarga en la memoria del navegador.</w:t>
+              <w:t>Cálculo reactivo de totales de la jornada y modo privacidad de cifras en Soles.</w:t>
             </w:r>
           </w:p>
         </w:tc>
@@ -3136,7 +3167,7 @@
                 <w:color w:val="1E293B"/>
                 <w:sz w:val="19"/>
               </w:rPr>
-              <w:t>Formato limpio con ID de pedido, detalle de ítems, flete, total y datos de contacto del cliente.</w:t>
+              <w:t>Formato limpio con ID de pedido, detalle de prendas, flete, total y datos de contacto.</w:t>
             </w:r>
           </w:p>
         </w:tc>
@@ -3344,7 +3375,23 @@
                 <w:color w:val="1E293B"/>
                 <w:sz w:val="19"/>
               </w:rPr>
-              <w:t>Validación segura de credenciales de administrador y persistencia de sesión controlada.</w:t>
+              <w:t>Validación segura de credenciales de administrador (</w:t>
+            </w:r>
+            <w:r>
+              <w:rPr>
+                <w:rFonts w:ascii="Consolas" w:hAnsi="Consolas"/>
+                <w:color w:val="C2410C"/>
+                <w:sz w:val="19"/>
+              </w:rPr>
+              <w:t>victor@leofit.com</w:t>
+            </w:r>
+            <w:r>
+              <w:rPr>
+                <w:rFonts w:ascii="Calibri" w:hAnsi="Calibri"/>
+                <w:color w:val="1E293B"/>
+                <w:sz w:val="19"/>
+              </w:rPr>
+              <w:t>) y auto-logout.</w:t>
             </w:r>
           </w:p>
         </w:tc>
@@ -3370,6 +3417,442 @@
                 <w:sz w:val="19"/>
               </w:rPr>
               <w:t>Seguridad</w:t>
+            </w:r>
+          </w:p>
+        </w:tc>
+        <w:tc>
+          <w:tcPr>
+            <w:tcW w:type="dxa" w:w="1170"/>
+            <w:vAlign w:val="center"/>
+            <w:tcMar>
+              <w:top w:w="120" w:type="dxa"/>
+              <w:bottom w:w="120" w:type="dxa"/>
+              <w:left w:w="150" w:type="dxa"/>
+              <w:right w:w="150" w:type="dxa"/>
+            </w:tcMar>
+          </w:tcPr>
+          <w:p>
+            <w:pPr>
+              <w:spacing w:before="0" w:after="0" w:line="276" w:lineRule="auto"/>
+            </w:pPr>
+            <w:r>
+              <w:rPr>
+                <w:rFonts w:ascii="Calibri" w:hAnsi="Calibri"/>
+                <w:color w:val="1E293B"/>
+                <w:sz w:val="19"/>
+              </w:rPr>
+              <w:t>Implementado</w:t>
+            </w:r>
+          </w:p>
+        </w:tc>
+      </w:tr>
+      <w:tr>
+        <w:trPr>
+          <w:trHeight w:val="280"/>
+        </w:trPr>
+        <w:tc>
+          <w:tcPr>
+            <w:tcW w:type="dxa" w:w="1170"/>
+            <w:vAlign w:val="center"/>
+            <w:tcMar>
+              <w:top w:w="120" w:type="dxa"/>
+              <w:bottom w:w="120" w:type="dxa"/>
+              <w:left w:w="150" w:type="dxa"/>
+              <w:right w:w="150" w:type="dxa"/>
+            </w:tcMar>
+            <w:shd w:fill="F8FAFC"/>
+          </w:tcPr>
+          <w:p>
+            <w:pPr>
+              <w:spacing w:before="0" w:after="0" w:line="276" w:lineRule="auto"/>
+            </w:pPr>
+            <w:r>
+              <w:rPr>
+                <w:rFonts w:ascii="Calibri" w:hAnsi="Calibri"/>
+                <w:b/>
+                <w:color w:val="1E293B"/>
+                <w:sz w:val="19"/>
+              </w:rPr>
+              <w:t>RF-013</w:t>
+            </w:r>
+          </w:p>
+        </w:tc>
+        <w:tc>
+          <w:tcPr>
+            <w:tcW w:type="dxa" w:w="1170"/>
+            <w:vAlign w:val="center"/>
+            <w:tcMar>
+              <w:top w:w="120" w:type="dxa"/>
+              <w:bottom w:w="120" w:type="dxa"/>
+              <w:left w:w="150" w:type="dxa"/>
+              <w:right w:w="150" w:type="dxa"/>
+            </w:tcMar>
+            <w:shd w:fill="F8FAFC"/>
+          </w:tcPr>
+          <w:p>
+            <w:pPr>
+              <w:spacing w:before="0" w:after="0" w:line="276" w:lineRule="auto"/>
+            </w:pPr>
+            <w:r>
+              <w:rPr>
+                <w:rFonts w:ascii="Calibri" w:hAnsi="Calibri"/>
+                <w:color w:val="1E293B"/>
+                <w:sz w:val="19"/>
+              </w:rPr>
+              <w:t>Gestión de Despacho Dual y Encomiendas</w:t>
+            </w:r>
+          </w:p>
+        </w:tc>
+        <w:tc>
+          <w:tcPr>
+            <w:tcW w:type="dxa" w:w="1170"/>
+            <w:vAlign w:val="center"/>
+            <w:tcMar>
+              <w:top w:w="120" w:type="dxa"/>
+              <w:bottom w:w="120" w:type="dxa"/>
+              <w:left w:w="150" w:type="dxa"/>
+              <w:right w:w="150" w:type="dxa"/>
+            </w:tcMar>
+            <w:shd w:fill="F8FAFC"/>
+          </w:tcPr>
+          <w:p>
+            <w:pPr>
+              <w:spacing w:before="0" w:after="0" w:line="276" w:lineRule="auto"/>
+            </w:pPr>
+            <w:r>
+              <w:rPr>
+                <w:rFonts w:ascii="Calibri" w:hAnsi="Calibri"/>
+                <w:color w:val="1E293B"/>
+                <w:sz w:val="19"/>
+              </w:rPr>
+              <w:t>Administrador</w:t>
+            </w:r>
+          </w:p>
+        </w:tc>
+        <w:tc>
+          <w:tcPr>
+            <w:tcW w:type="dxa" w:w="1170"/>
+            <w:vAlign w:val="center"/>
+            <w:tcMar>
+              <w:top w:w="120" w:type="dxa"/>
+              <w:bottom w:w="120" w:type="dxa"/>
+              <w:left w:w="150" w:type="dxa"/>
+              <w:right w:w="150" w:type="dxa"/>
+            </w:tcMar>
+            <w:shd w:fill="F8FAFC"/>
+          </w:tcPr>
+          <w:p>
+            <w:pPr>
+              <w:spacing w:before="0" w:after="0" w:line="276" w:lineRule="auto"/>
+            </w:pPr>
+            <w:r>
+              <w:rPr>
+                <w:rFonts w:ascii="Calibri" w:hAnsi="Calibri"/>
+                <w:color w:val="1E293B"/>
+                <w:sz w:val="19"/>
+              </w:rPr>
+              <w:t>El sistema debe discriminar entre entrega local en Lima y envío nacional por agencias de encomienda (Shalom, Olva, Marvisur).</w:t>
+            </w:r>
+          </w:p>
+        </w:tc>
+        <w:tc>
+          <w:tcPr>
+            <w:tcW w:type="dxa" w:w="1170"/>
+            <w:vAlign w:val="center"/>
+            <w:tcMar>
+              <w:top w:w="120" w:type="dxa"/>
+              <w:bottom w:w="120" w:type="dxa"/>
+              <w:left w:w="150" w:type="dxa"/>
+              <w:right w:w="150" w:type="dxa"/>
+            </w:tcMar>
+            <w:shd w:fill="F8FAFC"/>
+          </w:tcPr>
+          <w:p>
+            <w:pPr>
+              <w:spacing w:before="0" w:after="0" w:line="276" w:lineRule="auto"/>
+            </w:pPr>
+            <w:r>
+              <w:rPr>
+                <w:rFonts w:ascii="Calibri" w:hAnsi="Calibri"/>
+                <w:color w:val="1E293B"/>
+                <w:sz w:val="19"/>
+              </w:rPr>
+              <w:t>Alta</w:t>
+            </w:r>
+          </w:p>
+        </w:tc>
+        <w:tc>
+          <w:tcPr>
+            <w:tcW w:type="dxa" w:w="1170"/>
+            <w:vAlign w:val="center"/>
+            <w:tcMar>
+              <w:top w:w="120" w:type="dxa"/>
+              <w:bottom w:w="120" w:type="dxa"/>
+              <w:left w:w="150" w:type="dxa"/>
+              <w:right w:w="150" w:type="dxa"/>
+            </w:tcMar>
+            <w:shd w:fill="F8FAFC"/>
+          </w:tcPr>
+          <w:p>
+            <w:pPr>
+              <w:spacing w:before="0" w:after="0" w:line="276" w:lineRule="auto"/>
+            </w:pPr>
+            <w:r>
+              <w:rPr>
+                <w:rFonts w:ascii="Calibri" w:hAnsi="Calibri"/>
+                <w:color w:val="1E293B"/>
+                <w:sz w:val="19"/>
+              </w:rPr>
+              <w:t>Registro de ciudad de destino, agencia de encomienda y N° de Guía de Remisión/Clave.</w:t>
+            </w:r>
+          </w:p>
+        </w:tc>
+        <w:tc>
+          <w:tcPr>
+            <w:tcW w:type="dxa" w:w="1170"/>
+            <w:vAlign w:val="center"/>
+            <w:tcMar>
+              <w:top w:w="120" w:type="dxa"/>
+              <w:bottom w:w="120" w:type="dxa"/>
+              <w:left w:w="150" w:type="dxa"/>
+              <w:right w:w="150" w:type="dxa"/>
+            </w:tcMar>
+            <w:shd w:fill="F8FAFC"/>
+          </w:tcPr>
+          <w:p>
+            <w:pPr>
+              <w:spacing w:before="0" w:after="0" w:line="276" w:lineRule="auto"/>
+            </w:pPr>
+            <w:r>
+              <w:rPr>
+                <w:rFonts w:ascii="Calibri" w:hAnsi="Calibri"/>
+                <w:color w:val="1E293B"/>
+                <w:sz w:val="19"/>
+              </w:rPr>
+              <w:t>Logística</w:t>
+            </w:r>
+          </w:p>
+        </w:tc>
+        <w:tc>
+          <w:tcPr>
+            <w:tcW w:type="dxa" w:w="1170"/>
+            <w:vAlign w:val="center"/>
+            <w:tcMar>
+              <w:top w:w="120" w:type="dxa"/>
+              <w:bottom w:w="120" w:type="dxa"/>
+              <w:left w:w="150" w:type="dxa"/>
+              <w:right w:w="150" w:type="dxa"/>
+            </w:tcMar>
+            <w:shd w:fill="F8FAFC"/>
+          </w:tcPr>
+          <w:p>
+            <w:pPr>
+              <w:spacing w:before="0" w:after="0" w:line="276" w:lineRule="auto"/>
+            </w:pPr>
+            <w:r>
+              <w:rPr>
+                <w:rFonts w:ascii="Calibri" w:hAnsi="Calibri"/>
+                <w:color w:val="1E293B"/>
+                <w:sz w:val="19"/>
+              </w:rPr>
+              <w:t>Implementado</w:t>
+            </w:r>
+          </w:p>
+        </w:tc>
+      </w:tr>
+      <w:tr>
+        <w:trPr>
+          <w:trHeight w:val="280"/>
+        </w:trPr>
+        <w:tc>
+          <w:tcPr>
+            <w:tcW w:type="dxa" w:w="1170"/>
+            <w:vAlign w:val="center"/>
+            <w:tcMar>
+              <w:top w:w="120" w:type="dxa"/>
+              <w:bottom w:w="120" w:type="dxa"/>
+              <w:left w:w="150" w:type="dxa"/>
+              <w:right w:w="150" w:type="dxa"/>
+            </w:tcMar>
+          </w:tcPr>
+          <w:p>
+            <w:pPr>
+              <w:spacing w:before="0" w:after="0" w:line="276" w:lineRule="auto"/>
+            </w:pPr>
+            <w:r>
+              <w:rPr>
+                <w:rFonts w:ascii="Calibri" w:hAnsi="Calibri"/>
+                <w:b/>
+                <w:color w:val="1E293B"/>
+                <w:sz w:val="19"/>
+              </w:rPr>
+              <w:t>RF-014</w:t>
+            </w:r>
+          </w:p>
+        </w:tc>
+        <w:tc>
+          <w:tcPr>
+            <w:tcW w:type="dxa" w:w="1170"/>
+            <w:vAlign w:val="center"/>
+            <w:tcMar>
+              <w:top w:w="120" w:type="dxa"/>
+              <w:bottom w:w="120" w:type="dxa"/>
+              <w:left w:w="150" w:type="dxa"/>
+              <w:right w:w="150" w:type="dxa"/>
+            </w:tcMar>
+          </w:tcPr>
+          <w:p>
+            <w:pPr>
+              <w:spacing w:before="0" w:after="0" w:line="276" w:lineRule="auto"/>
+            </w:pPr>
+            <w:r>
+              <w:rPr>
+                <w:rFonts w:ascii="Calibri" w:hAnsi="Calibri"/>
+                <w:color w:val="1E293B"/>
+                <w:sz w:val="19"/>
+              </w:rPr>
+              <w:t>Portal de Rastreo de Envíos en Vivo</w:t>
+            </w:r>
+          </w:p>
+        </w:tc>
+        <w:tc>
+          <w:tcPr>
+            <w:tcW w:type="dxa" w:w="1170"/>
+            <w:vAlign w:val="center"/>
+            <w:tcMar>
+              <w:top w:w="120" w:type="dxa"/>
+              <w:bottom w:w="120" w:type="dxa"/>
+              <w:left w:w="150" w:type="dxa"/>
+              <w:right w:w="150" w:type="dxa"/>
+            </w:tcMar>
+          </w:tcPr>
+          <w:p>
+            <w:pPr>
+              <w:spacing w:before="0" w:after="0" w:line="276" w:lineRule="auto"/>
+            </w:pPr>
+            <w:r>
+              <w:rPr>
+                <w:rFonts w:ascii="Calibri" w:hAnsi="Calibri"/>
+                <w:color w:val="1E293B"/>
+                <w:sz w:val="19"/>
+              </w:rPr>
+              <w:t>Cliente / Admin</w:t>
+            </w:r>
+          </w:p>
+        </w:tc>
+        <w:tc>
+          <w:tcPr>
+            <w:tcW w:type="dxa" w:w="1170"/>
+            <w:vAlign w:val="center"/>
+            <w:tcMar>
+              <w:top w:w="120" w:type="dxa"/>
+              <w:bottom w:w="120" w:type="dxa"/>
+              <w:left w:w="150" w:type="dxa"/>
+              <w:right w:w="150" w:type="dxa"/>
+            </w:tcMar>
+          </w:tcPr>
+          <w:p>
+            <w:pPr>
+              <w:spacing w:before="0" w:after="0" w:line="276" w:lineRule="auto"/>
+            </w:pPr>
+            <w:r>
+              <w:rPr>
+                <w:rFonts w:ascii="Calibri" w:hAnsi="Calibri"/>
+                <w:color w:val="1E293B"/>
+                <w:sz w:val="19"/>
+              </w:rPr>
+              <w:t xml:space="preserve">El sistema debe ofrecer un portal de autoservicio donde el cliente consulta el timeline en vivo de su paquete con su código </w:t>
+            </w:r>
+            <w:r>
+              <w:rPr>
+                <w:rFonts w:ascii="Consolas" w:hAnsi="Consolas"/>
+                <w:color w:val="C2410C"/>
+                <w:sz w:val="19"/>
+              </w:rPr>
+              <w:t>LFT-XXX</w:t>
+            </w:r>
+            <w:r>
+              <w:rPr>
+                <w:rFonts w:ascii="Calibri" w:hAnsi="Calibri"/>
+                <w:color w:val="1E293B"/>
+                <w:sz w:val="19"/>
+              </w:rPr>
+              <w:t>.</w:t>
+            </w:r>
+          </w:p>
+        </w:tc>
+        <w:tc>
+          <w:tcPr>
+            <w:tcW w:type="dxa" w:w="1170"/>
+            <w:vAlign w:val="center"/>
+            <w:tcMar>
+              <w:top w:w="120" w:type="dxa"/>
+              <w:bottom w:w="120" w:type="dxa"/>
+              <w:left w:w="150" w:type="dxa"/>
+              <w:right w:w="150" w:type="dxa"/>
+            </w:tcMar>
+          </w:tcPr>
+          <w:p>
+            <w:pPr>
+              <w:spacing w:before="0" w:after="0" w:line="276" w:lineRule="auto"/>
+            </w:pPr>
+            <w:r>
+              <w:rPr>
+                <w:rFonts w:ascii="Calibri" w:hAnsi="Calibri"/>
+                <w:color w:val="1E293B"/>
+                <w:sz w:val="19"/>
+              </w:rPr>
+              <w:t>Alta</w:t>
+            </w:r>
+          </w:p>
+        </w:tc>
+        <w:tc>
+          <w:tcPr>
+            <w:tcW w:type="dxa" w:w="1170"/>
+            <w:vAlign w:val="center"/>
+            <w:tcMar>
+              <w:top w:w="120" w:type="dxa"/>
+              <w:bottom w:w="120" w:type="dxa"/>
+              <w:left w:w="150" w:type="dxa"/>
+              <w:right w:w="150" w:type="dxa"/>
+            </w:tcMar>
+          </w:tcPr>
+          <w:p>
+            <w:pPr>
+              <w:spacing w:before="0" w:after="0" w:line="276" w:lineRule="auto"/>
+            </w:pPr>
+            <w:r>
+              <w:rPr>
+                <w:rFonts w:ascii="Calibri" w:hAnsi="Calibri"/>
+                <w:color w:val="1E293B"/>
+                <w:sz w:val="19"/>
+              </w:rPr>
+              <w:t>Búsqueda reactiva, timeline de 4 hitos, datos de agencia/guía y enlace directo a soporte WhatsApp.</w:t>
+            </w:r>
+          </w:p>
+        </w:tc>
+        <w:tc>
+          <w:tcPr>
+            <w:tcW w:type="dxa" w:w="1170"/>
+            <w:vAlign w:val="center"/>
+            <w:tcMar>
+              <w:top w:w="120" w:type="dxa"/>
+              <w:bottom w:w="120" w:type="dxa"/>
+              <w:left w:w="150" w:type="dxa"/>
+              <w:right w:w="150" w:type="dxa"/>
+            </w:tcMar>
+          </w:tcPr>
+          <w:p>
+            <w:pPr>
+              <w:spacing w:before="0" w:after="0" w:line="276" w:lineRule="auto"/>
+            </w:pPr>
+            <w:r>
+              <w:rPr>
+                <w:rFonts w:ascii="Calibri" w:hAnsi="Calibri"/>
+                <w:color w:val="1E293B"/>
+                <w:sz w:val="19"/>
+              </w:rPr>
+              <w:t>Tracking</w:t>
             </w:r>
           </w:p>
         </w:tc>
@@ -3736,7 +4219,7 @@
                 <w:color w:val="1E293B"/>
                 <w:sz w:val="19"/>
               </w:rPr>
-              <w:t>Diseño Mobile-First</w:t>
+              <w:t>Diseño Mobile-First &amp; A11y</w:t>
             </w:r>
           </w:p>
         </w:tc>
@@ -3762,7 +4245,23 @@
                 <w:color w:val="1E293B"/>
                 <w:sz w:val="19"/>
               </w:rPr>
-              <w:t>La interfaz debe ser altamente intuitiva y ergonómica en pantallas táctiles de smartphones.</w:t>
+              <w:t xml:space="preserve">La interfaz debe ser altamente intuitiva y ergonómica en pantallas táctiles con modo accesible </w:t>
+            </w:r>
+            <w:r>
+              <w:rPr>
+                <w:rFonts w:ascii="Consolas" w:hAnsi="Consolas"/>
+                <w:color w:val="C2410C"/>
+                <w:sz w:val="19"/>
+              </w:rPr>
+              <w:t>[A+ / A++]</w:t>
+            </w:r>
+            <w:r>
+              <w:rPr>
+                <w:rFonts w:ascii="Calibri" w:hAnsi="Calibri"/>
+                <w:color w:val="1E293B"/>
+                <w:sz w:val="19"/>
+              </w:rPr>
+              <w:t>.</w:t>
             </w:r>
           </w:p>
         </w:tc>
@@ -3805,7 +4304,7 @@
                 <w:color w:val="1E293B"/>
                 <w:sz w:val="19"/>
               </w:rPr>
-              <w:t xml:space="preserve"> minutos por usuarios no técnicos.</w:t>
+              <w:t xml:space="preserve"> minutos por adultos o personas con baja visión.</w:t>
             </w:r>
           </w:p>
         </w:tc>
@@ -5140,7 +5639,23 @@
                 <w:color w:val="1E293B"/>
                 <w:sz w:val="19"/>
               </w:rPr>
-              <w:t>Toda orden debe conservar su historial y no puede ser eliminada físicamente sin registro.</w:t>
+              <w:t xml:space="preserve">Toda orden debe conservar su historial y correlativo único </w:t>
+            </w:r>
+            <w:r>
+              <w:rPr>
+                <w:rFonts w:ascii="Consolas" w:hAnsi="Consolas"/>
+                <w:color w:val="C2410C"/>
+                <w:sz w:val="19"/>
+              </w:rPr>
+              <w:t>LFT-XXX</w:t>
+            </w:r>
+            <w:r>
+              <w:rPr>
+                <w:rFonts w:ascii="Calibri" w:hAnsi="Calibri"/>
+                <w:color w:val="1E293B"/>
+                <w:sz w:val="19"/>
+              </w:rPr>
+              <w:t>.</w:t>
             </w:r>
           </w:p>
         </w:tc>
@@ -5166,7 +5681,7 @@
                 <w:color w:val="1E293B"/>
                 <w:sz w:val="19"/>
               </w:rPr>
-              <w:t>Cada orden almacena identificador correlativo, fecha, hora y estado actual.</w:t>
+              <w:t>Cada orden almacena identificador correlativo, fecha, flete, guía y estado actual.</w:t>
             </w:r>
           </w:p>
         </w:tc>
@@ -5325,7 +5840,7 @@
                 <w:color w:val="1E293B"/>
                 <w:sz w:val="19"/>
               </w:rPr>
-              <w:t>Rutas Protegidas</w:t>
+              <w:t>Rutas Protegidas y Privacidad</w:t>
             </w:r>
           </w:p>
         </w:tc>
@@ -5350,7 +5865,7 @@
                 <w:color w:val="1E293B"/>
                 <w:sz w:val="19"/>
               </w:rPr>
-              <w:t>Las opciones de edición de existencias deben estar restringidas a sesiones autenticadas.</w:t>
+              <w:t>Las opciones de edición y cifras monetarias pueden ocultarse con un clic.</w:t>
             </w:r>
           </w:p>
         </w:tc>
@@ -5375,7 +5890,7 @@
                 <w:color w:val="1E293B"/>
                 <w:sz w:val="19"/>
               </w:rPr>
-              <w:t>Denegación inmediata de acceso ante solicitudes no autorizadas.</w:t>
+              <w:t>Denegación inmediata de acceso sin sesión y modo privacidad activable.</w:t>
             </w:r>
           </w:p>
         </w:tc>
@@ -5828,7 +6343,7 @@
                 <w:color w:val="1E293B"/>
                 <w:sz w:val="19"/>
               </w:rPr>
-              <w:t xml:space="preserve">Cumplimiento estricto de directrices WCAG 2.1 nivel AA (contraste </w:t>
+              <w:t xml:space="preserve">Cumplimiento estricto de directrices WCAG 2.1 nivel AAA/AA (contraste </w:t>
             </w:r>
             <w:r>
               <w:rPr>
@@ -5837,7 +6352,7 @@
                 <w:color w:val="1E293B"/>
                 <w:sz w:val="19"/>
               </w:rPr>
-              <w:t>≥ 4.5:1</w:t>
+              <w:t>≥ 7:1</w:t>
             </w:r>
             <w:r>
               <w:rPr>
@@ -5870,7 +6385,7 @@
                 <w:color w:val="1E293B"/>
                 <w:sz w:val="19"/>
               </w:rPr>
-              <w:t>Media</w:t>
+              <w:t>Alta</w:t>
             </w:r>
           </w:p>
         </w:tc>
@@ -5895,7 +6410,7 @@
                 <w:color w:val="1E293B"/>
                 <w:sz w:val="19"/>
               </w:rPr>
-              <w:t>Auditoría con extensión Axe y Lighthouse Accessibility.</w:t>
+              <w:t>Auditoría con tipografía Plus Jakarta Sans y Axe DevTools.</w:t>
             </w:r>
           </w:p>
         </w:tc>
@@ -6314,7 +6829,7 @@
                 <w:color w:val="1E293B"/>
                 <w:sz w:val="19"/>
               </w:rPr>
-              <w:t>RF-005, RF-006, RF-011</w:t>
+              <w:t>RF-005, RF-006, RF-011, RF-013</w:t>
             </w:r>
           </w:p>
         </w:tc>
@@ -6340,7 +6855,7 @@
                 <w:color w:val="1E293B"/>
                 <w:sz w:val="19"/>
               </w:rPr>
-              <w:t>HU-003 (Registro de Pedidos)</w:t>
+              <w:t>HU-003 (Registro y Despacho de Pedidos)</w:t>
             </w:r>
           </w:p>
         </w:tc>
@@ -6423,7 +6938,7 @@
                 <w:color w:val="1E293B"/>
                 <w:sz w:val="19"/>
               </w:rPr>
-              <w:t>RF-007, RF-008</w:t>
+              <w:t>RF-007, RF-008, RF-013</w:t>
             </w:r>
           </w:p>
         </w:tc>
@@ -6448,7 +6963,7 @@
                 <w:color w:val="1E293B"/>
                 <w:sz w:val="19"/>
               </w:rPr>
-              <w:t>HU-004 (Control de Estados)</w:t>
+              <w:t>HU-004 (Control de Estados y Encomiendas)</w:t>
             </w:r>
           </w:p>
         </w:tc>
@@ -6829,6 +7344,112 @@
           </w:p>
         </w:tc>
       </w:tr>
+      <w:tr>
+        <w:trPr>
+          <w:trHeight w:val="280"/>
+        </w:trPr>
+        <w:tc>
+          <w:tcPr>
+            <w:tcW w:type="dxa" w:w="2340"/>
+            <w:vAlign w:val="center"/>
+            <w:tcMar>
+              <w:top w:w="120" w:type="dxa"/>
+              <w:bottom w:w="120" w:type="dxa"/>
+              <w:left w:w="150" w:type="dxa"/>
+              <w:right w:w="150" w:type="dxa"/>
+            </w:tcMar>
+          </w:tcPr>
+          <w:p>
+            <w:pPr>
+              <w:spacing w:before="0" w:after="0" w:line="276" w:lineRule="auto"/>
+            </w:pPr>
+            <w:r>
+              <w:rPr>
+                <w:rFonts w:ascii="Calibri" w:hAnsi="Calibri"/>
+                <w:b/>
+                <w:color w:val="1E293B"/>
+                <w:sz w:val="19"/>
+              </w:rPr>
+              <w:t>RF-014</w:t>
+            </w:r>
+          </w:p>
+        </w:tc>
+        <w:tc>
+          <w:tcPr>
+            <w:tcW w:type="dxa" w:w="2340"/>
+            <w:vAlign w:val="center"/>
+            <w:tcMar>
+              <w:top w:w="120" w:type="dxa"/>
+              <w:bottom w:w="120" w:type="dxa"/>
+              <w:left w:w="150" w:type="dxa"/>
+              <w:right w:w="150" w:type="dxa"/>
+            </w:tcMar>
+          </w:tcPr>
+          <w:p>
+            <w:pPr>
+              <w:spacing w:before="0" w:after="0" w:line="276" w:lineRule="auto"/>
+            </w:pPr>
+            <w:r>
+              <w:rPr>
+                <w:rFonts w:ascii="Calibri" w:hAnsi="Calibri"/>
+                <w:color w:val="1E293B"/>
+                <w:sz w:val="19"/>
+              </w:rPr>
+              <w:t>HU-008 (Portal de Rastreo en Vivo)</w:t>
+            </w:r>
+          </w:p>
+        </w:tc>
+        <w:tc>
+          <w:tcPr>
+            <w:tcW w:type="dxa" w:w="2340"/>
+            <w:vAlign w:val="center"/>
+            <w:tcMar>
+              <w:top w:w="120" w:type="dxa"/>
+              <w:bottom w:w="120" w:type="dxa"/>
+              <w:left w:w="150" w:type="dxa"/>
+              <w:right w:w="150" w:type="dxa"/>
+            </w:tcMar>
+          </w:tcPr>
+          <w:p>
+            <w:pPr>
+              <w:spacing w:before="0" w:after="0" w:line="276" w:lineRule="auto"/>
+            </w:pPr>
+            <w:r>
+              <w:rPr>
+                <w:rFonts w:ascii="Calibri" w:hAnsi="Calibri"/>
+                <w:color w:val="1E293B"/>
+                <w:sz w:val="19"/>
+              </w:rPr>
+              <w:t>EP-05</w:t>
+            </w:r>
+          </w:p>
+        </w:tc>
+        <w:tc>
+          <w:tcPr>
+            <w:tcW w:type="dxa" w:w="2340"/>
+            <w:vAlign w:val="center"/>
+            <w:tcMar>
+              <w:top w:w="120" w:type="dxa"/>
+              <w:bottom w:w="120" w:type="dxa"/>
+              <w:left w:w="150" w:type="dxa"/>
+              <w:right w:w="150" w:type="dxa"/>
+            </w:tcMar>
+          </w:tcPr>
+          <w:p>
+            <w:pPr>
+              <w:spacing w:before="0" w:after="0" w:line="276" w:lineRule="auto"/>
+            </w:pPr>
+            <w:r>
+              <w:rPr>
+                <w:rFonts w:ascii="Consolas" w:hAnsi="Consolas"/>
+                <w:color w:val="C2410C"/>
+                <w:sz w:val="19"/>
+              </w:rPr>
+              <w:t>src/pages/RastreoPublico.tsx</w:t>
+            </w:r>
+          </w:p>
+        </w:tc>
+      </w:tr>
     </w:tbl>
     <w:p>
       <w:pPr>

--- a/docs/02_Requerimientos.docx
+++ b/docs/02_Requerimientos.docx
@@ -557,7 +557,7 @@
           <w:color w:val="F97316"/>
           <w:sz w:val="28"/>
         </w:rPr>
-        <w:t>3. MATRIZ DE REQUISITOS FUNCIONALES (RF-001 A RF-014)</w:t>
+        <w:t>3. MATRIZ DE REQUISITOS FUNCIONALES (RF-001 A RF-017)</w:t>
       </w:r>
     </w:p>
     <w:tbl>
@@ -2955,7 +2955,7 @@
                 <w:color w:val="1E293B"/>
                 <w:sz w:val="19"/>
               </w:rPr>
-              <w:t>Cálculo reactivo de totales de la jornada y modo privacidad de cifras en Soles.</w:t>
+              <w:t>Cálculo reactivo de totales de la jornada y conmutador granular de privacidad de cifras en Soles.</w:t>
             </w:r>
           </w:p>
         </w:tc>
@@ -3777,7 +3777,7 @@
                 <w:color w:val="1E293B"/>
                 <w:sz w:val="19"/>
               </w:rPr>
-              <w:t>.</w:t>
+              <w:t>, DNI o teléfono.</w:t>
             </w:r>
           </w:p>
         </w:tc>
@@ -3827,7 +3827,7 @@
                 <w:color w:val="1E293B"/>
                 <w:sz w:val="19"/>
               </w:rPr>
-              <w:t>Búsqueda reactiva, timeline de 4 hitos, datos de agencia/guía y enlace directo a soporte WhatsApp.</w:t>
+              <w:t>Búsqueda reactiva, timeline de 4 hitos, datos de agencia/guía, desglose de flete y garantías.</w:t>
             </w:r>
           </w:p>
         </w:tc>
@@ -3866,6 +3866,705 @@
               <w:left w:w="150" w:type="dxa"/>
               <w:right w:w="150" w:type="dxa"/>
             </w:tcMar>
+          </w:tcPr>
+          <w:p>
+            <w:pPr>
+              <w:spacing w:before="0" w:after="0" w:line="276" w:lineRule="auto"/>
+            </w:pPr>
+            <w:r>
+              <w:rPr>
+                <w:rFonts w:ascii="Calibri" w:hAnsi="Calibri"/>
+                <w:color w:val="1E293B"/>
+                <w:sz w:val="19"/>
+              </w:rPr>
+              <w:t>Implementado</w:t>
+            </w:r>
+          </w:p>
+        </w:tc>
+      </w:tr>
+      <w:tr>
+        <w:trPr>
+          <w:trHeight w:val="280"/>
+        </w:trPr>
+        <w:tc>
+          <w:tcPr>
+            <w:tcW w:type="dxa" w:w="1170"/>
+            <w:vAlign w:val="center"/>
+            <w:tcMar>
+              <w:top w:w="120" w:type="dxa"/>
+              <w:bottom w:w="120" w:type="dxa"/>
+              <w:left w:w="150" w:type="dxa"/>
+              <w:right w:w="150" w:type="dxa"/>
+            </w:tcMar>
+            <w:shd w:fill="F8FAFC"/>
+          </w:tcPr>
+          <w:p>
+            <w:pPr>
+              <w:spacing w:before="0" w:after="0" w:line="276" w:lineRule="auto"/>
+            </w:pPr>
+            <w:r>
+              <w:rPr>
+                <w:rFonts w:ascii="Calibri" w:hAnsi="Calibri"/>
+                <w:b/>
+                <w:color w:val="1E293B"/>
+                <w:sz w:val="19"/>
+              </w:rPr>
+              <w:t>RF-015</w:t>
+            </w:r>
+          </w:p>
+        </w:tc>
+        <w:tc>
+          <w:tcPr>
+            <w:tcW w:type="dxa" w:w="1170"/>
+            <w:vAlign w:val="center"/>
+            <w:tcMar>
+              <w:top w:w="120" w:type="dxa"/>
+              <w:bottom w:w="120" w:type="dxa"/>
+              <w:left w:w="150" w:type="dxa"/>
+              <w:right w:w="150" w:type="dxa"/>
+            </w:tcMar>
+            <w:shd w:fill="F8FAFC"/>
+          </w:tcPr>
+          <w:p>
+            <w:pPr>
+              <w:spacing w:before="0" w:after="0" w:line="276" w:lineRule="auto"/>
+            </w:pPr>
+            <w:r>
+              <w:rPr>
+                <w:rFonts w:ascii="Calibri" w:hAnsi="Calibri"/>
+                <w:color w:val="1E293B"/>
+                <w:sz w:val="19"/>
+              </w:rPr>
+              <w:t>Identificación DNI/RUC y Referencias</w:t>
+            </w:r>
+          </w:p>
+        </w:tc>
+        <w:tc>
+          <w:tcPr>
+            <w:tcW w:type="dxa" w:w="1170"/>
+            <w:vAlign w:val="center"/>
+            <w:tcMar>
+              <w:top w:w="120" w:type="dxa"/>
+              <w:bottom w:w="120" w:type="dxa"/>
+              <w:left w:w="150" w:type="dxa"/>
+              <w:right w:w="150" w:type="dxa"/>
+            </w:tcMar>
+            <w:shd w:fill="F8FAFC"/>
+          </w:tcPr>
+          <w:p>
+            <w:pPr>
+              <w:spacing w:before="0" w:after="0" w:line="276" w:lineRule="auto"/>
+            </w:pPr>
+            <w:r>
+              <w:rPr>
+                <w:rFonts w:ascii="Calibri" w:hAnsi="Calibri"/>
+                <w:color w:val="1E293B"/>
+                <w:sz w:val="19"/>
+              </w:rPr>
+              <w:t>Cliente / Admin</w:t>
+            </w:r>
+          </w:p>
+        </w:tc>
+        <w:tc>
+          <w:tcPr>
+            <w:tcW w:type="dxa" w:w="1170"/>
+            <w:vAlign w:val="center"/>
+            <w:tcMar>
+              <w:top w:w="120" w:type="dxa"/>
+              <w:bottom w:w="120" w:type="dxa"/>
+              <w:left w:w="150" w:type="dxa"/>
+              <w:right w:w="150" w:type="dxa"/>
+            </w:tcMar>
+            <w:shd w:fill="F8FAFC"/>
+          </w:tcPr>
+          <w:p>
+            <w:pPr>
+              <w:spacing w:before="0" w:after="0" w:line="276" w:lineRule="auto"/>
+            </w:pPr>
+            <w:r>
+              <w:rPr>
+                <w:rFonts w:ascii="Calibri" w:hAnsi="Calibri"/>
+                <w:color w:val="1E293B"/>
+                <w:sz w:val="19"/>
+              </w:rPr>
+              <w:t>El sistema debe capturar el DNI o RUC del cliente, exigiéndolo obligatoriamente para envíos nacionales por encomienda, además del distrito y referencia física.</w:t>
+            </w:r>
+          </w:p>
+        </w:tc>
+        <w:tc>
+          <w:tcPr>
+            <w:tcW w:type="dxa" w:w="1170"/>
+            <w:vAlign w:val="center"/>
+            <w:tcMar>
+              <w:top w:w="120" w:type="dxa"/>
+              <w:bottom w:w="120" w:type="dxa"/>
+              <w:left w:w="150" w:type="dxa"/>
+              <w:right w:w="150" w:type="dxa"/>
+            </w:tcMar>
+            <w:shd w:fill="F8FAFC"/>
+          </w:tcPr>
+          <w:p>
+            <w:pPr>
+              <w:spacing w:before="0" w:after="0" w:line="276" w:lineRule="auto"/>
+            </w:pPr>
+            <w:r>
+              <w:rPr>
+                <w:rFonts w:ascii="Calibri" w:hAnsi="Calibri"/>
+                <w:color w:val="1E293B"/>
+                <w:sz w:val="19"/>
+              </w:rPr>
+              <w:t>Alta</w:t>
+            </w:r>
+          </w:p>
+        </w:tc>
+        <w:tc>
+          <w:tcPr>
+            <w:tcW w:type="dxa" w:w="1170"/>
+            <w:vAlign w:val="center"/>
+            <w:tcMar>
+              <w:top w:w="120" w:type="dxa"/>
+              <w:bottom w:w="120" w:type="dxa"/>
+              <w:left w:w="150" w:type="dxa"/>
+              <w:right w:w="150" w:type="dxa"/>
+            </w:tcMar>
+            <w:shd w:fill="F8FAFC"/>
+          </w:tcPr>
+          <w:p>
+            <w:pPr>
+              <w:spacing w:before="0" w:after="0" w:line="276" w:lineRule="auto"/>
+            </w:pPr>
+            <w:r>
+              <w:rPr>
+                <w:rFonts w:ascii="Calibri" w:hAnsi="Calibri"/>
+                <w:color w:val="1E293B"/>
+                <w:sz w:val="19"/>
+              </w:rPr>
+              <w:t>Validación de formato numérico de documento (8 o 11 dígitos) y bloqueo de despacho interprovincial si no se provee.</w:t>
+            </w:r>
+          </w:p>
+        </w:tc>
+        <w:tc>
+          <w:tcPr>
+            <w:tcW w:type="dxa" w:w="1170"/>
+            <w:vAlign w:val="center"/>
+            <w:tcMar>
+              <w:top w:w="120" w:type="dxa"/>
+              <w:bottom w:w="120" w:type="dxa"/>
+              <w:left w:w="150" w:type="dxa"/>
+              <w:right w:w="150" w:type="dxa"/>
+            </w:tcMar>
+            <w:shd w:fill="F8FAFC"/>
+          </w:tcPr>
+          <w:p>
+            <w:pPr>
+              <w:spacing w:before="0" w:after="0" w:line="276" w:lineRule="auto"/>
+            </w:pPr>
+            <w:r>
+              <w:rPr>
+                <w:rFonts w:ascii="Calibri" w:hAnsi="Calibri"/>
+                <w:color w:val="1E293B"/>
+                <w:sz w:val="19"/>
+              </w:rPr>
+              <w:t>Pedidos</w:t>
+            </w:r>
+          </w:p>
+        </w:tc>
+        <w:tc>
+          <w:tcPr>
+            <w:tcW w:type="dxa" w:w="1170"/>
+            <w:vAlign w:val="center"/>
+            <w:tcMar>
+              <w:top w:w="120" w:type="dxa"/>
+              <w:bottom w:w="120" w:type="dxa"/>
+              <w:left w:w="150" w:type="dxa"/>
+              <w:right w:w="150" w:type="dxa"/>
+            </w:tcMar>
+            <w:shd w:fill="F8FAFC"/>
+          </w:tcPr>
+          <w:p>
+            <w:pPr>
+              <w:spacing w:before="0" w:after="0" w:line="276" w:lineRule="auto"/>
+            </w:pPr>
+            <w:r>
+              <w:rPr>
+                <w:rFonts w:ascii="Calibri" w:hAnsi="Calibri"/>
+                <w:color w:val="1E293B"/>
+                <w:sz w:val="19"/>
+              </w:rPr>
+              <w:t>Implementado</w:t>
+            </w:r>
+          </w:p>
+        </w:tc>
+      </w:tr>
+      <w:tr>
+        <w:trPr>
+          <w:trHeight w:val="280"/>
+        </w:trPr>
+        <w:tc>
+          <w:tcPr>
+            <w:tcW w:type="dxa" w:w="1170"/>
+            <w:vAlign w:val="center"/>
+            <w:tcMar>
+              <w:top w:w="120" w:type="dxa"/>
+              <w:bottom w:w="120" w:type="dxa"/>
+              <w:left w:w="150" w:type="dxa"/>
+              <w:right w:w="150" w:type="dxa"/>
+            </w:tcMar>
+          </w:tcPr>
+          <w:p>
+            <w:pPr>
+              <w:spacing w:before="0" w:after="0" w:line="276" w:lineRule="auto"/>
+            </w:pPr>
+            <w:r>
+              <w:rPr>
+                <w:rFonts w:ascii="Calibri" w:hAnsi="Calibri"/>
+                <w:b/>
+                <w:color w:val="1E293B"/>
+                <w:sz w:val="19"/>
+              </w:rPr>
+              <w:t>RF-016</w:t>
+            </w:r>
+          </w:p>
+        </w:tc>
+        <w:tc>
+          <w:tcPr>
+            <w:tcW w:type="dxa" w:w="1170"/>
+            <w:vAlign w:val="center"/>
+            <w:tcMar>
+              <w:top w:w="120" w:type="dxa"/>
+              <w:bottom w:w="120" w:type="dxa"/>
+              <w:left w:w="150" w:type="dxa"/>
+              <w:right w:w="150" w:type="dxa"/>
+            </w:tcMar>
+          </w:tcPr>
+          <w:p>
+            <w:pPr>
+              <w:spacing w:before="0" w:after="0" w:line="276" w:lineRule="auto"/>
+            </w:pPr>
+            <w:r>
+              <w:rPr>
+                <w:rFonts w:ascii="Calibri" w:hAnsi="Calibri"/>
+                <w:color w:val="1E293B"/>
+                <w:sz w:val="19"/>
+              </w:rPr>
+              <w:t>Métodos de Pago y Cupones Promocionales</w:t>
+            </w:r>
+          </w:p>
+        </w:tc>
+        <w:tc>
+          <w:tcPr>
+            <w:tcW w:type="dxa" w:w="1170"/>
+            <w:vAlign w:val="center"/>
+            <w:tcMar>
+              <w:top w:w="120" w:type="dxa"/>
+              <w:bottom w:w="120" w:type="dxa"/>
+              <w:left w:w="150" w:type="dxa"/>
+              <w:right w:w="150" w:type="dxa"/>
+            </w:tcMar>
+          </w:tcPr>
+          <w:p>
+            <w:pPr>
+              <w:spacing w:before="0" w:after="0" w:line="276" w:lineRule="auto"/>
+            </w:pPr>
+            <w:r>
+              <w:rPr>
+                <w:rFonts w:ascii="Calibri" w:hAnsi="Calibri"/>
+                <w:color w:val="1E293B"/>
+                <w:sz w:val="19"/>
+              </w:rPr>
+              <w:t>Cliente / Admin</w:t>
+            </w:r>
+          </w:p>
+        </w:tc>
+        <w:tc>
+          <w:tcPr>
+            <w:tcW w:type="dxa" w:w="1170"/>
+            <w:vAlign w:val="center"/>
+            <w:tcMar>
+              <w:top w:w="120" w:type="dxa"/>
+              <w:bottom w:w="120" w:type="dxa"/>
+              <w:left w:w="150" w:type="dxa"/>
+              <w:right w:w="150" w:type="dxa"/>
+            </w:tcMar>
+          </w:tcPr>
+          <w:p>
+            <w:pPr>
+              <w:spacing w:before="0" w:after="0" w:line="276" w:lineRule="auto"/>
+            </w:pPr>
+            <w:r>
+              <w:rPr>
+                <w:rFonts w:ascii="Calibri" w:hAnsi="Calibri"/>
+                <w:color w:val="1E293B"/>
+                <w:sz w:val="19"/>
+              </w:rPr>
+              <w:t>El sistema debe soportar registro de medios de pago locales (Yape, Plin, BCP, BBVA, Contra Entrega, Tarjeta), captura de N° de Operación y aplicación de cupones de descuento.</w:t>
+            </w:r>
+          </w:p>
+        </w:tc>
+        <w:tc>
+          <w:tcPr>
+            <w:tcW w:type="dxa" w:w="1170"/>
+            <w:vAlign w:val="center"/>
+            <w:tcMar>
+              <w:top w:w="120" w:type="dxa"/>
+              <w:bottom w:w="120" w:type="dxa"/>
+              <w:left w:w="150" w:type="dxa"/>
+              <w:right w:w="150" w:type="dxa"/>
+            </w:tcMar>
+          </w:tcPr>
+          <w:p>
+            <w:pPr>
+              <w:spacing w:before="0" w:after="0" w:line="276" w:lineRule="auto"/>
+            </w:pPr>
+            <w:r>
+              <w:rPr>
+                <w:rFonts w:ascii="Calibri" w:hAnsi="Calibri"/>
+                <w:color w:val="1E293B"/>
+                <w:sz w:val="19"/>
+              </w:rPr>
+              <w:t>Alta</w:t>
+            </w:r>
+          </w:p>
+        </w:tc>
+        <w:tc>
+          <w:tcPr>
+            <w:tcW w:type="dxa" w:w="1170"/>
+            <w:vAlign w:val="center"/>
+            <w:tcMar>
+              <w:top w:w="120" w:type="dxa"/>
+              <w:bottom w:w="120" w:type="dxa"/>
+              <w:left w:w="150" w:type="dxa"/>
+              <w:right w:w="150" w:type="dxa"/>
+            </w:tcMar>
+          </w:tcPr>
+          <w:p>
+            <w:pPr>
+              <w:spacing w:before="0" w:after="0" w:line="276" w:lineRule="auto"/>
+            </w:pPr>
+            <w:r>
+              <w:rPr>
+                <w:rFonts w:ascii="Calibri" w:hAnsi="Calibri"/>
+                <w:color w:val="1E293B"/>
+                <w:sz w:val="19"/>
+              </w:rPr>
+              <w:t>Validación de cupones en tiempo real (</w:t>
+            </w:r>
+            <w:r>
+              <w:rPr>
+                <w:rFonts w:ascii="Consolas" w:hAnsi="Consolas"/>
+                <w:color w:val="C2410C"/>
+                <w:sz w:val="19"/>
+              </w:rPr>
+              <w:t>LEOFIT10</w:t>
+            </w:r>
+            <w:r>
+              <w:rPr>
+                <w:rFonts w:ascii="Calibri" w:hAnsi="Calibri"/>
+                <w:color w:val="1E293B"/>
+                <w:sz w:val="19"/>
+              </w:rPr>
+              <w:t xml:space="preserve">, </w:t>
+            </w:r>
+            <w:r>
+              <w:rPr>
+                <w:rFonts w:ascii="Consolas" w:hAnsi="Consolas"/>
+                <w:color w:val="C2410C"/>
+                <w:sz w:val="19"/>
+              </w:rPr>
+              <w:t>PROMOVERANO</w:t>
+            </w:r>
+            <w:r>
+              <w:rPr>
+                <w:rFonts w:ascii="Calibri" w:hAnsi="Calibri"/>
+                <w:color w:val="1E293B"/>
+                <w:sz w:val="19"/>
+              </w:rPr>
+              <w:t xml:space="preserve">, </w:t>
+            </w:r>
+            <w:r>
+              <w:rPr>
+                <w:rFonts w:ascii="Consolas" w:hAnsi="Consolas"/>
+                <w:color w:val="C2410C"/>
+                <w:sz w:val="19"/>
+              </w:rPr>
+              <w:t>ENVIOGRATIS</w:t>
+            </w:r>
+            <w:r>
+              <w:rPr>
+                <w:rFonts w:ascii="Calibri" w:hAnsi="Calibri"/>
+                <w:color w:val="1E293B"/>
+                <w:sz w:val="19"/>
+              </w:rPr>
+              <w:t>) con recálculo dinámico de la liquidación.</w:t>
+            </w:r>
+          </w:p>
+        </w:tc>
+        <w:tc>
+          <w:tcPr>
+            <w:tcW w:type="dxa" w:w="1170"/>
+            <w:vAlign w:val="center"/>
+            <w:tcMar>
+              <w:top w:w="120" w:type="dxa"/>
+              <w:bottom w:w="120" w:type="dxa"/>
+              <w:left w:w="150" w:type="dxa"/>
+              <w:right w:w="150" w:type="dxa"/>
+            </w:tcMar>
+          </w:tcPr>
+          <w:p>
+            <w:pPr>
+              <w:spacing w:before="0" w:after="0" w:line="276" w:lineRule="auto"/>
+            </w:pPr>
+            <w:r>
+              <w:rPr>
+                <w:rFonts w:ascii="Calibri" w:hAnsi="Calibri"/>
+                <w:color w:val="1E293B"/>
+                <w:sz w:val="19"/>
+              </w:rPr>
+              <w:t>Facturación</w:t>
+            </w:r>
+          </w:p>
+        </w:tc>
+        <w:tc>
+          <w:tcPr>
+            <w:tcW w:type="dxa" w:w="1170"/>
+            <w:vAlign w:val="center"/>
+            <w:tcMar>
+              <w:top w:w="120" w:type="dxa"/>
+              <w:bottom w:w="120" w:type="dxa"/>
+              <w:left w:w="150" w:type="dxa"/>
+              <w:right w:w="150" w:type="dxa"/>
+            </w:tcMar>
+          </w:tcPr>
+          <w:p>
+            <w:pPr>
+              <w:spacing w:before="0" w:after="0" w:line="276" w:lineRule="auto"/>
+            </w:pPr>
+            <w:r>
+              <w:rPr>
+                <w:rFonts w:ascii="Calibri" w:hAnsi="Calibri"/>
+                <w:color w:val="1E293B"/>
+                <w:sz w:val="19"/>
+              </w:rPr>
+              <w:t>Implementado</w:t>
+            </w:r>
+          </w:p>
+        </w:tc>
+      </w:tr>
+      <w:tr>
+        <w:trPr>
+          <w:trHeight w:val="280"/>
+        </w:trPr>
+        <w:tc>
+          <w:tcPr>
+            <w:tcW w:type="dxa" w:w="1170"/>
+            <w:vAlign w:val="center"/>
+            <w:tcMar>
+              <w:top w:w="120" w:type="dxa"/>
+              <w:bottom w:w="120" w:type="dxa"/>
+              <w:left w:w="150" w:type="dxa"/>
+              <w:right w:w="150" w:type="dxa"/>
+            </w:tcMar>
+            <w:shd w:fill="F8FAFC"/>
+          </w:tcPr>
+          <w:p>
+            <w:pPr>
+              <w:spacing w:before="0" w:after="0" w:line="276" w:lineRule="auto"/>
+            </w:pPr>
+            <w:r>
+              <w:rPr>
+                <w:rFonts w:ascii="Calibri" w:hAnsi="Calibri"/>
+                <w:b/>
+                <w:color w:val="1E293B"/>
+                <w:sz w:val="19"/>
+              </w:rPr>
+              <w:t>RF-017</w:t>
+            </w:r>
+          </w:p>
+        </w:tc>
+        <w:tc>
+          <w:tcPr>
+            <w:tcW w:type="dxa" w:w="1170"/>
+            <w:vAlign w:val="center"/>
+            <w:tcMar>
+              <w:top w:w="120" w:type="dxa"/>
+              <w:bottom w:w="120" w:type="dxa"/>
+              <w:left w:w="150" w:type="dxa"/>
+              <w:right w:w="150" w:type="dxa"/>
+            </w:tcMar>
+            <w:shd w:fill="F8FAFC"/>
+          </w:tcPr>
+          <w:p>
+            <w:pPr>
+              <w:spacing w:before="0" w:after="0" w:line="276" w:lineRule="auto"/>
+            </w:pPr>
+            <w:r>
+              <w:rPr>
+                <w:rFonts w:ascii="Calibri" w:hAnsi="Calibri"/>
+                <w:color w:val="1E293B"/>
+                <w:sz w:val="19"/>
+              </w:rPr>
+              <w:t>Urgencia de Inventario y Garantías</w:t>
+            </w:r>
+          </w:p>
+        </w:tc>
+        <w:tc>
+          <w:tcPr>
+            <w:tcW w:type="dxa" w:w="1170"/>
+            <w:vAlign w:val="center"/>
+            <w:tcMar>
+              <w:top w:w="120" w:type="dxa"/>
+              <w:bottom w:w="120" w:type="dxa"/>
+              <w:left w:w="150" w:type="dxa"/>
+              <w:right w:w="150" w:type="dxa"/>
+            </w:tcMar>
+            <w:shd w:fill="F8FAFC"/>
+          </w:tcPr>
+          <w:p>
+            <w:pPr>
+              <w:spacing w:before="0" w:after="0" w:line="276" w:lineRule="auto"/>
+            </w:pPr>
+            <w:r>
+              <w:rPr>
+                <w:rFonts w:ascii="Calibri" w:hAnsi="Calibri"/>
+                <w:color w:val="1E293B"/>
+                <w:sz w:val="19"/>
+              </w:rPr>
+              <w:t>Cliente / Admin</w:t>
+            </w:r>
+          </w:p>
+        </w:tc>
+        <w:tc>
+          <w:tcPr>
+            <w:tcW w:type="dxa" w:w="1170"/>
+            <w:vAlign w:val="center"/>
+            <w:tcMar>
+              <w:top w:w="120" w:type="dxa"/>
+              <w:bottom w:w="120" w:type="dxa"/>
+              <w:left w:w="150" w:type="dxa"/>
+              <w:right w:w="150" w:type="dxa"/>
+            </w:tcMar>
+            <w:shd w:fill="F8FAFC"/>
+          </w:tcPr>
+          <w:p>
+            <w:pPr>
+              <w:spacing w:before="0" w:after="0" w:line="276" w:lineRule="auto"/>
+            </w:pPr>
+            <w:r>
+              <w:rPr>
+                <w:rFonts w:ascii="Calibri" w:hAnsi="Calibri"/>
+                <w:color w:val="1E293B"/>
+                <w:sz w:val="19"/>
+              </w:rPr>
+              <w:t>El sistema debe desplegar insignias de stock crítico (</w:t>
+            </w:r>
+            <w:r>
+              <w:rPr>
+                <w:rFonts w:ascii="Calibri" w:hAnsi="Calibri"/>
+                <w:i/>
+                <w:color w:val="1E293B"/>
+                <w:sz w:val="19"/>
+              </w:rPr>
+              <w:t>≤ 5</w:t>
+            </w:r>
+            <w:r>
+              <w:rPr>
+                <w:rFonts w:ascii="Calibri" w:hAnsi="Calibri"/>
+                <w:color w:val="1E293B"/>
+                <w:sz w:val="19"/>
+              </w:rPr>
+              <w:t xml:space="preserve"> unidades) en prendas seleccionadas e incluir la cláusula de garantía de satisfacción y cambio de talla.</w:t>
+            </w:r>
+          </w:p>
+        </w:tc>
+        <w:tc>
+          <w:tcPr>
+            <w:tcW w:type="dxa" w:w="1170"/>
+            <w:vAlign w:val="center"/>
+            <w:tcMar>
+              <w:top w:w="120" w:type="dxa"/>
+              <w:bottom w:w="120" w:type="dxa"/>
+              <w:left w:w="150" w:type="dxa"/>
+              <w:right w:w="150" w:type="dxa"/>
+            </w:tcMar>
+            <w:shd w:fill="F8FAFC"/>
+          </w:tcPr>
+          <w:p>
+            <w:pPr>
+              <w:spacing w:before="0" w:after="0" w:line="276" w:lineRule="auto"/>
+            </w:pPr>
+            <w:r>
+              <w:rPr>
+                <w:rFonts w:ascii="Calibri" w:hAnsi="Calibri"/>
+                <w:color w:val="1E293B"/>
+                <w:sz w:val="19"/>
+              </w:rPr>
+              <w:t>Media</w:t>
+            </w:r>
+          </w:p>
+        </w:tc>
+        <w:tc>
+          <w:tcPr>
+            <w:tcW w:type="dxa" w:w="1170"/>
+            <w:vAlign w:val="center"/>
+            <w:tcMar>
+              <w:top w:w="120" w:type="dxa"/>
+              <w:bottom w:w="120" w:type="dxa"/>
+              <w:left w:w="150" w:type="dxa"/>
+              <w:right w:w="150" w:type="dxa"/>
+            </w:tcMar>
+            <w:shd w:fill="F8FAFC"/>
+          </w:tcPr>
+          <w:p>
+            <w:pPr>
+              <w:spacing w:before="0" w:after="0" w:line="276" w:lineRule="auto"/>
+            </w:pPr>
+            <w:r>
+              <w:rPr>
+                <w:rFonts w:ascii="Calibri" w:hAnsi="Calibri"/>
+                <w:color w:val="1E293B"/>
+                <w:sz w:val="19"/>
+              </w:rPr>
+              <w:t>Alerta visual en el selector de prendas y presentación de la tarjeta de Garantía Oficial LeoFit en orden y rastreo.</w:t>
+            </w:r>
+          </w:p>
+        </w:tc>
+        <w:tc>
+          <w:tcPr>
+            <w:tcW w:type="dxa" w:w="1170"/>
+            <w:vAlign w:val="center"/>
+            <w:tcMar>
+              <w:top w:w="120" w:type="dxa"/>
+              <w:bottom w:w="120" w:type="dxa"/>
+              <w:left w:w="150" w:type="dxa"/>
+              <w:right w:w="150" w:type="dxa"/>
+            </w:tcMar>
+            <w:shd w:fill="F8FAFC"/>
+          </w:tcPr>
+          <w:p>
+            <w:pPr>
+              <w:spacing w:before="0" w:after="0" w:line="276" w:lineRule="auto"/>
+            </w:pPr>
+            <w:r>
+              <w:rPr>
+                <w:rFonts w:ascii="Calibri" w:hAnsi="Calibri"/>
+                <w:color w:val="1E293B"/>
+                <w:sz w:val="19"/>
+              </w:rPr>
+              <w:t>Catálogo / UX</w:t>
+            </w:r>
+          </w:p>
+        </w:tc>
+        <w:tc>
+          <w:tcPr>
+            <w:tcW w:type="dxa" w:w="1170"/>
+            <w:vAlign w:val="center"/>
+            <w:tcMar>
+              <w:top w:w="120" w:type="dxa"/>
+              <w:bottom w:w="120" w:type="dxa"/>
+              <w:left w:w="150" w:type="dxa"/>
+              <w:right w:w="150" w:type="dxa"/>
+            </w:tcMar>
+            <w:shd w:fill="F8FAFC"/>
           </w:tcPr>
           <w:p>
             <w:pPr>
@@ -5865,7 +6564,7 @@
                 <w:color w:val="1E293B"/>
                 <w:sz w:val="19"/>
               </w:rPr>
-              <w:t>Las opciones de edición y cifras monetarias pueden ocultarse con un clic.</w:t>
+              <w:t>Las opciones de edición y cifras monetarias pueden ocultarse de forma granular.</w:t>
             </w:r>
           </w:p>
         </w:tc>
@@ -5890,7 +6589,7 @@
                 <w:color w:val="1E293B"/>
                 <w:sz w:val="19"/>
               </w:rPr>
-              <w:t>Denegación inmediata de acceso sin sesión y modo privacidad activable.</w:t>
+              <w:t>Denegación inmediata de acceso sin sesión y toggles de privacidad por métrica.</w:t>
             </w:r>
           </w:p>
         </w:tc>
@@ -6613,7 +7312,7 @@
                 <w:color w:val="1E293B"/>
                 <w:sz w:val="19"/>
               </w:rPr>
-              <w:t>RF-001, RF-002</w:t>
+              <w:t>RF-001, RF-002, RF-017</w:t>
             </w:r>
           </w:p>
         </w:tc>
@@ -6639,7 +7338,7 @@
                 <w:color w:val="1E293B"/>
                 <w:sz w:val="19"/>
               </w:rPr>
-              <w:t>HU-001 (Filtrado de Catálogo)</w:t>
+              <w:t>HU-001 (Filtrado de Catálogo e Inventario)</w:t>
             </w:r>
           </w:p>
         </w:tc>
@@ -6747,7 +7446,7 @@
                 <w:color w:val="1E293B"/>
                 <w:sz w:val="19"/>
               </w:rPr>
-              <w:t>HU-002 (Carrito de Compras)</w:t>
+              <w:t>HU-002 (Carrito de Compras Reactivo)</w:t>
             </w:r>
           </w:p>
         </w:tc>
@@ -6829,7 +7528,7 @@
                 <w:color w:val="1E293B"/>
                 <w:sz w:val="19"/>
               </w:rPr>
-              <w:t>RF-005, RF-006, RF-011, RF-013</w:t>
+              <w:t>RF-005, RF-006, RF-011, RF-013, RF-015, RF-016</w:t>
             </w:r>
           </w:p>
         </w:tc>
@@ -6855,7 +7554,7 @@
                 <w:color w:val="1E293B"/>
                 <w:sz w:val="19"/>
               </w:rPr>
-              <w:t>HU-003 (Registro y Despacho de Pedidos)</w:t>
+              <w:t>HU-003 (Registro, DNI, Pago y Despacho de Pedidos)</w:t>
             </w:r>
           </w:p>
         </w:tc>
@@ -6938,7 +7637,7 @@
                 <w:color w:val="1E293B"/>
                 <w:sz w:val="19"/>
               </w:rPr>
-              <w:t>RF-007, RF-008, RF-013</w:t>
+              <w:t>RF-007, RF-008, RF-013, RF-015, RF-016</w:t>
             </w:r>
           </w:p>
         </w:tc>
@@ -6963,7 +7662,7 @@
                 <w:color w:val="1E293B"/>
                 <w:sz w:val="19"/>
               </w:rPr>
-              <w:t>HU-004 (Control de Estados y Encomiendas)</w:t>
+              <w:t>HU-004 (Control de Estados, Pagos y Encomiendas)</w:t>
             </w:r>
           </w:p>
         </w:tc>
@@ -7045,7 +7744,7 @@
                 <w:color w:val="1E293B"/>
                 <w:sz w:val="19"/>
               </w:rPr>
-              <w:t>RF-009</w:t>
+              <w:t>RF-009, RF-017</w:t>
             </w:r>
           </w:p>
         </w:tc>
@@ -7071,7 +7770,7 @@
                 <w:color w:val="1E293B"/>
                 <w:sz w:val="19"/>
               </w:rPr>
-              <w:t>HU-006 (Gestión de Inventario)</w:t>
+              <w:t>HU-006 (Gestión de Inventario y Stock Crítico)</w:t>
             </w:r>
           </w:p>
         </w:tc>
@@ -7179,7 +7878,7 @@
                 <w:color w:val="1E293B"/>
                 <w:sz w:val="19"/>
               </w:rPr>
-              <w:t>HU-005 (Métricas de Dashboard)</w:t>
+              <w:t>HU-005 (Métricas de Dashboard con Privacidad)</w:t>
             </w:r>
           </w:p>
         </w:tc>
@@ -7287,7 +7986,7 @@
                 <w:color w:val="1E293B"/>
                 <w:sz w:val="19"/>
               </w:rPr>
-              <w:t>HU-007 (Seguridad y Acceso)</w:t>
+              <w:t>HU-007 (Seguridad y Acceso Administrativo)</w:t>
             </w:r>
           </w:p>
         </w:tc>
@@ -7370,7 +8069,7 @@
                 <w:color w:val="1E293B"/>
                 <w:sz w:val="19"/>
               </w:rPr>
-              <w:t>RF-014</w:t>
+              <w:t>RF-014, RF-015, RF-017</w:t>
             </w:r>
           </w:p>
         </w:tc>
@@ -7395,7 +8094,7 @@
                 <w:color w:val="1E293B"/>
                 <w:sz w:val="19"/>
               </w:rPr>
-              <w:t>HU-008 (Portal de Rastreo en Vivo)</w:t>
+              <w:t>HU-008 (Portal de Rastreo en Vivo con DNI y Garantías)</w:t>
             </w:r>
           </w:p>
         </w:tc>

--- a/docs/02_Requerimientos.docx
+++ b/docs/02_Requerimientos.docx
@@ -4581,6 +4581,228 @@
           </w:p>
         </w:tc>
       </w:tr>
+      <w:tr>
+        <w:trPr>
+          <w:trHeight w:val="280"/>
+        </w:trPr>
+        <w:tc>
+          <w:tcPr>
+            <w:tcW w:type="dxa" w:w="1170"/>
+            <w:vAlign w:val="center"/>
+            <w:tcMar>
+              <w:top w:w="120" w:type="dxa"/>
+              <w:bottom w:w="120" w:type="dxa"/>
+              <w:left w:w="150" w:type="dxa"/>
+              <w:right w:w="150" w:type="dxa"/>
+            </w:tcMar>
+          </w:tcPr>
+          <w:p>
+            <w:pPr>
+              <w:spacing w:before="0" w:after="0" w:line="276" w:lineRule="auto"/>
+            </w:pPr>
+            <w:r>
+              <w:rPr>
+                <w:rFonts w:ascii="Calibri" w:hAnsi="Calibri"/>
+                <w:b/>
+                <w:color w:val="1E293B"/>
+                <w:sz w:val="19"/>
+              </w:rPr>
+              <w:t>RF-018</w:t>
+            </w:r>
+          </w:p>
+        </w:tc>
+        <w:tc>
+          <w:tcPr>
+            <w:tcW w:type="dxa" w:w="1170"/>
+            <w:vAlign w:val="center"/>
+            <w:tcMar>
+              <w:top w:w="120" w:type="dxa"/>
+              <w:bottom w:w="120" w:type="dxa"/>
+              <w:left w:w="150" w:type="dxa"/>
+              <w:right w:w="150" w:type="dxa"/>
+            </w:tcMar>
+          </w:tcPr>
+          <w:p>
+            <w:pPr>
+              <w:spacing w:before="0" w:after="0" w:line="276" w:lineRule="auto"/>
+            </w:pPr>
+            <w:r>
+              <w:rPr>
+                <w:rFonts w:ascii="Calibri" w:hAnsi="Calibri"/>
+                <w:color w:val="1E293B"/>
+                <w:sz w:val="19"/>
+              </w:rPr>
+              <w:t>Emisión de Recibos PDF y Rótulos</w:t>
+            </w:r>
+          </w:p>
+        </w:tc>
+        <w:tc>
+          <w:tcPr>
+            <w:tcW w:type="dxa" w:w="1170"/>
+            <w:vAlign w:val="center"/>
+            <w:tcMar>
+              <w:top w:w="120" w:type="dxa"/>
+              <w:bottom w:w="120" w:type="dxa"/>
+              <w:left w:w="150" w:type="dxa"/>
+              <w:right w:w="150" w:type="dxa"/>
+            </w:tcMar>
+          </w:tcPr>
+          <w:p>
+            <w:pPr>
+              <w:spacing w:before="0" w:after="0" w:line="276" w:lineRule="auto"/>
+            </w:pPr>
+            <w:r>
+              <w:rPr>
+                <w:rFonts w:ascii="Calibri" w:hAnsi="Calibri"/>
+                <w:color w:val="1E293B"/>
+                <w:sz w:val="19"/>
+              </w:rPr>
+              <w:t>Cliente / Admin</w:t>
+            </w:r>
+          </w:p>
+        </w:tc>
+        <w:tc>
+          <w:tcPr>
+            <w:tcW w:type="dxa" w:w="1170"/>
+            <w:vAlign w:val="center"/>
+            <w:tcMar>
+              <w:top w:w="120" w:type="dxa"/>
+              <w:bottom w:w="120" w:type="dxa"/>
+              <w:left w:w="150" w:type="dxa"/>
+              <w:right w:w="150" w:type="dxa"/>
+            </w:tcMar>
+          </w:tcPr>
+          <w:p>
+            <w:pPr>
+              <w:spacing w:before="0" w:after="0" w:line="276" w:lineRule="auto"/>
+            </w:pPr>
+            <w:r>
+              <w:rPr>
+                <w:rFonts w:ascii="Calibri" w:hAnsi="Calibri"/>
+                <w:color w:val="1E293B"/>
+                <w:sz w:val="19"/>
+              </w:rPr>
+              <w:t>El sistema debe generar recibos digitales oficiales en PDF y rótulos de despacho adhesivos para agencias de encomienda (Shalom / Olva), con opción de impresión y envío directo por WhatsApp.</w:t>
+            </w:r>
+          </w:p>
+        </w:tc>
+        <w:tc>
+          <w:tcPr>
+            <w:tcW w:type="dxa" w:w="1170"/>
+            <w:vAlign w:val="center"/>
+            <w:tcMar>
+              <w:top w:w="120" w:type="dxa"/>
+              <w:bottom w:w="120" w:type="dxa"/>
+              <w:left w:w="150" w:type="dxa"/>
+              <w:right w:w="150" w:type="dxa"/>
+            </w:tcMar>
+          </w:tcPr>
+          <w:p>
+            <w:pPr>
+              <w:spacing w:before="0" w:after="0" w:line="276" w:lineRule="auto"/>
+            </w:pPr>
+            <w:r>
+              <w:rPr>
+                <w:rFonts w:ascii="Calibri" w:hAnsi="Calibri"/>
+                <w:color w:val="1E293B"/>
+                <w:sz w:val="19"/>
+              </w:rPr>
+              <w:t>Alta</w:t>
+            </w:r>
+          </w:p>
+        </w:tc>
+        <w:tc>
+          <w:tcPr>
+            <w:tcW w:type="dxa" w:w="1170"/>
+            <w:vAlign w:val="center"/>
+            <w:tcMar>
+              <w:top w:w="120" w:type="dxa"/>
+              <w:bottom w:w="120" w:type="dxa"/>
+              <w:left w:w="150" w:type="dxa"/>
+              <w:right w:w="150" w:type="dxa"/>
+            </w:tcMar>
+          </w:tcPr>
+          <w:p>
+            <w:pPr>
+              <w:spacing w:before="0" w:after="0" w:line="276" w:lineRule="auto"/>
+            </w:pPr>
+            <w:r>
+              <w:rPr>
+                <w:rFonts w:ascii="Calibri" w:hAnsi="Calibri"/>
+                <w:color w:val="1E293B"/>
+                <w:sz w:val="19"/>
+              </w:rPr>
+              <w:t xml:space="preserve">Modal interactivo con selector de vista (Recibo vs Rótulo), estilos de impresión </w:t>
+            </w:r>
+            <w:r>
+              <w:rPr>
+                <w:rFonts w:ascii="Consolas" w:hAnsi="Consolas"/>
+                <w:color w:val="C2410C"/>
+                <w:sz w:val="19"/>
+              </w:rPr>
+              <w:t>@media print</w:t>
+            </w:r>
+            <w:r>
+              <w:rPr>
+                <w:rFonts w:ascii="Calibri" w:hAnsi="Calibri"/>
+                <w:color w:val="1E293B"/>
+                <w:sz w:val="19"/>
+              </w:rPr>
+              <w:t xml:space="preserve"> y enlace WhatsApp con deep-link.</w:t>
+            </w:r>
+          </w:p>
+        </w:tc>
+        <w:tc>
+          <w:tcPr>
+            <w:tcW w:type="dxa" w:w="1170"/>
+            <w:vAlign w:val="center"/>
+            <w:tcMar>
+              <w:top w:w="120" w:type="dxa"/>
+              <w:bottom w:w="120" w:type="dxa"/>
+              <w:left w:w="150" w:type="dxa"/>
+              <w:right w:w="150" w:type="dxa"/>
+            </w:tcMar>
+          </w:tcPr>
+          <w:p>
+            <w:pPr>
+              <w:spacing w:before="0" w:after="0" w:line="276" w:lineRule="auto"/>
+            </w:pPr>
+            <w:r>
+              <w:rPr>
+                <w:rFonts w:ascii="Calibri" w:hAnsi="Calibri"/>
+                <w:color w:val="1E293B"/>
+                <w:sz w:val="19"/>
+              </w:rPr>
+              <w:t>Comprobantes</w:t>
+            </w:r>
+          </w:p>
+        </w:tc>
+        <w:tc>
+          <w:tcPr>
+            <w:tcW w:type="dxa" w:w="1170"/>
+            <w:vAlign w:val="center"/>
+            <w:tcMar>
+              <w:top w:w="120" w:type="dxa"/>
+              <w:bottom w:w="120" w:type="dxa"/>
+              <w:left w:w="150" w:type="dxa"/>
+              <w:right w:w="150" w:type="dxa"/>
+            </w:tcMar>
+          </w:tcPr>
+          <w:p>
+            <w:pPr>
+              <w:spacing w:before="0" w:after="0" w:line="276" w:lineRule="auto"/>
+            </w:pPr>
+            <w:r>
+              <w:rPr>
+                <w:rFonts w:ascii="Calibri" w:hAnsi="Calibri"/>
+                <w:color w:val="1E293B"/>
+                <w:sz w:val="19"/>
+              </w:rPr>
+              <w:t>Implementado</w:t>
+            </w:r>
+          </w:p>
+        </w:tc>
+      </w:tr>
     </w:tbl>
     <w:p>
       <w:pPr>
@@ -7528,7 +7750,7 @@
                 <w:color w:val="1E293B"/>
                 <w:sz w:val="19"/>
               </w:rPr>
-              <w:t>RF-005, RF-006, RF-011, RF-013, RF-015, RF-016</w:t>
+              <w:t>RF-005, RF-006, RF-011, RF-013, RF-015, RF-016, RF-018</w:t>
             </w:r>
           </w:p>
         </w:tc>
@@ -7554,7 +7776,7 @@
                 <w:color w:val="1E293B"/>
                 <w:sz w:val="19"/>
               </w:rPr>
-              <w:t>HU-003 (Registro, DNI, Pago y Despacho de Pedidos)</w:t>
+              <w:t>HU-003 (Registro, DNI, Pago, Recibo y Despacho)</w:t>
             </w:r>
           </w:p>
         </w:tc>
@@ -7637,7 +7859,7 @@
                 <w:color w:val="1E293B"/>
                 <w:sz w:val="19"/>
               </w:rPr>
-              <w:t>RF-007, RF-008, RF-013, RF-015, RF-016</w:t>
+              <w:t>RF-007, RF-008, RF-013, RF-015, RF-016, RF-018</w:t>
             </w:r>
           </w:p>
         </w:tc>
@@ -7662,7 +7884,7 @@
                 <w:color w:val="1E293B"/>
                 <w:sz w:val="19"/>
               </w:rPr>
-              <w:t>HU-004 (Control de Estados, Pagos y Encomiendas)</w:t>
+              <w:t>HU-004 (Control de Estados, Pagos, Recibos y Rótulos)</w:t>
             </w:r>
           </w:p>
         </w:tc>
@@ -8069,7 +8291,7 @@
                 <w:color w:val="1E293B"/>
                 <w:sz w:val="19"/>
               </w:rPr>
-              <w:t>RF-014, RF-015, RF-017</w:t>
+              <w:t>RF-014, RF-015, RF-017, RF-018</w:t>
             </w:r>
           </w:p>
         </w:tc>
@@ -8094,7 +8316,7 @@
                 <w:color w:val="1E293B"/>
                 <w:sz w:val="19"/>
               </w:rPr>
-              <w:t>HU-008 (Portal de Rastreo en Vivo con DNI y Garantías)</w:t>
+              <w:t>HU-008 (Portal de Rastreo con Recibos y Garantías)</w:t>
             </w:r>
           </w:p>
         </w:tc>
